--- a/docs/TEAM_SETUP_VSCODE.docx
+++ b/docs/TEAM_SETUP_VSCODE.docx
@@ -4,13 +4,12 @@
   <w:body>
     <w:p>
       <w:pPr>
-        <w:spacing w:after="40"/>
+        <w:spacing w:after="0"/>
       </w:pPr>
       <w:r>
         <w:rPr>
           <w:rFonts w:ascii="Calibri" w:hAnsi="Calibri" w:eastAsia="Calibri"/>
           <w:b/>
-          <w:i w:val="0"/>
           <w:color w:val="1F3A5F"/>
           <w:sz w:val="52"/>
         </w:rPr>
@@ -19,13 +18,12 @@
     </w:p>
     <w:p>
       <w:pPr>
-        <w:spacing w:after="200"/>
+        <w:spacing w:after="160"/>
       </w:pPr>
       <w:r>
         <w:rPr>
           <w:rFonts w:ascii="Calibri" w:hAnsi="Calibri" w:eastAsia="Calibri"/>
           <w:b w:val="0"/>
-          <w:i w:val="0"/>
           <w:color w:val="0F6E6E"/>
           <w:sz w:val="28"/>
         </w:rPr>
@@ -40,7 +38,6 @@
         <w:rPr>
           <w:rFonts w:ascii="Calibri" w:hAnsi="Calibri" w:eastAsia="Calibri"/>
           <w:b w:val="0"/>
-          <w:i w:val="0"/>
           <w:sz w:val="22"/>
         </w:rPr>
         <w:t xml:space="preserve">This project is a Playwright + Cucumber (BDD) automation suite. </w:t>
@@ -49,7 +46,6 @@
         <w:rPr>
           <w:rFonts w:ascii="Calibri" w:hAnsi="Calibri" w:eastAsia="Calibri"/>
           <w:b/>
-          <w:i w:val="0"/>
           <w:sz w:val="22"/>
         </w:rPr>
         <w:t>You do not need Cursor. VS Code is enough.</w:t>
@@ -63,7 +59,6 @@
         <w:rPr>
           <w:rFonts w:ascii="Calibri" w:hAnsi="Calibri" w:eastAsia="Calibri"/>
           <w:b w:val="0"/>
-          <w:i w:val="0"/>
           <w:sz w:val="22"/>
         </w:rPr>
         <w:t>Architecture:</w:t>
@@ -71,30 +66,28 @@
     </w:p>
     <w:p>
       <w:pPr>
-        <w:spacing w:before="80" w:after="160"/>
-        <w:ind w:left="216"/>
+        <w:spacing w:before="40" w:after="160"/>
+        <w:ind w:left="173"/>
         <w:shd w:fill="F4F6F8" w:val="clear"/>
       </w:pPr>
       <w:r>
         <w:rPr>
           <w:rFonts w:ascii="Consolas" w:hAnsi="Consolas" w:eastAsia="Consolas"/>
           <w:b w:val="0"/>
-          <w:i w:val="0"/>
           <w:color w:val="1A1A1A"/>
-          <w:sz w:val="20"/>
+          <w:sz w:val="18"/>
         </w:rPr>
         <w:t>Feature Files  →  Step Definitions  →  Page Objects</w:t>
       </w:r>
     </w:p>
     <w:p>
       <w:pPr>
-        <w:spacing w:before="320" w:after="120"/>
+        <w:spacing w:before="280" w:after="80"/>
       </w:pPr>
       <w:r>
         <w:rPr>
           <w:rFonts w:ascii="Calibri" w:hAnsi="Calibri" w:eastAsia="Calibri"/>
           <w:b/>
-          <w:i w:val="0"/>
           <w:color w:val="1F3A5F"/>
           <w:sz w:val="32"/>
         </w:rPr>
@@ -110,7 +103,6 @@
         <w:rPr>
           <w:rFonts w:ascii="Calibri" w:hAnsi="Calibri" w:eastAsia="Calibri"/>
           <w:b w:val="0"/>
-          <w:i w:val="0"/>
           <w:sz w:val="22"/>
         </w:rPr>
         <w:t xml:space="preserve">Install </w:t>
@@ -136,7 +128,6 @@
         <w:rPr>
           <w:rFonts w:ascii="Calibri" w:hAnsi="Calibri" w:eastAsia="Calibri"/>
           <w:b w:val="0"/>
-          <w:i w:val="0"/>
           <w:sz w:val="22"/>
         </w:rPr>
         <w:t xml:space="preserve">Install </w:t>
@@ -162,7 +153,6 @@
         <w:rPr>
           <w:rFonts w:ascii="Calibri" w:hAnsi="Calibri" w:eastAsia="Calibri"/>
           <w:b w:val="0"/>
-          <w:i w:val="0"/>
           <w:sz w:val="22"/>
         </w:rPr>
         <w:t>Confirm in a terminal:</w:t>
@@ -170,17 +160,16 @@
     </w:p>
     <w:p>
       <w:pPr>
-        <w:spacing w:before="80" w:after="160"/>
-        <w:ind w:left="216"/>
+        <w:spacing w:before="40" w:after="160"/>
+        <w:ind w:left="173"/>
         <w:shd w:fill="F4F6F8" w:val="clear"/>
       </w:pPr>
       <w:r>
         <w:rPr>
           <w:rFonts w:ascii="Consolas" w:hAnsi="Consolas" w:eastAsia="Consolas"/>
           <w:b w:val="0"/>
-          <w:i w:val="0"/>
           <w:color w:val="1A1A1A"/>
-          <w:sz w:val="20"/>
+          <w:sz w:val="18"/>
         </w:rPr>
         <w:t>node -v</w:t>
         <w:br/>
@@ -191,76 +180,240 @@
     </w:p>
     <w:p>
       <w:pPr>
-        <w:spacing w:before="320" w:after="120"/>
+        <w:spacing w:before="280" w:after="80"/>
       </w:pPr>
       <w:r>
         <w:rPr>
           <w:rFonts w:ascii="Calibri" w:hAnsi="Calibri" w:eastAsia="Calibri"/>
           <w:b/>
-          <w:i w:val="0"/>
           <w:color w:val="1F3A5F"/>
           <w:sz w:val="32"/>
         </w:rPr>
-        <w:t>Step 2 — Get the project</w:t>
+        <w:t>Step 2 — Bring the project from Git to your machine, then open it in VS Code</w:t>
       </w:r>
     </w:p>
     <w:p>
       <w:pPr>
-        <w:pStyle w:val="ListNumber"/>
-        <w:spacing w:after="40"/>
+        <w:spacing w:before="0" w:after="120"/>
       </w:pPr>
       <w:r>
         <w:rPr>
           <w:rFonts w:ascii="Calibri" w:hAnsi="Calibri" w:eastAsia="Calibri"/>
           <w:b w:val="0"/>
-          <w:i w:val="0"/>
           <w:sz w:val="22"/>
         </w:rPr>
-        <w:t>Clone or copy this repository to your machine.</w:t>
+        <w:t>Repository link:</w:t>
       </w:r>
     </w:p>
     <w:p>
       <w:pPr>
-        <w:spacing w:after="120" w:before="0"/>
+        <w:spacing w:before="40" w:after="160"/>
+        <w:ind w:left="173"/>
+        <w:shd w:fill="F4F6F8" w:val="clear"/>
+      </w:pPr>
+      <w:r>
+        <w:rPr>
+          <w:rFonts w:ascii="Consolas" w:hAnsi="Consolas" w:eastAsia="Consolas"/>
+          <w:b w:val="0"/>
+          <w:color w:val="1A1A1A"/>
+          <w:sz w:val="18"/>
+        </w:rPr>
+        <w:t>https://github.com/udithracha-wq/demo2.git</w:t>
+      </w:r>
+    </w:p>
+    <w:p>
+      <w:pPr>
+        <w:spacing w:before="0" w:after="120"/>
       </w:pPr>
       <w:r>
         <w:rPr>
           <w:rFonts w:ascii="Calibri" w:hAnsi="Calibri" w:eastAsia="Calibri"/>
           <w:b w:val="0"/>
-          <w:i w:val="0"/>
           <w:sz w:val="22"/>
         </w:rPr>
-        <w:t xml:space="preserve">In VS Code: </w:t>
+        <w:t xml:space="preserve">You need Git installed. In a terminal, run </w:t>
+      </w:r>
+      <w:r>
+        <w:rPr>
+          <w:rFonts w:ascii="Consolas" w:hAnsi="Consolas" w:eastAsia="Consolas"/>
+          <w:b w:val="0"/>
+          <w:sz w:val="20"/>
+        </w:rPr>
+        <w:t>git --version</w:t>
       </w:r>
       <w:r>
         <w:rPr>
           <w:rFonts w:ascii="Calibri" w:hAnsi="Calibri" w:eastAsia="Calibri"/>
-          <w:b/>
-          <w:i w:val="0"/>
+          <w:b w:val="0"/>
           <w:sz w:val="22"/>
         </w:rPr>
-        <w:t>File → Open Folder…</w:t>
+        <w:t xml:space="preserve">. If that fails, install Git from </w:t>
+      </w:r>
+      <w:hyperlink r:id="rId11">
+        <w:r>
+          <w:rPr>
+            <w:color w:val="0B57D0"/>
+            <w:u w:val="single"/>
+            <w:sz w:val="22"/>
+            <w:rFonts w:ascii="Calibri" w:hAnsi="Calibri"/>
+          </w:rPr>
+          <w:t>https://git-scm.com/</w:t>
+        </w:r>
+      </w:hyperlink>
+      <w:r>
+        <w:rPr>
+          <w:rFonts w:ascii="Calibri" w:hAnsi="Calibri" w:eastAsia="Calibri"/>
+          <w:b w:val="0"/>
+          <w:sz w:val="22"/>
+        </w:rPr>
+        <w:t>, then close and reopen the terminal.</w:t>
       </w:r>
     </w:p>
     <w:p>
       <w:pPr>
-        <w:spacing w:after="120" w:before="0"/>
+        <w:spacing w:before="0" w:after="120"/>
       </w:pPr>
       <w:r>
         <w:rPr>
           <w:rFonts w:ascii="Calibri" w:hAnsi="Calibri" w:eastAsia="Calibri"/>
           <w:b w:val="0"/>
-          <w:i w:val="0"/>
           <w:sz w:val="22"/>
         </w:rPr>
-        <w:t xml:space="preserve">Select the project root (the folder that contains </w:t>
+        <w:t>If GitHub asks you to sign in, use the GitHub account that was given access to this repository.</w:t>
+      </w:r>
+    </w:p>
+    <w:p>
+      <w:pPr>
+        <w:spacing w:before="200" w:after="80"/>
+      </w:pPr>
+      <w:r>
+        <w:rPr>
+          <w:rFonts w:ascii="Calibri" w:hAnsi="Calibri" w:eastAsia="Calibri"/>
+          <w:b/>
+          <w:color w:val="0F6E6E"/>
+          <w:sz w:val="26"/>
+        </w:rPr>
+        <w:t>Option A — Clone in a terminal, then open VS Code</w:t>
+      </w:r>
+    </w:p>
+    <w:p>
+      <w:pPr>
+        <w:spacing w:before="0" w:after="40"/>
+      </w:pPr>
+      <w:r>
+        <w:rPr>
+          <w:rFonts w:ascii="Calibri" w:hAnsi="Calibri" w:eastAsia="Calibri"/>
+          <w:b/>
+          <w:sz w:val="22"/>
+        </w:rPr>
+        <w:t>Mac / Linux</w:t>
+      </w:r>
+    </w:p>
+    <w:p>
+      <w:pPr>
+        <w:spacing w:before="40" w:after="160"/>
+        <w:ind w:left="173"/>
+        <w:shd w:fill="F4F6F8" w:val="clear"/>
+      </w:pPr>
+      <w:r>
+        <w:rPr>
+          <w:rFonts w:ascii="Consolas" w:hAnsi="Consolas" w:eastAsia="Consolas"/>
+          <w:b w:val="0"/>
+          <w:color w:val="1A1A1A"/>
+          <w:sz w:val="18"/>
+        </w:rPr>
+        <w:t>cd ~</w:t>
+        <w:br/>
+        <w:t>mkdir -p Projects</w:t>
+        <w:br/>
+        <w:t>cd Projects</w:t>
+        <w:br/>
+        <w:t>git clone https://github.com/udithracha-wq/demo2.git</w:t>
+        <w:br/>
+        <w:t>cd demo2</w:t>
+        <w:br/>
+        <w:t>code .</w:t>
+      </w:r>
+    </w:p>
+    <w:p>
+      <w:pPr>
+        <w:spacing w:before="0" w:after="40"/>
+      </w:pPr>
+      <w:r>
+        <w:rPr>
+          <w:rFonts w:ascii="Calibri" w:hAnsi="Calibri" w:eastAsia="Calibri"/>
+          <w:b/>
+          <w:sz w:val="22"/>
+        </w:rPr>
+        <w:t>Windows (PowerShell)</w:t>
+      </w:r>
+    </w:p>
+    <w:p>
+      <w:pPr>
+        <w:spacing w:before="40" w:after="160"/>
+        <w:ind w:left="173"/>
+        <w:shd w:fill="F4F6F8" w:val="clear"/>
+      </w:pPr>
+      <w:r>
+        <w:rPr>
+          <w:rFonts w:ascii="Consolas" w:hAnsi="Consolas" w:eastAsia="Consolas"/>
+          <w:b w:val="0"/>
+          <w:color w:val="1A1A1A"/>
+          <w:sz w:val="18"/>
+        </w:rPr>
+        <w:t>cd $HOME</w:t>
+        <w:br/>
+        <w:t>mkdir Projects -ErrorAction SilentlyContinue</w:t>
+        <w:br/>
+        <w:t>cd Projects</w:t>
+        <w:br/>
+        <w:t>git clone https://github.com/udithracha-wq/demo2.git</w:t>
+        <w:br/>
+        <w:t>cd demo2</w:t>
+        <w:br/>
+        <w:t>code .</w:t>
+      </w:r>
+    </w:p>
+    <w:p>
+      <w:pPr>
+        <w:spacing w:before="0" w:after="120"/>
+      </w:pPr>
+      <w:r>
+        <w:rPr>
+          <w:rFonts w:ascii="Consolas" w:hAnsi="Consolas" w:eastAsia="Consolas"/>
+          <w:b/>
+          <w:sz w:val="20"/>
+        </w:rPr>
+        <w:t>code .</w:t>
+      </w:r>
+      <w:r>
+        <w:rPr>
+          <w:rFonts w:ascii="Calibri" w:hAnsi="Calibri" w:eastAsia="Calibri"/>
+          <w:b w:val="0"/>
+          <w:sz w:val="22"/>
+        </w:rPr>
+        <w:t xml:space="preserve"> opens the </w:t>
       </w:r>
       <w:r>
         <w:rPr>
           <w:rFonts w:ascii="Consolas" w:hAnsi="Consolas" w:eastAsia="Consolas"/>
           <w:b w:val="0"/>
-          <w:i w:val="0"/>
-          <w:color w:val="1A1A1A"/>
+          <w:sz w:val="20"/>
+        </w:rPr>
+        <w:t>demo2</w:t>
+      </w:r>
+      <w:r>
+        <w:rPr>
+          <w:rFonts w:ascii="Calibri" w:hAnsi="Calibri" w:eastAsia="Calibri"/>
+          <w:b w:val="0"/>
+          <w:sz w:val="22"/>
+        </w:rPr>
+        <w:t xml:space="preserve"> folder in VS Code. That folder is the project root. It contains </w:t>
+      </w:r>
+      <w:r>
+        <w:rPr>
+          <w:rFonts w:ascii="Consolas" w:hAnsi="Consolas" w:eastAsia="Consolas"/>
+          <w:b w:val="0"/>
           <w:sz w:val="20"/>
         </w:rPr>
         <w:t>package.json</w:t>
@@ -269,21 +422,233 @@
         <w:rPr>
           <w:rFonts w:ascii="Calibri" w:hAnsi="Calibri" w:eastAsia="Calibri"/>
           <w:b w:val="0"/>
-          <w:i w:val="0"/>
           <w:sz w:val="22"/>
         </w:rPr>
-        <w:t>).</w:t>
+        <w:t>.</w:t>
       </w:r>
     </w:p>
     <w:p>
       <w:pPr>
-        <w:spacing w:before="320" w:after="120"/>
+        <w:spacing w:before="0" w:after="120"/>
+      </w:pPr>
+      <w:r>
+        <w:rPr>
+          <w:rFonts w:ascii="Calibri" w:hAnsi="Calibri" w:eastAsia="Calibri"/>
+          <w:b w:val="0"/>
+          <w:sz w:val="22"/>
+        </w:rPr>
+        <w:t xml:space="preserve">If </w:t>
+      </w:r>
+      <w:r>
+        <w:rPr>
+          <w:rFonts w:ascii="Consolas" w:hAnsi="Consolas" w:eastAsia="Consolas"/>
+          <w:b w:val="0"/>
+          <w:sz w:val="20"/>
+        </w:rPr>
+        <w:t>code</w:t>
+      </w:r>
+      <w:r>
+        <w:rPr>
+          <w:rFonts w:ascii="Calibri" w:hAnsi="Calibri" w:eastAsia="Calibri"/>
+          <w:b w:val="0"/>
+          <w:sz w:val="22"/>
+        </w:rPr>
+        <w:t xml:space="preserve"> is not recognized, open VS Code yourself: </w:t>
+      </w:r>
+      <w:r>
+        <w:rPr>
+          <w:rFonts w:ascii="Calibri" w:hAnsi="Calibri" w:eastAsia="Calibri"/>
+          <w:b/>
+          <w:sz w:val="22"/>
+        </w:rPr>
+        <w:t>File → Open Folder…</w:t>
+      </w:r>
+      <w:r>
+        <w:rPr>
+          <w:rFonts w:ascii="Calibri" w:hAnsi="Calibri" w:eastAsia="Calibri"/>
+          <w:b w:val="0"/>
+          <w:sz w:val="22"/>
+        </w:rPr>
+        <w:t xml:space="preserve"> and select the </w:t>
+      </w:r>
+      <w:r>
+        <w:rPr>
+          <w:rFonts w:ascii="Consolas" w:hAnsi="Consolas" w:eastAsia="Consolas"/>
+          <w:b w:val="0"/>
+          <w:sz w:val="20"/>
+        </w:rPr>
+        <w:t>demo2</w:t>
+      </w:r>
+      <w:r>
+        <w:rPr>
+          <w:rFonts w:ascii="Calibri" w:hAnsi="Calibri" w:eastAsia="Calibri"/>
+          <w:b w:val="0"/>
+          <w:sz w:val="22"/>
+        </w:rPr>
+        <w:t xml:space="preserve"> folder that Git just created.</w:t>
+      </w:r>
+    </w:p>
+    <w:p>
+      <w:pPr>
+        <w:spacing w:before="200" w:after="80"/>
       </w:pPr>
       <w:r>
         <w:rPr>
           <w:rFonts w:ascii="Calibri" w:hAnsi="Calibri" w:eastAsia="Calibri"/>
           <w:b/>
-          <w:i w:val="0"/>
+          <w:color w:val="0F6E6E"/>
+          <w:sz w:val="26"/>
+        </w:rPr>
+        <w:t>Option B — Clone from inside VS Code</w:t>
+      </w:r>
+    </w:p>
+    <w:p>
+      <w:pPr>
+        <w:spacing w:after="40" w:before="0"/>
+      </w:pPr>
+      <w:r>
+        <w:rPr>
+          <w:rFonts w:ascii="Calibri" w:hAnsi="Calibri" w:eastAsia="Calibri"/>
+          <w:b w:val="0"/>
+          <w:sz w:val="22"/>
+        </w:rPr>
+        <w:t>1. Open VS Code.</w:t>
+      </w:r>
+    </w:p>
+    <w:p>
+      <w:pPr>
+        <w:spacing w:after="40" w:before="0"/>
+      </w:pPr>
+      <w:r>
+        <w:rPr>
+          <w:rFonts w:ascii="Calibri" w:hAnsi="Calibri" w:eastAsia="Calibri"/>
+          <w:b w:val="0"/>
+          <w:sz w:val="22"/>
+        </w:rPr>
+        <w:t>2. Open the Command Palette: Ctrl+Shift+P (Windows) or Cmd+Shift+P (Mac).</w:t>
+      </w:r>
+    </w:p>
+    <w:p>
+      <w:pPr>
+        <w:spacing w:after="40" w:before="0"/>
+      </w:pPr>
+      <w:r>
+        <w:rPr>
+          <w:rFonts w:ascii="Calibri" w:hAnsi="Calibri" w:eastAsia="Calibri"/>
+          <w:b w:val="0"/>
+          <w:sz w:val="22"/>
+        </w:rPr>
+        <w:t>3. Type Git: Clone and press Enter.</w:t>
+      </w:r>
+    </w:p>
+    <w:p>
+      <w:pPr>
+        <w:spacing w:after="40" w:before="0"/>
+      </w:pPr>
+      <w:r>
+        <w:rPr>
+          <w:rFonts w:ascii="Calibri" w:hAnsi="Calibri" w:eastAsia="Calibri"/>
+          <w:b w:val="0"/>
+          <w:sz w:val="22"/>
+        </w:rPr>
+        <w:t>4. Paste this link and press Enter:</w:t>
+      </w:r>
+    </w:p>
+    <w:p>
+      <w:pPr>
+        <w:spacing w:before="40" w:after="160"/>
+        <w:ind w:left="173"/>
+        <w:shd w:fill="F4F6F8" w:val="clear"/>
+      </w:pPr>
+      <w:r>
+        <w:rPr>
+          <w:rFonts w:ascii="Consolas" w:hAnsi="Consolas" w:eastAsia="Consolas"/>
+          <w:b w:val="0"/>
+          <w:color w:val="1A1A1A"/>
+          <w:sz w:val="18"/>
+        </w:rPr>
+        <w:t>https://github.com/udithracha-wq/demo2.git</w:t>
+      </w:r>
+    </w:p>
+    <w:p>
+      <w:pPr>
+        <w:spacing w:after="40" w:before="0"/>
+      </w:pPr>
+      <w:r>
+        <w:rPr>
+          <w:rFonts w:ascii="Calibri" w:hAnsi="Calibri" w:eastAsia="Calibri"/>
+          <w:b w:val="0"/>
+          <w:sz w:val="22"/>
+        </w:rPr>
+        <w:t>5. Choose the local folder where the project should be saved (for example Documents or Projects).</w:t>
+      </w:r>
+    </w:p>
+    <w:p>
+      <w:pPr>
+        <w:spacing w:after="40" w:before="0"/>
+      </w:pPr>
+      <w:r>
+        <w:rPr>
+          <w:rFonts w:ascii="Calibri" w:hAnsi="Calibri" w:eastAsia="Calibri"/>
+          <w:b w:val="0"/>
+          <w:sz w:val="22"/>
+        </w:rPr>
+        <w:t>6. When VS Code asks whether to open the cloned repository, choose Open.</w:t>
+      </w:r>
+    </w:p>
+    <w:p>
+      <w:pPr>
+        <w:spacing w:before="0" w:after="120"/>
+      </w:pPr>
+      <w:r>
+        <w:rPr>
+          <w:rFonts w:ascii="Calibri" w:hAnsi="Calibri" w:eastAsia="Calibri"/>
+          <w:b w:val="0"/>
+          <w:sz w:val="22"/>
+        </w:rPr>
+        <w:t xml:space="preserve">You should then see </w:t>
+      </w:r>
+      <w:r>
+        <w:rPr>
+          <w:rFonts w:ascii="Consolas" w:hAnsi="Consolas" w:eastAsia="Consolas"/>
+          <w:b w:val="0"/>
+          <w:sz w:val="20"/>
+        </w:rPr>
+        <w:t>package.json</w:t>
+      </w:r>
+      <w:r>
+        <w:rPr>
+          <w:rFonts w:ascii="Calibri" w:hAnsi="Calibri" w:eastAsia="Calibri"/>
+          <w:b w:val="0"/>
+          <w:sz w:val="22"/>
+        </w:rPr>
+        <w:t xml:space="preserve"> in the Explorer. Stay in that </w:t>
+      </w:r>
+      <w:r>
+        <w:rPr>
+          <w:rFonts w:ascii="Consolas" w:hAnsi="Consolas" w:eastAsia="Consolas"/>
+          <w:b w:val="0"/>
+          <w:sz w:val="20"/>
+        </w:rPr>
+        <w:t>demo2</w:t>
+      </w:r>
+      <w:r>
+        <w:rPr>
+          <w:rFonts w:ascii="Calibri" w:hAnsi="Calibri" w:eastAsia="Calibri"/>
+          <w:b w:val="0"/>
+          <w:sz w:val="22"/>
+        </w:rPr>
+        <w:t xml:space="preserve"> folder for every later step.</w:t>
+      </w:r>
+    </w:p>
+    <w:p>
+      <w:pPr>
+        <w:spacing w:before="280" w:after="80"/>
+      </w:pPr>
+      <w:r>
+        <w:rPr>
+          <w:rFonts w:ascii="Calibri" w:hAnsi="Calibri" w:eastAsia="Calibri"/>
+          <w:b/>
           <w:color w:val="1F3A5F"/>
           <w:sz w:val="32"/>
         </w:rPr>
@@ -298,7 +663,6 @@
         <w:rPr>
           <w:rFonts w:ascii="Calibri" w:hAnsi="Calibri" w:eastAsia="Calibri"/>
           <w:b w:val="0"/>
-          <w:i w:val="0"/>
           <w:sz w:val="22"/>
         </w:rPr>
         <w:t>In the VS Code terminal:</w:t>
@@ -306,17 +670,16 @@
     </w:p>
     <w:p>
       <w:pPr>
-        <w:spacing w:before="80" w:after="160"/>
-        <w:ind w:left="216"/>
+        <w:spacing w:before="40" w:after="160"/>
+        <w:ind w:left="173"/>
         <w:shd w:fill="F4F6F8" w:val="clear"/>
       </w:pPr>
       <w:r>
         <w:rPr>
           <w:rFonts w:ascii="Consolas" w:hAnsi="Consolas" w:eastAsia="Consolas"/>
           <w:b w:val="0"/>
-          <w:i w:val="0"/>
           <w:color w:val="1A1A1A"/>
-          <w:sz w:val="20"/>
+          <w:sz w:val="18"/>
         </w:rPr>
         <w:t>code --install-extension ms-playwright.playwright</w:t>
         <w:br/>
@@ -331,7 +694,6 @@
         <w:rPr>
           <w:rFonts w:ascii="Calibri" w:hAnsi="Calibri" w:eastAsia="Calibri"/>
           <w:b w:val="0"/>
-          <w:i w:val="0"/>
           <w:sz w:val="22"/>
         </w:rPr>
         <w:t>Or install from Extensions (</w:t>
@@ -340,8 +702,6 @@
         <w:rPr>
           <w:rFonts w:ascii="Consolas" w:hAnsi="Consolas" w:eastAsia="Consolas"/>
           <w:b w:val="0"/>
-          <w:i w:val="0"/>
-          <w:color w:val="1A1A1A"/>
           <w:sz w:val="20"/>
         </w:rPr>
         <w:t>Ctrl+Shift+X</w:t>
@@ -350,7 +710,6 @@
         <w:rPr>
           <w:rFonts w:ascii="Calibri" w:hAnsi="Calibri" w:eastAsia="Calibri"/>
           <w:b w:val="0"/>
-          <w:i w:val="0"/>
           <w:sz w:val="22"/>
         </w:rPr>
         <w:t xml:space="preserve"> / </w:t>
@@ -359,8 +718,6 @@
         <w:rPr>
           <w:rFonts w:ascii="Consolas" w:hAnsi="Consolas" w:eastAsia="Consolas"/>
           <w:b w:val="0"/>
-          <w:i w:val="0"/>
-          <w:color w:val="1A1A1A"/>
           <w:sz w:val="20"/>
         </w:rPr>
         <w:t>Cmd+Shift+X</w:t>
@@ -369,7 +726,6 @@
         <w:rPr>
           <w:rFonts w:ascii="Calibri" w:hAnsi="Calibri" w:eastAsia="Calibri"/>
           <w:b w:val="0"/>
-          <w:i w:val="0"/>
           <w:sz w:val="22"/>
         </w:rPr>
         <w:t>):</w:t>
@@ -384,10 +740,9 @@
         <w:rPr>
           <w:rFonts w:ascii="Calibri" w:hAnsi="Calibri" w:eastAsia="Calibri"/>
           <w:b w:val="0"/>
-          <w:i w:val="0"/>
           <w:sz w:val="22"/>
         </w:rPr>
-        <w:t>Playwright Test for VSCode</w:t>
+        <w:t>Playwright Test for VSCode (Microsoft)</w:t>
       </w:r>
     </w:p>
     <w:p>
@@ -399,7 +754,6 @@
         <w:rPr>
           <w:rFonts w:ascii="Calibri" w:hAnsi="Calibri" w:eastAsia="Calibri"/>
           <w:b w:val="0"/>
-          <w:i w:val="0"/>
           <w:sz w:val="22"/>
         </w:rPr>
         <w:t>Cucumber (Gherkin) Full Support (alexkrechik.cucumberautocomplete)</w:t>
@@ -413,7 +767,6 @@
         <w:rPr>
           <w:rFonts w:ascii="Calibri" w:hAnsi="Calibri" w:eastAsia="Calibri"/>
           <w:b w:val="0"/>
-          <w:i w:val="0"/>
           <w:sz w:val="22"/>
         </w:rPr>
         <w:t xml:space="preserve">The repo already includes </w:t>
@@ -422,8 +775,6 @@
         <w:rPr>
           <w:rFonts w:ascii="Consolas" w:hAnsi="Consolas" w:eastAsia="Consolas"/>
           <w:b w:val="0"/>
-          <w:i w:val="0"/>
-          <w:color w:val="1A1A1A"/>
           <w:sz w:val="20"/>
         </w:rPr>
         <w:t>.vscode/settings.json</w:t>
@@ -432,7 +783,6 @@
         <w:rPr>
           <w:rFonts w:ascii="Calibri" w:hAnsi="Calibri" w:eastAsia="Calibri"/>
           <w:b w:val="0"/>
-          <w:i w:val="0"/>
           <w:sz w:val="22"/>
         </w:rPr>
         <w:t xml:space="preserve"> for Gherkin autocomplete.</w:t>
@@ -440,13 +790,12 @@
     </w:p>
     <w:p>
       <w:pPr>
-        <w:spacing w:before="320" w:after="120"/>
+        <w:spacing w:before="280" w:after="80"/>
       </w:pPr>
       <w:r>
         <w:rPr>
           <w:rFonts w:ascii="Calibri" w:hAnsi="Calibri" w:eastAsia="Calibri"/>
           <w:b/>
-          <w:i w:val="0"/>
           <w:color w:val="1F3A5F"/>
           <w:sz w:val="32"/>
         </w:rPr>
@@ -461,7 +810,6 @@
         <w:rPr>
           <w:rFonts w:ascii="Calibri" w:hAnsi="Calibri" w:eastAsia="Calibri"/>
           <w:b w:val="0"/>
-          <w:i w:val="0"/>
           <w:sz w:val="22"/>
         </w:rPr>
         <w:t>Open the VS Code terminal at the project root (</w:t>
@@ -470,7 +818,6 @@
         <w:rPr>
           <w:rFonts w:ascii="Calibri" w:hAnsi="Calibri" w:eastAsia="Calibri"/>
           <w:b/>
-          <w:i w:val="0"/>
           <w:sz w:val="22"/>
         </w:rPr>
         <w:t>Terminal → New Terminal</w:t>
@@ -479,7 +826,6 @@
         <w:rPr>
           <w:rFonts w:ascii="Calibri" w:hAnsi="Calibri" w:eastAsia="Calibri"/>
           <w:b w:val="0"/>
-          <w:i w:val="0"/>
           <w:sz w:val="22"/>
         </w:rPr>
         <w:t xml:space="preserve">, or </w:t>
@@ -488,8 +834,6 @@
         <w:rPr>
           <w:rFonts w:ascii="Consolas" w:hAnsi="Consolas" w:eastAsia="Consolas"/>
           <w:b w:val="0"/>
-          <w:i w:val="0"/>
-          <w:color w:val="1A1A1A"/>
           <w:sz w:val="20"/>
         </w:rPr>
         <w:t>Ctrl+`</w:t>
@@ -498,7 +842,6 @@
         <w:rPr>
           <w:rFonts w:ascii="Calibri" w:hAnsi="Calibri" w:eastAsia="Calibri"/>
           <w:b w:val="0"/>
-          <w:i w:val="0"/>
           <w:sz w:val="22"/>
         </w:rPr>
         <w:t xml:space="preserve"> / </w:t>
@@ -507,8 +850,6 @@
         <w:rPr>
           <w:rFonts w:ascii="Consolas" w:hAnsi="Consolas" w:eastAsia="Consolas"/>
           <w:b w:val="0"/>
-          <w:i w:val="0"/>
-          <w:color w:val="1A1A1A"/>
           <w:sz w:val="20"/>
         </w:rPr>
         <w:t>Cmd+`</w:t>
@@ -517,7 +858,6 @@
         <w:rPr>
           <w:rFonts w:ascii="Calibri" w:hAnsi="Calibri" w:eastAsia="Calibri"/>
           <w:b w:val="0"/>
-          <w:i w:val="0"/>
           <w:sz w:val="22"/>
         </w:rPr>
         <w:t>).</w:t>
@@ -525,17 +865,16 @@
     </w:p>
     <w:p>
       <w:pPr>
-        <w:spacing w:before="80" w:after="160"/>
-        <w:ind w:left="216"/>
+        <w:spacing w:before="40" w:after="160"/>
+        <w:ind w:left="173"/>
         <w:shd w:fill="F4F6F8" w:val="clear"/>
       </w:pPr>
       <w:r>
         <w:rPr>
           <w:rFonts w:ascii="Consolas" w:hAnsi="Consolas" w:eastAsia="Consolas"/>
           <w:b w:val="0"/>
-          <w:i w:val="0"/>
           <w:color w:val="1A1A1A"/>
-          <w:sz w:val="20"/>
+          <w:sz w:val="18"/>
         </w:rPr>
         <w:t>npm install</w:t>
         <w:br/>
@@ -544,13 +883,12 @@
     </w:p>
     <w:p>
       <w:pPr>
-        <w:spacing w:before="320" w:after="120"/>
+        <w:spacing w:before="280" w:after="80"/>
       </w:pPr>
       <w:r>
         <w:rPr>
           <w:rFonts w:ascii="Calibri" w:hAnsi="Calibri" w:eastAsia="Calibri"/>
           <w:b/>
-          <w:i w:val="0"/>
           <w:color w:val="1F3A5F"/>
           <w:sz w:val="32"/>
         </w:rPr>
@@ -565,7 +903,6 @@
         <w:rPr>
           <w:rFonts w:ascii="Calibri" w:hAnsi="Calibri" w:eastAsia="Calibri"/>
           <w:b w:val="0"/>
-          <w:i w:val="0"/>
           <w:sz w:val="22"/>
         </w:rPr>
         <w:t>Tests need the Salesforce org URL and login details. Each person creates a local .env file.</w:t>
@@ -573,13 +910,12 @@
     </w:p>
     <w:p>
       <w:pPr>
-        <w:spacing w:before="240" w:after="120"/>
+        <w:spacing w:before="200" w:after="80"/>
       </w:pPr>
       <w:r>
         <w:rPr>
           <w:rFonts w:ascii="Calibri" w:hAnsi="Calibri" w:eastAsia="Calibri"/>
           <w:b/>
-          <w:i w:val="0"/>
           <w:color w:val="0F6E6E"/>
           <w:sz w:val="26"/>
         </w:rPr>
@@ -594,7 +930,6 @@
         <w:rPr>
           <w:rFonts w:ascii="Calibri" w:hAnsi="Calibri" w:eastAsia="Calibri"/>
           <w:b w:val="0"/>
-          <w:i w:val="0"/>
           <w:sz w:val="22"/>
         </w:rPr>
         <w:t>In the VS Code terminal at the project root:</w:t>
@@ -608,7 +943,6 @@
         <w:rPr>
           <w:rFonts w:ascii="Calibri" w:hAnsi="Calibri" w:eastAsia="Calibri"/>
           <w:b/>
-          <w:i w:val="0"/>
           <w:sz w:val="22"/>
         </w:rPr>
         <w:t>Mac / Linux</w:t>
@@ -616,17 +950,16 @@
     </w:p>
     <w:p>
       <w:pPr>
-        <w:spacing w:before="80" w:after="160"/>
-        <w:ind w:left="216"/>
+        <w:spacing w:before="40" w:after="160"/>
+        <w:ind w:left="173"/>
         <w:shd w:fill="F4F6F8" w:val="clear"/>
       </w:pPr>
       <w:r>
         <w:rPr>
           <w:rFonts w:ascii="Consolas" w:hAnsi="Consolas" w:eastAsia="Consolas"/>
           <w:b w:val="0"/>
-          <w:i w:val="0"/>
           <w:color w:val="1A1A1A"/>
-          <w:sz w:val="20"/>
+          <w:sz w:val="18"/>
         </w:rPr>
         <w:t>cp .env.example .env</w:t>
       </w:r>
@@ -639,7 +972,6 @@
         <w:rPr>
           <w:rFonts w:ascii="Calibri" w:hAnsi="Calibri" w:eastAsia="Calibri"/>
           <w:b/>
-          <w:i w:val="0"/>
           <w:sz w:val="22"/>
         </w:rPr>
         <w:t>Windows (PowerShell)</w:t>
@@ -647,30 +979,28 @@
     </w:p>
     <w:p>
       <w:pPr>
-        <w:spacing w:before="80" w:after="160"/>
-        <w:ind w:left="216"/>
+        <w:spacing w:before="40" w:after="160"/>
+        <w:ind w:left="173"/>
         <w:shd w:fill="F4F6F8" w:val="clear"/>
       </w:pPr>
       <w:r>
         <w:rPr>
           <w:rFonts w:ascii="Consolas" w:hAnsi="Consolas" w:eastAsia="Consolas"/>
           <w:b w:val="0"/>
-          <w:i w:val="0"/>
           <w:color w:val="1A1A1A"/>
-          <w:sz w:val="20"/>
+          <w:sz w:val="18"/>
         </w:rPr>
         <w:t>Copy-Item .env.example .env</w:t>
       </w:r>
     </w:p>
     <w:p>
       <w:pPr>
-        <w:spacing w:before="240" w:after="120"/>
+        <w:spacing w:before="200" w:after="80"/>
       </w:pPr>
       <w:r>
         <w:rPr>
           <w:rFonts w:ascii="Calibri" w:hAnsi="Calibri" w:eastAsia="Calibri"/>
           <w:b/>
-          <w:i w:val="0"/>
           <w:color w:val="0F6E6E"/>
           <w:sz w:val="26"/>
         </w:rPr>
@@ -685,7 +1015,6 @@
         <w:rPr>
           <w:rFonts w:ascii="Calibri" w:hAnsi="Calibri" w:eastAsia="Calibri"/>
           <w:b w:val="0"/>
-          <w:i w:val="0"/>
           <w:sz w:val="22"/>
         </w:rPr>
         <w:t>Open .env in VS Code and fill in real values (example shape only):</w:t>
@@ -693,17 +1022,16 @@
     </w:p>
     <w:p>
       <w:pPr>
-        <w:spacing w:before="80" w:after="160"/>
-        <w:ind w:left="216"/>
+        <w:spacing w:before="40" w:after="160"/>
+        <w:ind w:left="173"/>
         <w:shd w:fill="F4F6F8" w:val="clear"/>
       </w:pPr>
       <w:r>
         <w:rPr>
           <w:rFonts w:ascii="Consolas" w:hAnsi="Consolas" w:eastAsia="Consolas"/>
           <w:b w:val="0"/>
-          <w:i w:val="0"/>
           <w:color w:val="1A1A1A"/>
-          <w:sz w:val="20"/>
+          <w:sz w:val="18"/>
         </w:rPr>
         <w:t>BASE_URL=https://your-org.sandbox.lightning.force.com</w:t>
         <w:br/>
@@ -725,16 +1053,20 @@
         <w:jc w:val="center"/>
         <w:tblLayout w:type="fixed"/>
         <w:tblLook w:firstColumn="1" w:firstRow="1" w:lastColumn="0" w:lastRow="0" w:noHBand="0" w:noVBand="1" w:val="04A0"/>
-        <w:tblW w:w="9504" w:type="dxa"/>
+        <w:tblW w:w="10080" w:type="dxa"/>
+        <w:tblLayout w:type="fixed"/>
       </w:tblPr>
       <w:tblGrid>
-        <w:gridCol w:w="4824"/>
-        <w:gridCol w:w="4824"/>
+        <w:gridCol w:w="5040"/>
+        <w:gridCol w:w="5040"/>
       </w:tblGrid>
       <w:tr>
+        <w:trPr>
+          <w:cantSplit/>
+        </w:trPr>
         <w:tc>
           <w:tcPr>
-            <w:tcW w:type="dxa" w:w="2592"/>
+            <w:tcW w:type="dxa" w:w="2448"/>
             <w:shd w:fill="1F3A5F" w:val="clear"/>
             <w:tcBorders>
               <w:top w:val="single" w:sz="4" w:color="D0D7DE"/>
@@ -742,14 +1074,22 @@
               <w:bottom w:val="single" w:sz="4" w:color="D0D7DE"/>
               <w:right w:val="single" w:sz="4" w:color="D0D7DE"/>
             </w:tcBorders>
+            <w:tcMar>
+              <w:top w:w="40" w:type="dxa"/>
+              <w:left w:w="80" w:type="dxa"/>
+              <w:bottom w:w="40" w:type="dxa"/>
+              <w:right w:w="80" w:type="dxa"/>
+            </w:tcMar>
           </w:tcPr>
           <w:p>
+            <w:pPr>
+              <w:spacing w:after="0"/>
+            </w:pPr>
             <w:r/>
             <w:r>
               <w:rPr>
                 <w:rFonts w:ascii="Calibri" w:hAnsi="Calibri" w:eastAsia="Calibri"/>
                 <w:b/>
-                <w:i w:val="0"/>
                 <w:color w:val="FFFFFF"/>
                 <w:sz w:val="20"/>
               </w:rPr>
@@ -759,7 +1099,7 @@
         </w:tc>
         <w:tc>
           <w:tcPr>
-            <w:tcW w:type="dxa" w:w="6912"/>
+            <w:tcW w:type="dxa" w:w="7632"/>
             <w:shd w:fill="1F3A5F" w:val="clear"/>
             <w:tcBorders>
               <w:top w:val="single" w:sz="4" w:color="D0D7DE"/>
@@ -767,14 +1107,22 @@
               <w:bottom w:val="single" w:sz="4" w:color="D0D7DE"/>
               <w:right w:val="single" w:sz="4" w:color="D0D7DE"/>
             </w:tcBorders>
+            <w:tcMar>
+              <w:top w:w="40" w:type="dxa"/>
+              <w:left w:w="80" w:type="dxa"/>
+              <w:bottom w:w="40" w:type="dxa"/>
+              <w:right w:w="80" w:type="dxa"/>
+            </w:tcMar>
           </w:tcPr>
           <w:p>
+            <w:pPr>
+              <w:spacing w:after="0"/>
+            </w:pPr>
             <w:r/>
             <w:r>
               <w:rPr>
                 <w:rFonts w:ascii="Calibri" w:hAnsi="Calibri" w:eastAsia="Calibri"/>
                 <w:b/>
-                <w:i w:val="0"/>
                 <w:color w:val="FFFFFF"/>
                 <w:sz w:val="20"/>
               </w:rPr>
@@ -784,23 +1132,34 @@
         </w:tc>
       </w:tr>
       <w:tr>
+        <w:trPr>
+          <w:cantSplit/>
+        </w:trPr>
         <w:tc>
           <w:tcPr>
-            <w:tcW w:type="dxa" w:w="2592"/>
+            <w:tcW w:type="dxa" w:w="2448"/>
             <w:tcBorders>
               <w:top w:val="single" w:sz="4" w:color="D0D7DE"/>
               <w:left w:val="single" w:sz="4" w:color="D0D7DE"/>
               <w:bottom w:val="single" w:sz="4" w:color="D0D7DE"/>
               <w:right w:val="single" w:sz="4" w:color="D0D7DE"/>
             </w:tcBorders>
+            <w:tcMar>
+              <w:top w:w="40" w:type="dxa"/>
+              <w:left w:w="80" w:type="dxa"/>
+              <w:bottom w:w="40" w:type="dxa"/>
+              <w:right w:w="80" w:type="dxa"/>
+            </w:tcMar>
           </w:tcPr>
           <w:p>
+            <w:pPr>
+              <w:spacing w:after="0"/>
+            </w:pPr>
             <w:r/>
             <w:r>
               <w:rPr>
                 <w:rFonts w:ascii="Calibri" w:hAnsi="Calibri" w:eastAsia="Calibri"/>
                 <w:b w:val="0"/>
-                <w:i w:val="0"/>
                 <w:sz w:val="20"/>
               </w:rPr>
               <w:t>BASE_URL</w:t>
@@ -809,21 +1168,29 @@
         </w:tc>
         <w:tc>
           <w:tcPr>
-            <w:tcW w:type="dxa" w:w="6912"/>
+            <w:tcW w:type="dxa" w:w="7632"/>
             <w:tcBorders>
               <w:top w:val="single" w:sz="4" w:color="D0D7DE"/>
               <w:left w:val="single" w:sz="4" w:color="D0D7DE"/>
               <w:bottom w:val="single" w:sz="4" w:color="D0D7DE"/>
               <w:right w:val="single" w:sz="4" w:color="D0D7DE"/>
             </w:tcBorders>
+            <w:tcMar>
+              <w:top w:w="40" w:type="dxa"/>
+              <w:left w:w="80" w:type="dxa"/>
+              <w:bottom w:w="40" w:type="dxa"/>
+              <w:right w:w="80" w:type="dxa"/>
+            </w:tcMar>
           </w:tcPr>
           <w:p>
+            <w:pPr>
+              <w:spacing w:after="0"/>
+            </w:pPr>
             <w:r/>
             <w:r>
               <w:rPr>
                 <w:rFonts w:ascii="Calibri" w:hAnsi="Calibri" w:eastAsia="Calibri"/>
                 <w:b w:val="0"/>
-                <w:i w:val="0"/>
                 <w:sz w:val="20"/>
               </w:rPr>
               <w:t>Salesforce Lightning org root URL (no trailing /)</w:t>
@@ -832,9 +1199,12 @@
         </w:tc>
       </w:tr>
       <w:tr>
+        <w:trPr>
+          <w:cantSplit/>
+        </w:trPr>
         <w:tc>
           <w:tcPr>
-            <w:tcW w:type="dxa" w:w="2592"/>
+            <w:tcW w:type="dxa" w:w="2448"/>
             <w:shd w:fill="F7F9FB" w:val="clear"/>
             <w:tcBorders>
               <w:top w:val="single" w:sz="4" w:color="D0D7DE"/>
@@ -842,14 +1212,22 @@
               <w:bottom w:val="single" w:sz="4" w:color="D0D7DE"/>
               <w:right w:val="single" w:sz="4" w:color="D0D7DE"/>
             </w:tcBorders>
+            <w:tcMar>
+              <w:top w:w="40" w:type="dxa"/>
+              <w:left w:w="80" w:type="dxa"/>
+              <w:bottom w:w="40" w:type="dxa"/>
+              <w:right w:w="80" w:type="dxa"/>
+            </w:tcMar>
           </w:tcPr>
           <w:p>
+            <w:pPr>
+              <w:spacing w:after="0"/>
+            </w:pPr>
             <w:r/>
             <w:r>
               <w:rPr>
                 <w:rFonts w:ascii="Calibri" w:hAnsi="Calibri" w:eastAsia="Calibri"/>
                 <w:b w:val="0"/>
-                <w:i w:val="0"/>
                 <w:sz w:val="20"/>
               </w:rPr>
               <w:t>HEADLESS</w:t>
@@ -858,7 +1236,7 @@
         </w:tc>
         <w:tc>
           <w:tcPr>
-            <w:tcW w:type="dxa" w:w="6912"/>
+            <w:tcW w:type="dxa" w:w="7632"/>
             <w:shd w:fill="F7F9FB" w:val="clear"/>
             <w:tcBorders>
               <w:top w:val="single" w:sz="4" w:color="D0D7DE"/>
@@ -866,14 +1244,22 @@
               <w:bottom w:val="single" w:sz="4" w:color="D0D7DE"/>
               <w:right w:val="single" w:sz="4" w:color="D0D7DE"/>
             </w:tcBorders>
+            <w:tcMar>
+              <w:top w:w="40" w:type="dxa"/>
+              <w:left w:w="80" w:type="dxa"/>
+              <w:bottom w:w="40" w:type="dxa"/>
+              <w:right w:w="80" w:type="dxa"/>
+            </w:tcMar>
           </w:tcPr>
           <w:p>
+            <w:pPr>
+              <w:spacing w:after="0"/>
+            </w:pPr>
             <w:r/>
             <w:r>
               <w:rPr>
                 <w:rFonts w:ascii="Calibri" w:hAnsi="Calibri" w:eastAsia="Calibri"/>
                 <w:b w:val="0"/>
-                <w:i w:val="0"/>
                 <w:sz w:val="20"/>
               </w:rPr>
               <w:t>true = background (no browser window); false = show browser</w:t>
@@ -882,23 +1268,34 @@
         </w:tc>
       </w:tr>
       <w:tr>
+        <w:trPr>
+          <w:cantSplit/>
+        </w:trPr>
         <w:tc>
           <w:tcPr>
-            <w:tcW w:type="dxa" w:w="2592"/>
+            <w:tcW w:type="dxa" w:w="2448"/>
             <w:tcBorders>
               <w:top w:val="single" w:sz="4" w:color="D0D7DE"/>
               <w:left w:val="single" w:sz="4" w:color="D0D7DE"/>
               <w:bottom w:val="single" w:sz="4" w:color="D0D7DE"/>
               <w:right w:val="single" w:sz="4" w:color="D0D7DE"/>
             </w:tcBorders>
+            <w:tcMar>
+              <w:top w:w="40" w:type="dxa"/>
+              <w:left w:w="80" w:type="dxa"/>
+              <w:bottom w:w="40" w:type="dxa"/>
+              <w:right w:w="80" w:type="dxa"/>
+            </w:tcMar>
           </w:tcPr>
           <w:p>
+            <w:pPr>
+              <w:spacing w:after="0"/>
+            </w:pPr>
             <w:r/>
             <w:r>
               <w:rPr>
                 <w:rFonts w:ascii="Calibri" w:hAnsi="Calibri" w:eastAsia="Calibri"/>
                 <w:b w:val="0"/>
-                <w:i w:val="0"/>
                 <w:sz w:val="20"/>
               </w:rPr>
               <w:t>SLOW_MO</w:t>
@@ -907,21 +1304,29 @@
         </w:tc>
         <w:tc>
           <w:tcPr>
-            <w:tcW w:type="dxa" w:w="6912"/>
+            <w:tcW w:type="dxa" w:w="7632"/>
             <w:tcBorders>
               <w:top w:val="single" w:sz="4" w:color="D0D7DE"/>
               <w:left w:val="single" w:sz="4" w:color="D0D7DE"/>
               <w:bottom w:val="single" w:sz="4" w:color="D0D7DE"/>
               <w:right w:val="single" w:sz="4" w:color="D0D7DE"/>
             </w:tcBorders>
+            <w:tcMar>
+              <w:top w:w="40" w:type="dxa"/>
+              <w:left w:w="80" w:type="dxa"/>
+              <w:bottom w:w="40" w:type="dxa"/>
+              <w:right w:w="80" w:type="dxa"/>
+            </w:tcMar>
           </w:tcPr>
           <w:p>
+            <w:pPr>
+              <w:spacing w:after="0"/>
+            </w:pPr>
             <w:r/>
             <w:r>
               <w:rPr>
                 <w:rFonts w:ascii="Calibri" w:hAnsi="Calibri" w:eastAsia="Calibri"/>
                 <w:b w:val="0"/>
-                <w:i w:val="0"/>
                 <w:sz w:val="20"/>
               </w:rPr>
               <w:t>Delay in ms between actions (0 = normal speed)</w:t>
@@ -930,9 +1335,12 @@
         </w:tc>
       </w:tr>
       <w:tr>
+        <w:trPr>
+          <w:cantSplit/>
+        </w:trPr>
         <w:tc>
           <w:tcPr>
-            <w:tcW w:type="dxa" w:w="2592"/>
+            <w:tcW w:type="dxa" w:w="2448"/>
             <w:shd w:fill="F7F9FB" w:val="clear"/>
             <w:tcBorders>
               <w:top w:val="single" w:sz="4" w:color="D0D7DE"/>
@@ -940,14 +1348,22 @@
               <w:bottom w:val="single" w:sz="4" w:color="D0D7DE"/>
               <w:right w:val="single" w:sz="4" w:color="D0D7DE"/>
             </w:tcBorders>
+            <w:tcMar>
+              <w:top w:w="40" w:type="dxa"/>
+              <w:left w:w="80" w:type="dxa"/>
+              <w:bottom w:w="40" w:type="dxa"/>
+              <w:right w:w="80" w:type="dxa"/>
+            </w:tcMar>
           </w:tcPr>
           <w:p>
+            <w:pPr>
+              <w:spacing w:after="0"/>
+            </w:pPr>
             <w:r/>
             <w:r>
               <w:rPr>
                 <w:rFonts w:ascii="Calibri" w:hAnsi="Calibri" w:eastAsia="Calibri"/>
                 <w:b w:val="0"/>
-                <w:i w:val="0"/>
                 <w:sz w:val="20"/>
               </w:rPr>
               <w:t>SF_USERNAME</w:t>
@@ -956,7 +1372,7 @@
         </w:tc>
         <w:tc>
           <w:tcPr>
-            <w:tcW w:type="dxa" w:w="6912"/>
+            <w:tcW w:type="dxa" w:w="7632"/>
             <w:shd w:fill="F7F9FB" w:val="clear"/>
             <w:tcBorders>
               <w:top w:val="single" w:sz="4" w:color="D0D7DE"/>
@@ -964,14 +1380,22 @@
               <w:bottom w:val="single" w:sz="4" w:color="D0D7DE"/>
               <w:right w:val="single" w:sz="4" w:color="D0D7DE"/>
             </w:tcBorders>
+            <w:tcMar>
+              <w:top w:w="40" w:type="dxa"/>
+              <w:left w:w="80" w:type="dxa"/>
+              <w:bottom w:w="40" w:type="dxa"/>
+              <w:right w:w="80" w:type="dxa"/>
+            </w:tcMar>
           </w:tcPr>
           <w:p>
+            <w:pPr>
+              <w:spacing w:after="0"/>
+            </w:pPr>
             <w:r/>
             <w:r>
               <w:rPr>
                 <w:rFonts w:ascii="Calibri" w:hAnsi="Calibri" w:eastAsia="Calibri"/>
                 <w:b w:val="0"/>
-                <w:i w:val="0"/>
                 <w:sz w:val="20"/>
               </w:rPr>
               <w:t>Salesforce username</w:t>
@@ -980,23 +1404,34 @@
         </w:tc>
       </w:tr>
       <w:tr>
+        <w:trPr>
+          <w:cantSplit/>
+        </w:trPr>
         <w:tc>
           <w:tcPr>
-            <w:tcW w:type="dxa" w:w="2592"/>
+            <w:tcW w:type="dxa" w:w="2448"/>
             <w:tcBorders>
               <w:top w:val="single" w:sz="4" w:color="D0D7DE"/>
               <w:left w:val="single" w:sz="4" w:color="D0D7DE"/>
               <w:bottom w:val="single" w:sz="4" w:color="D0D7DE"/>
               <w:right w:val="single" w:sz="4" w:color="D0D7DE"/>
             </w:tcBorders>
+            <w:tcMar>
+              <w:top w:w="40" w:type="dxa"/>
+              <w:left w:w="80" w:type="dxa"/>
+              <w:bottom w:w="40" w:type="dxa"/>
+              <w:right w:w="80" w:type="dxa"/>
+            </w:tcMar>
           </w:tcPr>
           <w:p>
+            <w:pPr>
+              <w:spacing w:after="0"/>
+            </w:pPr>
             <w:r/>
             <w:r>
               <w:rPr>
                 <w:rFonts w:ascii="Calibri" w:hAnsi="Calibri" w:eastAsia="Calibri"/>
                 <w:b w:val="0"/>
-                <w:i w:val="0"/>
                 <w:sz w:val="20"/>
               </w:rPr>
               <w:t>SF_PASSWORD</w:t>
@@ -1005,21 +1440,29 @@
         </w:tc>
         <w:tc>
           <w:tcPr>
-            <w:tcW w:type="dxa" w:w="6912"/>
+            <w:tcW w:type="dxa" w:w="7632"/>
             <w:tcBorders>
               <w:top w:val="single" w:sz="4" w:color="D0D7DE"/>
               <w:left w:val="single" w:sz="4" w:color="D0D7DE"/>
               <w:bottom w:val="single" w:sz="4" w:color="D0D7DE"/>
               <w:right w:val="single" w:sz="4" w:color="D0D7DE"/>
             </w:tcBorders>
+            <w:tcMar>
+              <w:top w:w="40" w:type="dxa"/>
+              <w:left w:w="80" w:type="dxa"/>
+              <w:bottom w:w="40" w:type="dxa"/>
+              <w:right w:w="80" w:type="dxa"/>
+            </w:tcMar>
           </w:tcPr>
           <w:p>
+            <w:pPr>
+              <w:spacing w:after="0"/>
+            </w:pPr>
             <w:r/>
             <w:r>
               <w:rPr>
                 <w:rFonts w:ascii="Calibri" w:hAnsi="Calibri" w:eastAsia="Calibri"/>
                 <w:b w:val="0"/>
-                <w:i w:val="0"/>
                 <w:sz w:val="20"/>
               </w:rPr>
               <w:t>Salesforce password</w:t>
@@ -1028,9 +1471,12 @@
         </w:tc>
       </w:tr>
       <w:tr>
+        <w:trPr>
+          <w:cantSplit/>
+        </w:trPr>
         <w:tc>
           <w:tcPr>
-            <w:tcW w:type="dxa" w:w="2592"/>
+            <w:tcW w:type="dxa" w:w="2448"/>
             <w:shd w:fill="F7F9FB" w:val="clear"/>
             <w:tcBorders>
               <w:top w:val="single" w:sz="4" w:color="D0D7DE"/>
@@ -1038,14 +1484,22 @@
               <w:bottom w:val="single" w:sz="4" w:color="D0D7DE"/>
               <w:right w:val="single" w:sz="4" w:color="D0D7DE"/>
             </w:tcBorders>
+            <w:tcMar>
+              <w:top w:w="40" w:type="dxa"/>
+              <w:left w:w="80" w:type="dxa"/>
+              <w:bottom w:w="40" w:type="dxa"/>
+              <w:right w:w="80" w:type="dxa"/>
+            </w:tcMar>
           </w:tcPr>
           <w:p>
+            <w:pPr>
+              <w:spacing w:after="0"/>
+            </w:pPr>
             <w:r/>
             <w:r>
               <w:rPr>
                 <w:rFonts w:ascii="Calibri" w:hAnsi="Calibri" w:eastAsia="Calibri"/>
                 <w:b w:val="0"/>
-                <w:i w:val="0"/>
                 <w:sz w:val="20"/>
               </w:rPr>
               <w:t>SF_MFA_CODE</w:t>
@@ -1054,7 +1508,7 @@
         </w:tc>
         <w:tc>
           <w:tcPr>
-            <w:tcW w:type="dxa" w:w="6912"/>
+            <w:tcW w:type="dxa" w:w="7632"/>
             <w:shd w:fill="F7F9FB" w:val="clear"/>
             <w:tcBorders>
               <w:top w:val="single" w:sz="4" w:color="D0D7DE"/>
@@ -1062,14 +1516,22 @@
               <w:bottom w:val="single" w:sz="4" w:color="D0D7DE"/>
               <w:right w:val="single" w:sz="4" w:color="D0D7DE"/>
             </w:tcBorders>
+            <w:tcMar>
+              <w:top w:w="40" w:type="dxa"/>
+              <w:left w:w="80" w:type="dxa"/>
+              <w:bottom w:w="40" w:type="dxa"/>
+              <w:right w:w="80" w:type="dxa"/>
+            </w:tcMar>
           </w:tcPr>
           <w:p>
+            <w:pPr>
+              <w:spacing w:after="0"/>
+            </w:pPr>
             <w:r/>
             <w:r>
               <w:rPr>
                 <w:rFonts w:ascii="Calibri" w:hAnsi="Calibri" w:eastAsia="Calibri"/>
                 <w:b w:val="0"/>
-                <w:i w:val="0"/>
                 <w:sz w:val="20"/>
               </w:rPr>
               <w:t>MFA code if login requires it (leave empty if not needed)</w:t>
@@ -1080,18 +1542,17 @@
     </w:tbl>
     <w:p>
       <w:pPr>
-        <w:spacing w:after="80"/>
+        <w:spacing w:after="40" w:before="0"/>
       </w:pPr>
     </w:p>
     <w:p>
       <w:pPr>
-        <w:spacing w:before="240" w:after="120"/>
+        <w:spacing w:before="200" w:after="80"/>
       </w:pPr>
       <w:r>
         <w:rPr>
           <w:rFonts w:ascii="Calibri" w:hAnsi="Calibri" w:eastAsia="Calibri"/>
           <w:b/>
-          <w:i w:val="0"/>
           <w:color w:val="0F6E6E"/>
           <w:sz w:val="26"/>
         </w:rPr>
@@ -1107,7 +1568,6 @@
         <w:rPr>
           <w:rFonts w:ascii="Calibri" w:hAnsi="Calibri" w:eastAsia="Calibri"/>
           <w:b w:val="0"/>
-          <w:i w:val="0"/>
           <w:sz w:val="22"/>
         </w:rPr>
         <w:t>Do not commit .env to git.</w:t>
@@ -1122,7 +1582,6 @@
         <w:rPr>
           <w:rFonts w:ascii="Calibri" w:hAnsi="Calibri" w:eastAsia="Calibri"/>
           <w:b w:val="0"/>
-          <w:i w:val="0"/>
           <w:sz w:val="22"/>
         </w:rPr>
         <w:t>Do not share passwords in the repo or in chat that is checked in.</w:t>
@@ -1137,7 +1596,6 @@
         <w:rPr>
           <w:rFonts w:ascii="Calibri" w:hAnsi="Calibri" w:eastAsia="Calibri"/>
           <w:b w:val="0"/>
-          <w:i w:val="0"/>
           <w:sz w:val="22"/>
         </w:rPr>
         <w:t>Share credentials through your team’s secure channel only.</w:t>
@@ -1145,13 +1603,136 @@
     </w:p>
     <w:p>
       <w:pPr>
-        <w:spacing w:before="320" w:after="120"/>
+        <w:spacing w:before="200" w:after="80"/>
       </w:pPr>
       <w:r>
         <w:rPr>
           <w:rFonts w:ascii="Calibri" w:hAnsi="Calibri" w:eastAsia="Calibri"/>
           <w:b/>
-          <w:i w:val="0"/>
+          <w:color w:val="0F6E6E"/>
+          <w:sz w:val="26"/>
+        </w:rPr>
+        <w:t>5.4 Save the login once</w:t>
+      </w:r>
+    </w:p>
+    <w:p>
+      <w:pPr>
+        <w:spacing w:before="0" w:after="120"/>
+      </w:pPr>
+      <w:r>
+        <w:rPr>
+          <w:rFonts w:ascii="Calibri" w:hAnsi="Calibri" w:eastAsia="Calibri"/>
+          <w:b w:val="0"/>
+          <w:sz w:val="22"/>
+        </w:rPr>
+        <w:t>After .env is filled in, you can store the Salesforce login so later runs reuse it. You do this once, and again if the session expires.</w:t>
+      </w:r>
+    </w:p>
+    <w:p>
+      <w:pPr>
+        <w:spacing w:before="0" w:after="120"/>
+      </w:pPr>
+      <w:r>
+        <w:rPr>
+          <w:rFonts w:ascii="Calibri" w:hAnsi="Calibri" w:eastAsia="Calibri"/>
+          <w:b w:val="0"/>
+          <w:sz w:val="22"/>
+        </w:rPr>
+        <w:t>In the VS Code terminal at the project root:</w:t>
+      </w:r>
+    </w:p>
+    <w:p>
+      <w:pPr>
+        <w:spacing w:before="40" w:after="160"/>
+        <w:ind w:left="173"/>
+        <w:shd w:fill="F4F6F8" w:val="clear"/>
+      </w:pPr>
+      <w:r>
+        <w:rPr>
+          <w:rFonts w:ascii="Consolas" w:hAnsi="Consolas" w:eastAsia="Consolas"/>
+          <w:b w:val="0"/>
+          <w:color w:val="1A1A1A"/>
+          <w:sz w:val="18"/>
+        </w:rPr>
+        <w:t>npm run auth:save</w:t>
+      </w:r>
+    </w:p>
+    <w:p>
+      <w:pPr>
+        <w:spacing w:before="0" w:after="120"/>
+      </w:pPr>
+      <w:r>
+        <w:rPr>
+          <w:rFonts w:ascii="Calibri" w:hAnsi="Calibri" w:eastAsia="Calibri"/>
+          <w:b w:val="0"/>
+          <w:sz w:val="22"/>
+        </w:rPr>
+        <w:t>A Chrome window opens. Sign in with your username and password, and complete MFA if it appears. Leave that window open until the terminal prints Saved session.</w:t>
+      </w:r>
+    </w:p>
+    <w:p>
+      <w:pPr>
+        <w:spacing w:before="0" w:after="120"/>
+      </w:pPr>
+      <w:r>
+        <w:rPr>
+          <w:rFonts w:ascii="Calibri" w:hAnsi="Calibri" w:eastAsia="Calibri"/>
+          <w:b w:val="0"/>
+          <w:sz w:val="22"/>
+        </w:rPr>
+        <w:t>The login is stored in .auth/nyselections.json. The next npm run bdd or npm run bdd:tags command reuses that session.</w:t>
+      </w:r>
+    </w:p>
+    <w:p>
+      <w:pPr>
+        <w:pStyle w:val="ListBullet"/>
+        <w:spacing w:after="40" w:before="0"/>
+      </w:pPr>
+      <w:r>
+        <w:rPr>
+          <w:rFonts w:ascii="Calibri" w:hAnsi="Calibri" w:eastAsia="Calibri"/>
+          <w:b w:val="0"/>
+          <w:sz w:val="22"/>
+        </w:rPr>
+        <w:t>Do not commit .auth/ to git.</w:t>
+      </w:r>
+    </w:p>
+    <w:p>
+      <w:pPr>
+        <w:pStyle w:val="ListBullet"/>
+        <w:spacing w:after="40" w:before="0"/>
+      </w:pPr>
+      <w:r>
+        <w:rPr>
+          <w:rFonts w:ascii="Calibri" w:hAnsi="Calibri" w:eastAsia="Calibri"/>
+          <w:b w:val="0"/>
+          <w:sz w:val="22"/>
+        </w:rPr>
+        <w:t>Do not close the browser before Saved session appears.</w:t>
+      </w:r>
+    </w:p>
+    <w:p>
+      <w:pPr>
+        <w:pStyle w:val="ListBullet"/>
+        <w:spacing w:after="40" w:before="0"/>
+      </w:pPr>
+      <w:r>
+        <w:rPr>
+          <w:rFonts w:ascii="Calibri" w:hAnsi="Calibri" w:eastAsia="Calibri"/>
+          <w:b w:val="0"/>
+          <w:sz w:val="22"/>
+        </w:rPr>
+        <w:t>If login fails later, run npm run auth:save again.</w:t>
+      </w:r>
+    </w:p>
+    <w:p>
+      <w:pPr>
+        <w:spacing w:before="280" w:after="80"/>
+      </w:pPr>
+      <w:r>
+        <w:rPr>
+          <w:rFonts w:ascii="Calibri" w:hAnsi="Calibri" w:eastAsia="Calibri"/>
+          <w:b/>
           <w:color w:val="1F3A5F"/>
           <w:sz w:val="32"/>
         </w:rPr>
@@ -1166,7 +1747,6 @@
         <w:rPr>
           <w:rFonts w:ascii="Calibri" w:hAnsi="Calibri" w:eastAsia="Calibri"/>
           <w:b w:val="0"/>
-          <w:i w:val="0"/>
           <w:sz w:val="22"/>
         </w:rPr>
         <w:t>In the VS Code terminal at the project root:</w:t>
@@ -1178,16 +1758,20 @@
         <w:jc w:val="center"/>
         <w:tblLayout w:type="fixed"/>
         <w:tblLook w:firstColumn="1" w:firstRow="1" w:lastColumn="0" w:lastRow="0" w:noHBand="0" w:noVBand="1" w:val="04A0"/>
-        <w:tblW w:w="9504" w:type="dxa"/>
+        <w:tblW w:w="10080" w:type="dxa"/>
+        <w:tblLayout w:type="fixed"/>
       </w:tblPr>
       <w:tblGrid>
-        <w:gridCol w:w="4824"/>
-        <w:gridCol w:w="4824"/>
+        <w:gridCol w:w="5040"/>
+        <w:gridCol w:w="5040"/>
       </w:tblGrid>
       <w:tr>
+        <w:trPr>
+          <w:cantSplit/>
+        </w:trPr>
         <w:tc>
           <w:tcPr>
-            <w:tcW w:type="dxa" w:w="3744"/>
+            <w:tcW w:type="dxa" w:w="4032"/>
             <w:shd w:fill="1F3A5F" w:val="clear"/>
             <w:tcBorders>
               <w:top w:val="single" w:sz="4" w:color="D0D7DE"/>
@@ -1195,14 +1779,22 @@
               <w:bottom w:val="single" w:sz="4" w:color="D0D7DE"/>
               <w:right w:val="single" w:sz="4" w:color="D0D7DE"/>
             </w:tcBorders>
+            <w:tcMar>
+              <w:top w:w="40" w:type="dxa"/>
+              <w:left w:w="80" w:type="dxa"/>
+              <w:bottom w:w="40" w:type="dxa"/>
+              <w:right w:w="80" w:type="dxa"/>
+            </w:tcMar>
           </w:tcPr>
           <w:p>
+            <w:pPr>
+              <w:spacing w:after="0"/>
+            </w:pPr>
             <w:r/>
             <w:r>
               <w:rPr>
                 <w:rFonts w:ascii="Calibri" w:hAnsi="Calibri" w:eastAsia="Calibri"/>
                 <w:b/>
-                <w:i w:val="0"/>
                 <w:color w:val="FFFFFF"/>
                 <w:sz w:val="20"/>
               </w:rPr>
@@ -1212,7 +1804,7 @@
         </w:tc>
         <w:tc>
           <w:tcPr>
-            <w:tcW w:type="dxa" w:w="5760"/>
+            <w:tcW w:type="dxa" w:w="6048"/>
             <w:shd w:fill="1F3A5F" w:val="clear"/>
             <w:tcBorders>
               <w:top w:val="single" w:sz="4" w:color="D0D7DE"/>
@@ -1220,14 +1812,22 @@
               <w:bottom w:val="single" w:sz="4" w:color="D0D7DE"/>
               <w:right w:val="single" w:sz="4" w:color="D0D7DE"/>
             </w:tcBorders>
+            <w:tcMar>
+              <w:top w:w="40" w:type="dxa"/>
+              <w:left w:w="80" w:type="dxa"/>
+              <w:bottom w:w="40" w:type="dxa"/>
+              <w:right w:w="80" w:type="dxa"/>
+            </w:tcMar>
           </w:tcPr>
           <w:p>
+            <w:pPr>
+              <w:spacing w:after="0"/>
+            </w:pPr>
             <w:r/>
             <w:r>
               <w:rPr>
                 <w:rFonts w:ascii="Calibri" w:hAnsi="Calibri" w:eastAsia="Calibri"/>
                 <w:b/>
-                <w:i w:val="0"/>
                 <w:color w:val="FFFFFF"/>
                 <w:sz w:val="20"/>
               </w:rPr>
@@ -1237,23 +1837,34 @@
         </w:tc>
       </w:tr>
       <w:tr>
+        <w:trPr>
+          <w:cantSplit/>
+        </w:trPr>
         <w:tc>
           <w:tcPr>
-            <w:tcW w:type="dxa" w:w="3744"/>
+            <w:tcW w:type="dxa" w:w="4032"/>
             <w:tcBorders>
               <w:top w:val="single" w:sz="4" w:color="D0D7DE"/>
               <w:left w:val="single" w:sz="4" w:color="D0D7DE"/>
               <w:bottom w:val="single" w:sz="4" w:color="D0D7DE"/>
               <w:right w:val="single" w:sz="4" w:color="D0D7DE"/>
             </w:tcBorders>
+            <w:tcMar>
+              <w:top w:w="40" w:type="dxa"/>
+              <w:left w:w="80" w:type="dxa"/>
+              <w:bottom w:w="40" w:type="dxa"/>
+              <w:right w:w="80" w:type="dxa"/>
+            </w:tcMar>
           </w:tcPr>
           <w:p>
+            <w:pPr>
+              <w:spacing w:after="0"/>
+            </w:pPr>
             <w:r/>
             <w:r>
               <w:rPr>
                 <w:rFonts w:ascii="Calibri" w:hAnsi="Calibri" w:eastAsia="Calibri"/>
                 <w:b w:val="0"/>
-                <w:i w:val="0"/>
                 <w:sz w:val="20"/>
               </w:rPr>
               <w:t>Run all BDD scenarios</w:t>
@@ -1262,22 +1873,30 @@
         </w:tc>
         <w:tc>
           <w:tcPr>
-            <w:tcW w:type="dxa" w:w="5760"/>
+            <w:tcW w:type="dxa" w:w="6048"/>
             <w:tcBorders>
               <w:top w:val="single" w:sz="4" w:color="D0D7DE"/>
               <w:left w:val="single" w:sz="4" w:color="D0D7DE"/>
               <w:bottom w:val="single" w:sz="4" w:color="D0D7DE"/>
               <w:right w:val="single" w:sz="4" w:color="D0D7DE"/>
             </w:tcBorders>
+            <w:tcMar>
+              <w:top w:w="40" w:type="dxa"/>
+              <w:left w:w="80" w:type="dxa"/>
+              <w:bottom w:w="40" w:type="dxa"/>
+              <w:right w:w="80" w:type="dxa"/>
+            </w:tcMar>
           </w:tcPr>
           <w:p>
+            <w:pPr>
+              <w:spacing w:after="0"/>
+            </w:pPr>
             <w:r/>
             <w:r>
               <w:rPr>
                 <w:rFonts w:ascii="Consolas" w:hAnsi="Consolas" w:eastAsia="Consolas"/>
                 <w:b w:val="0"/>
-                <w:i w:val="0"/>
-                <w:sz w:val="18"/>
+                <w:sz w:val="16"/>
               </w:rPr>
               <w:t>npm run bdd</w:t>
             </w:r>
@@ -1285,9 +1904,12 @@
         </w:tc>
       </w:tr>
       <w:tr>
+        <w:trPr>
+          <w:cantSplit/>
+        </w:trPr>
         <w:tc>
           <w:tcPr>
-            <w:tcW w:type="dxa" w:w="3744"/>
+            <w:tcW w:type="dxa" w:w="4032"/>
             <w:shd w:fill="F7F9FB" w:val="clear"/>
             <w:tcBorders>
               <w:top w:val="single" w:sz="4" w:color="D0D7DE"/>
@@ -1295,23 +1917,31 @@
               <w:bottom w:val="single" w:sz="4" w:color="D0D7DE"/>
               <w:right w:val="single" w:sz="4" w:color="D0D7DE"/>
             </w:tcBorders>
+            <w:tcMar>
+              <w:top w:w="40" w:type="dxa"/>
+              <w:left w:w="80" w:type="dxa"/>
+              <w:bottom w:w="40" w:type="dxa"/>
+              <w:right w:w="80" w:type="dxa"/>
+            </w:tcMar>
           </w:tcPr>
           <w:p>
+            <w:pPr>
+              <w:spacing w:after="0"/>
+            </w:pPr>
             <w:r/>
             <w:r>
               <w:rPr>
                 <w:rFonts w:ascii="Calibri" w:hAnsi="Calibri" w:eastAsia="Calibri"/>
                 <w:b w:val="0"/>
-                <w:i w:val="0"/>
                 <w:sz w:val="20"/>
               </w:rPr>
-              <w:t>Run by tag</w:t>
+              <w:t>Run one feature by its tag</w:t>
             </w:r>
           </w:p>
         </w:tc>
         <w:tc>
           <w:tcPr>
-            <w:tcW w:type="dxa" w:w="5760"/>
+            <w:tcW w:type="dxa" w:w="6048"/>
             <w:shd w:fill="F7F9FB" w:val="clear"/>
             <w:tcBorders>
               <w:top w:val="single" w:sz="4" w:color="D0D7DE"/>
@@ -1319,15 +1949,23 @@
               <w:bottom w:val="single" w:sz="4" w:color="D0D7DE"/>
               <w:right w:val="single" w:sz="4" w:color="D0D7DE"/>
             </w:tcBorders>
+            <w:tcMar>
+              <w:top w:w="40" w:type="dxa"/>
+              <w:left w:w="80" w:type="dxa"/>
+              <w:bottom w:w="40" w:type="dxa"/>
+              <w:right w:w="80" w:type="dxa"/>
+            </w:tcMar>
           </w:tcPr>
           <w:p>
+            <w:pPr>
+              <w:spacing w:after="0"/>
+            </w:pPr>
             <w:r/>
             <w:r>
               <w:rPr>
                 <w:rFonts w:ascii="Consolas" w:hAnsi="Consolas" w:eastAsia="Consolas"/>
                 <w:b w:val="0"/>
-                <w:i w:val="0"/>
-                <w:sz w:val="18"/>
+                <w:sz w:val="16"/>
               </w:rPr>
               <w:t>npm run bdd:tags "@YourTag"</w:t>
             </w:r>
@@ -1335,23 +1973,34 @@
         </w:tc>
       </w:tr>
       <w:tr>
+        <w:trPr>
+          <w:cantSplit/>
+        </w:trPr>
         <w:tc>
           <w:tcPr>
-            <w:tcW w:type="dxa" w:w="3744"/>
+            <w:tcW w:type="dxa" w:w="4032"/>
             <w:tcBorders>
               <w:top w:val="single" w:sz="4" w:color="D0D7DE"/>
               <w:left w:val="single" w:sz="4" w:color="D0D7DE"/>
               <w:bottom w:val="single" w:sz="4" w:color="D0D7DE"/>
               <w:right w:val="single" w:sz="4" w:color="D0D7DE"/>
             </w:tcBorders>
+            <w:tcMar>
+              <w:top w:w="40" w:type="dxa"/>
+              <w:left w:w="80" w:type="dxa"/>
+              <w:bottom w:w="40" w:type="dxa"/>
+              <w:right w:w="80" w:type="dxa"/>
+            </w:tcMar>
           </w:tcPr>
           <w:p>
+            <w:pPr>
+              <w:spacing w:after="0"/>
+            </w:pPr>
             <w:r/>
             <w:r>
               <w:rPr>
                 <w:rFonts w:ascii="Calibri" w:hAnsi="Calibri" w:eastAsia="Calibri"/>
                 <w:b w:val="0"/>
-                <w:i w:val="0"/>
                 <w:sz w:val="20"/>
               </w:rPr>
               <w:t>Run with visible browser</w:t>
@@ -1360,22 +2009,30 @@
         </w:tc>
         <w:tc>
           <w:tcPr>
-            <w:tcW w:type="dxa" w:w="5760"/>
+            <w:tcW w:type="dxa" w:w="6048"/>
             <w:tcBorders>
               <w:top w:val="single" w:sz="4" w:color="D0D7DE"/>
               <w:left w:val="single" w:sz="4" w:color="D0D7DE"/>
               <w:bottom w:val="single" w:sz="4" w:color="D0D7DE"/>
               <w:right w:val="single" w:sz="4" w:color="D0D7DE"/>
             </w:tcBorders>
+            <w:tcMar>
+              <w:top w:w="40" w:type="dxa"/>
+              <w:left w:w="80" w:type="dxa"/>
+              <w:bottom w:w="40" w:type="dxa"/>
+              <w:right w:w="80" w:type="dxa"/>
+            </w:tcMar>
           </w:tcPr>
           <w:p>
+            <w:pPr>
+              <w:spacing w:after="0"/>
+            </w:pPr>
             <w:r/>
             <w:r>
               <w:rPr>
                 <w:rFonts w:ascii="Consolas" w:hAnsi="Consolas" w:eastAsia="Consolas"/>
                 <w:b w:val="0"/>
-                <w:i w:val="0"/>
-                <w:sz w:val="18"/>
+                <w:sz w:val="16"/>
               </w:rPr>
               <w:t>npm run bdd:headed</w:t>
             </w:r>
@@ -1385,22 +2042,21 @@
     </w:tbl>
     <w:p>
       <w:pPr>
-        <w:spacing w:after="80"/>
+        <w:spacing w:after="40" w:before="0"/>
       </w:pPr>
     </w:p>
     <w:p>
       <w:pPr>
-        <w:spacing w:before="240" w:after="120"/>
+        <w:spacing w:before="200" w:after="80"/>
       </w:pPr>
       <w:r>
         <w:rPr>
           <w:rFonts w:ascii="Calibri" w:hAnsi="Calibri" w:eastAsia="Calibri"/>
           <w:b/>
-          <w:i w:val="0"/>
           <w:color w:val="0F6E6E"/>
           <w:sz w:val="26"/>
         </w:rPr>
-        <w:t>Tag examples</w:t>
+        <w:t>How to run by tag</w:t>
       </w:r>
     </w:p>
     <w:p>
@@ -1411,27 +2067,9 @@
         <w:rPr>
           <w:rFonts w:ascii="Calibri" w:hAnsi="Calibri" w:eastAsia="Calibri"/>
           <w:b w:val="0"/>
-          <w:i w:val="0"/>
           <w:sz w:val="22"/>
         </w:rPr>
-        <w:t>Feature files use tags such as @Auditor1, @Regression, and @NYselections. Example:</w:t>
-      </w:r>
-    </w:p>
-    <w:p>
-      <w:pPr>
-        <w:spacing w:before="80" w:after="160"/>
-        <w:ind w:left="216"/>
-        <w:shd w:fill="F4F6F8" w:val="clear"/>
-      </w:pPr>
-      <w:r>
-        <w:rPr>
-          <w:rFonts w:ascii="Consolas" w:hAnsi="Consolas" w:eastAsia="Consolas"/>
-          <w:b w:val="0"/>
-          <w:i w:val="0"/>
-          <w:color w:val="1A1A1A"/>
-          <w:sz w:val="20"/>
-        </w:rPr>
-        <w:t>npm run bdd:tags "@Auditor1"</w:t>
+        <w:t>The first line of each .feature file is its tags. Use the unique tag (the one that matches the feature name). Keep the quotes so the terminal does not split the command.</w:t>
       </w:r>
     </w:p>
     <w:p>
@@ -1441,38 +2079,3406 @@
       <w:r>
         <w:rPr>
           <w:rFonts w:ascii="Calibri" w:hAnsi="Calibri" w:eastAsia="Calibri"/>
-          <w:color w:val="000000"/>
+          <w:b w:val="0"/>
           <w:sz w:val="22"/>
         </w:rPr>
-        <w:t>To run the prepayment matching-claims feature:</w:t>
+        <w:t>Example: the first line of agree-all-error.feature is @Regression @NYselections @AgreeAllError @End_to_End. Run only that feature with:</w:t>
       </w:r>
     </w:p>
     <w:p>
       <w:pPr>
-        <w:spacing w:before="80" w:after="160"/>
-        <w:ind w:left="216"/>
+        <w:spacing w:before="40" w:after="160"/>
+        <w:ind w:left="173"/>
         <w:shd w:fill="F4F6F8" w:val="clear"/>
       </w:pPr>
       <w:r>
         <w:rPr>
           <w:rFonts w:ascii="Consolas" w:hAnsi="Consolas" w:eastAsia="Consolas"/>
           <w:b w:val="0"/>
-          <w:i w:val="0"/>
           <w:color w:val="1A1A1A"/>
-          <w:sz w:val="20"/>
+          <w:sz w:val="18"/>
         </w:rPr>
-        <w:t>npm run bdd:tags "@AuditorPrepaymentMatchingClaimsPositive"</w:t>
+        <w:t>npm run bdd:tags "@AgreeAllError"</w:t>
       </w:r>
     </w:p>
     <w:p>
       <w:pPr>
-        <w:spacing w:before="240" w:after="120"/>
+        <w:spacing w:after="120" w:before="0"/>
+      </w:pPr>
+      <w:r>
+        <w:rPr>
+          <w:rFonts w:ascii="Calibri" w:hAnsi="Calibri" w:eastAsia="Calibri"/>
+          <w:b w:val="0"/>
+          <w:sz w:val="22"/>
+        </w:rPr>
+        <w:t>More than one tag:</w:t>
+      </w:r>
+    </w:p>
+    <w:p>
+      <w:pPr>
+        <w:spacing w:before="40" w:after="160"/>
+        <w:ind w:left="173"/>
+        <w:shd w:fill="F4F6F8" w:val="clear"/>
+      </w:pPr>
+      <w:r>
+        <w:rPr>
+          <w:rFonts w:ascii="Consolas" w:hAnsi="Consolas" w:eastAsia="Consolas"/>
+          <w:b w:val="0"/>
+          <w:color w:val="1A1A1A"/>
+          <w:sz w:val="18"/>
+        </w:rPr>
+        <w:t>npm run bdd:tags "@Regression and @AgreeAllError"</w:t>
+        <w:br/>
+        <w:t>npm run bdd:tags "@Auditor1 or @AgreeAllError"</w:t>
+      </w:r>
+    </w:p>
+    <w:p>
+      <w:pPr>
+        <w:spacing w:after="40" w:before="0"/>
       </w:pPr>
       <w:r>
         <w:rPr>
           <w:rFonts w:ascii="Calibri" w:hAnsi="Calibri" w:eastAsia="Calibri"/>
           <w:b/>
-          <w:i w:val="0"/>
+          <w:sz w:val="22"/>
+        </w:rPr>
+        <w:t>Visible browser for one tag — Mac / Linux</w:t>
+      </w:r>
+    </w:p>
+    <w:p>
+      <w:pPr>
+        <w:spacing w:before="40" w:after="160"/>
+        <w:ind w:left="173"/>
+        <w:shd w:fill="F4F6F8" w:val="clear"/>
+      </w:pPr>
+      <w:r>
+        <w:rPr>
+          <w:rFonts w:ascii="Consolas" w:hAnsi="Consolas" w:eastAsia="Consolas"/>
+          <w:b w:val="0"/>
+          <w:color w:val="1A1A1A"/>
+          <w:sz w:val="18"/>
+        </w:rPr>
+        <w:t>HEADLESS=false npm run bdd:tags "@AgreeAllError"</w:t>
+      </w:r>
+    </w:p>
+    <w:p>
+      <w:pPr>
+        <w:spacing w:after="40" w:before="0"/>
+      </w:pPr>
+      <w:r>
+        <w:rPr>
+          <w:rFonts w:ascii="Calibri" w:hAnsi="Calibri" w:eastAsia="Calibri"/>
+          <w:b/>
+          <w:sz w:val="22"/>
+        </w:rPr>
+        <w:t>Visible browser for one tag — Windows PowerShell</w:t>
+      </w:r>
+    </w:p>
+    <w:p>
+      <w:pPr>
+        <w:spacing w:before="40" w:after="160"/>
+        <w:ind w:left="173"/>
+        <w:shd w:fill="F4F6F8" w:val="clear"/>
+      </w:pPr>
+      <w:r>
+        <w:rPr>
+          <w:rFonts w:ascii="Consolas" w:hAnsi="Consolas" w:eastAsia="Consolas"/>
+          <w:b w:val="0"/>
+          <w:color w:val="1A1A1A"/>
+          <w:sz w:val="18"/>
+        </w:rPr>
+        <w:t>$env:HEADLESS="false"; npm run bdd:tags "@AgreeAllError"</w:t>
+      </w:r>
+    </w:p>
+    <w:p>
+      <w:pPr>
+        <w:spacing w:after="120" w:before="0"/>
+      </w:pPr>
+      <w:r>
+        <w:rPr>
+          <w:rFonts w:ascii="Calibri" w:hAnsi="Calibri" w:eastAsia="Calibri"/>
+          <w:b w:val="0"/>
+          <w:sz w:val="22"/>
+        </w:rPr>
+        <w:t>Shared tags on most features are @Regression, @NYselections, and @End_to_End. @Regression runs the regression set. @Smoke runs the smoke check only.</w:t>
+      </w:r>
+    </w:p>
+    <w:p>
+      <w:pPr>
+        <w:spacing w:before="200" w:after="80"/>
+      </w:pPr>
+      <w:r>
+        <w:rPr>
+          <w:rFonts w:ascii="Calibri" w:hAnsi="Calibri" w:eastAsia="Calibri"/>
+          <w:b/>
+          <w:color w:val="0F6E6E"/>
+          <w:sz w:val="26"/>
+        </w:rPr>
+        <w:t>Feature tags</w:t>
+      </w:r>
+    </w:p>
+    <w:p>
+      <w:pPr>
+        <w:spacing w:after="120" w:before="0"/>
+      </w:pPr>
+      <w:r>
+        <w:rPr>
+          <w:rFonts w:ascii="Calibri" w:hAnsi="Calibri" w:eastAsia="Calibri"/>
+          <w:b w:val="0"/>
+          <w:sz w:val="22"/>
+        </w:rPr>
+        <w:t>Copy the command for the feature you want. The tag is also on line 1 of the .feature file.</w:t>
+      </w:r>
+    </w:p>
+    <w:p>
+      <w:pPr>
+        <w:spacing w:before="160" w:after="40"/>
+      </w:pPr>
+      <w:r>
+        <w:rPr>
+          <w:rFonts w:ascii="Calibri" w:hAnsi="Calibri" w:eastAsia="Calibri"/>
+          <w:b/>
+          <w:color w:val="1F3A5F"/>
+          <w:sz w:val="24"/>
+        </w:rPr>
+        <w:t>Auditor</w:t>
+      </w:r>
+    </w:p>
+    <w:tbl>
+      <w:tblPr>
+        <w:tblW w:type="auto" w:w="0"/>
+        <w:jc w:val="center"/>
+        <w:tblLayout w:type="fixed"/>
+        <w:tblLook w:firstColumn="1" w:firstRow="1" w:lastColumn="0" w:lastRow="0" w:noHBand="0" w:noVBand="1" w:val="04A0"/>
+        <w:tblW w:w="10080" w:type="dxa"/>
+        <w:tblLayout w:type="fixed"/>
+      </w:tblPr>
+      <w:tblGrid>
+        <w:gridCol w:w="5040"/>
+        <w:gridCol w:w="5040"/>
+      </w:tblGrid>
+      <w:tr>
+        <w:trPr>
+          <w:cantSplit/>
+        </w:trPr>
+        <w:tc>
+          <w:tcPr>
+            <w:tcW w:type="dxa" w:w="4464"/>
+            <w:shd w:fill="1F3A5F" w:val="clear"/>
+            <w:tcBorders>
+              <w:top w:val="single" w:sz="4" w:color="D0D7DE"/>
+              <w:left w:val="single" w:sz="4" w:color="D0D7DE"/>
+              <w:bottom w:val="single" w:sz="4" w:color="D0D7DE"/>
+              <w:right w:val="single" w:sz="4" w:color="D0D7DE"/>
+            </w:tcBorders>
+            <w:tcMar>
+              <w:top w:w="40" w:type="dxa"/>
+              <w:left w:w="80" w:type="dxa"/>
+              <w:bottom w:w="40" w:type="dxa"/>
+              <w:right w:w="80" w:type="dxa"/>
+            </w:tcMar>
+          </w:tcPr>
+          <w:p>
+            <w:pPr>
+              <w:spacing w:after="0"/>
+            </w:pPr>
+            <w:r/>
+            <w:r>
+              <w:rPr>
+                <w:rFonts w:ascii="Calibri" w:hAnsi="Calibri" w:eastAsia="Calibri"/>
+                <w:b/>
+                <w:color w:val="FFFFFF"/>
+                <w:sz w:val="20"/>
+              </w:rPr>
+              <w:t>Feature</w:t>
+            </w:r>
+          </w:p>
+        </w:tc>
+        <w:tc>
+          <w:tcPr>
+            <w:tcW w:type="dxa" w:w="5616"/>
+            <w:shd w:fill="1F3A5F" w:val="clear"/>
+            <w:tcBorders>
+              <w:top w:val="single" w:sz="4" w:color="D0D7DE"/>
+              <w:left w:val="single" w:sz="4" w:color="D0D7DE"/>
+              <w:bottom w:val="single" w:sz="4" w:color="D0D7DE"/>
+              <w:right w:val="single" w:sz="4" w:color="D0D7DE"/>
+            </w:tcBorders>
+            <w:tcMar>
+              <w:top w:w="40" w:type="dxa"/>
+              <w:left w:w="80" w:type="dxa"/>
+              <w:bottom w:w="40" w:type="dxa"/>
+              <w:right w:w="80" w:type="dxa"/>
+            </w:tcMar>
+          </w:tcPr>
+          <w:p>
+            <w:pPr>
+              <w:spacing w:after="0"/>
+            </w:pPr>
+            <w:r/>
+            <w:r>
+              <w:rPr>
+                <w:rFonts w:ascii="Calibri" w:hAnsi="Calibri" w:eastAsia="Calibri"/>
+                <w:b/>
+                <w:color w:val="FFFFFF"/>
+                <w:sz w:val="20"/>
+              </w:rPr>
+              <w:t>Command</w:t>
+            </w:r>
+          </w:p>
+        </w:tc>
+      </w:tr>
+      <w:tr>
+        <w:trPr>
+          <w:cantSplit/>
+        </w:trPr>
+        <w:tc>
+          <w:tcPr>
+            <w:tcW w:type="dxa" w:w="4464"/>
+            <w:tcBorders>
+              <w:top w:val="single" w:sz="4" w:color="D0D7DE"/>
+              <w:left w:val="single" w:sz="4" w:color="D0D7DE"/>
+              <w:bottom w:val="single" w:sz="4" w:color="D0D7DE"/>
+              <w:right w:val="single" w:sz="4" w:color="D0D7DE"/>
+            </w:tcBorders>
+            <w:tcMar>
+              <w:top w:w="40" w:type="dxa"/>
+              <w:left w:w="80" w:type="dxa"/>
+              <w:bottom w:w="40" w:type="dxa"/>
+              <w:right w:w="80" w:type="dxa"/>
+            </w:tcMar>
+          </w:tcPr>
+          <w:p>
+            <w:pPr>
+              <w:spacing w:after="0"/>
+            </w:pPr>
+            <w:r/>
+            <w:r>
+              <w:rPr>
+                <w:rFonts w:ascii="Calibri" w:hAnsi="Calibri" w:eastAsia="Calibri"/>
+                <w:b w:val="0"/>
+                <w:sz w:val="20"/>
+              </w:rPr>
+              <w:t>Agree All Error</w:t>
+            </w:r>
+          </w:p>
+        </w:tc>
+        <w:tc>
+          <w:tcPr>
+            <w:tcW w:type="dxa" w:w="5616"/>
+            <w:tcBorders>
+              <w:top w:val="single" w:sz="4" w:color="D0D7DE"/>
+              <w:left w:val="single" w:sz="4" w:color="D0D7DE"/>
+              <w:bottom w:val="single" w:sz="4" w:color="D0D7DE"/>
+              <w:right w:val="single" w:sz="4" w:color="D0D7DE"/>
+            </w:tcBorders>
+            <w:tcMar>
+              <w:top w:w="40" w:type="dxa"/>
+              <w:left w:w="80" w:type="dxa"/>
+              <w:bottom w:w="40" w:type="dxa"/>
+              <w:right w:w="80" w:type="dxa"/>
+            </w:tcMar>
+          </w:tcPr>
+          <w:p>
+            <w:pPr>
+              <w:spacing w:after="0"/>
+            </w:pPr>
+            <w:r/>
+            <w:r>
+              <w:rPr>
+                <w:rFonts w:ascii="Consolas" w:hAnsi="Consolas" w:eastAsia="Consolas"/>
+                <w:b w:val="0"/>
+                <w:sz w:val="16"/>
+              </w:rPr>
+              <w:t>npm run bdd:tags "@AgreeAllError"</w:t>
+            </w:r>
+          </w:p>
+        </w:tc>
+      </w:tr>
+      <w:tr>
+        <w:trPr>
+          <w:cantSplit/>
+        </w:trPr>
+        <w:tc>
+          <w:tcPr>
+            <w:tcW w:type="dxa" w:w="4464"/>
+            <w:shd w:fill="F7F9FB" w:val="clear"/>
+            <w:tcBorders>
+              <w:top w:val="single" w:sz="4" w:color="D0D7DE"/>
+              <w:left w:val="single" w:sz="4" w:color="D0D7DE"/>
+              <w:bottom w:val="single" w:sz="4" w:color="D0D7DE"/>
+              <w:right w:val="single" w:sz="4" w:color="D0D7DE"/>
+            </w:tcBorders>
+            <w:tcMar>
+              <w:top w:w="40" w:type="dxa"/>
+              <w:left w:w="80" w:type="dxa"/>
+              <w:bottom w:w="40" w:type="dxa"/>
+              <w:right w:w="80" w:type="dxa"/>
+            </w:tcMar>
+          </w:tcPr>
+          <w:p>
+            <w:pPr>
+              <w:spacing w:after="0"/>
+            </w:pPr>
+            <w:r/>
+            <w:r>
+              <w:rPr>
+                <w:rFonts w:ascii="Calibri" w:hAnsi="Calibri" w:eastAsia="Calibri"/>
+                <w:b w:val="0"/>
+                <w:sz w:val="20"/>
+              </w:rPr>
+              <w:t>Auditor1</w:t>
+            </w:r>
+          </w:p>
+        </w:tc>
+        <w:tc>
+          <w:tcPr>
+            <w:tcW w:type="dxa" w:w="5616"/>
+            <w:shd w:fill="F7F9FB" w:val="clear"/>
+            <w:tcBorders>
+              <w:top w:val="single" w:sz="4" w:color="D0D7DE"/>
+              <w:left w:val="single" w:sz="4" w:color="D0D7DE"/>
+              <w:bottom w:val="single" w:sz="4" w:color="D0D7DE"/>
+              <w:right w:val="single" w:sz="4" w:color="D0D7DE"/>
+            </w:tcBorders>
+            <w:tcMar>
+              <w:top w:w="40" w:type="dxa"/>
+              <w:left w:w="80" w:type="dxa"/>
+              <w:bottom w:w="40" w:type="dxa"/>
+              <w:right w:w="80" w:type="dxa"/>
+            </w:tcMar>
+          </w:tcPr>
+          <w:p>
+            <w:pPr>
+              <w:spacing w:after="0"/>
+            </w:pPr>
+            <w:r/>
+            <w:r>
+              <w:rPr>
+                <w:rFonts w:ascii="Consolas" w:hAnsi="Consolas" w:eastAsia="Consolas"/>
+                <w:b w:val="0"/>
+                <w:sz w:val="16"/>
+              </w:rPr>
+              <w:t>npm run bdd:tags "@Auditor1"</w:t>
+            </w:r>
+          </w:p>
+        </w:tc>
+      </w:tr>
+      <w:tr>
+        <w:trPr>
+          <w:cantSplit/>
+        </w:trPr>
+        <w:tc>
+          <w:tcPr>
+            <w:tcW w:type="dxa" w:w="4464"/>
+            <w:tcBorders>
+              <w:top w:val="single" w:sz="4" w:color="D0D7DE"/>
+              <w:left w:val="single" w:sz="4" w:color="D0D7DE"/>
+              <w:bottom w:val="single" w:sz="4" w:color="D0D7DE"/>
+              <w:right w:val="single" w:sz="4" w:color="D0D7DE"/>
+            </w:tcBorders>
+            <w:tcMar>
+              <w:top w:w="40" w:type="dxa"/>
+              <w:left w:w="80" w:type="dxa"/>
+              <w:bottom w:w="40" w:type="dxa"/>
+              <w:right w:w="80" w:type="dxa"/>
+            </w:tcMar>
+          </w:tcPr>
+          <w:p>
+            <w:pPr>
+              <w:spacing w:after="0"/>
+            </w:pPr>
+            <w:r/>
+            <w:r>
+              <w:rPr>
+                <w:rFonts w:ascii="Calibri" w:hAnsi="Calibri" w:eastAsia="Calibri"/>
+                <w:b w:val="0"/>
+                <w:sz w:val="20"/>
+              </w:rPr>
+              <w:t>Auditor Accept and Reject Report</w:t>
+            </w:r>
+          </w:p>
+        </w:tc>
+        <w:tc>
+          <w:tcPr>
+            <w:tcW w:type="dxa" w:w="5616"/>
+            <w:tcBorders>
+              <w:top w:val="single" w:sz="4" w:color="D0D7DE"/>
+              <w:left w:val="single" w:sz="4" w:color="D0D7DE"/>
+              <w:bottom w:val="single" w:sz="4" w:color="D0D7DE"/>
+              <w:right w:val="single" w:sz="4" w:color="D0D7DE"/>
+            </w:tcBorders>
+            <w:tcMar>
+              <w:top w:w="40" w:type="dxa"/>
+              <w:left w:w="80" w:type="dxa"/>
+              <w:bottom w:w="40" w:type="dxa"/>
+              <w:right w:w="80" w:type="dxa"/>
+            </w:tcMar>
+          </w:tcPr>
+          <w:p>
+            <w:pPr>
+              <w:spacing w:after="0"/>
+            </w:pPr>
+            <w:r/>
+            <w:r>
+              <w:rPr>
+                <w:rFonts w:ascii="Consolas" w:hAnsi="Consolas" w:eastAsia="Consolas"/>
+                <w:b w:val="0"/>
+                <w:sz w:val="16"/>
+              </w:rPr>
+              <w:t>npm run bdd:tags "@AuditorAcceptAndRejectReport"</w:t>
+            </w:r>
+          </w:p>
+        </w:tc>
+      </w:tr>
+      <w:tr>
+        <w:trPr>
+          <w:cantSplit/>
+        </w:trPr>
+        <w:tc>
+          <w:tcPr>
+            <w:tcW w:type="dxa" w:w="4464"/>
+            <w:shd w:fill="F7F9FB" w:val="clear"/>
+            <w:tcBorders>
+              <w:top w:val="single" w:sz="4" w:color="D0D7DE"/>
+              <w:left w:val="single" w:sz="4" w:color="D0D7DE"/>
+              <w:bottom w:val="single" w:sz="4" w:color="D0D7DE"/>
+              <w:right w:val="single" w:sz="4" w:color="D0D7DE"/>
+            </w:tcBorders>
+            <w:tcMar>
+              <w:top w:w="40" w:type="dxa"/>
+              <w:left w:w="80" w:type="dxa"/>
+              <w:bottom w:w="40" w:type="dxa"/>
+              <w:right w:w="80" w:type="dxa"/>
+            </w:tcMar>
+          </w:tcPr>
+          <w:p>
+            <w:pPr>
+              <w:spacing w:after="0"/>
+            </w:pPr>
+            <w:r/>
+            <w:r>
+              <w:rPr>
+                <w:rFonts w:ascii="Calibri" w:hAnsi="Calibri" w:eastAsia="Calibri"/>
+                <w:b w:val="0"/>
+                <w:sz w:val="20"/>
+              </w:rPr>
+              <w:t>Auditor Agree Audit Fields Change</w:t>
+            </w:r>
+          </w:p>
+        </w:tc>
+        <w:tc>
+          <w:tcPr>
+            <w:tcW w:type="dxa" w:w="5616"/>
+            <w:shd w:fill="F7F9FB" w:val="clear"/>
+            <w:tcBorders>
+              <w:top w:val="single" w:sz="4" w:color="D0D7DE"/>
+              <w:left w:val="single" w:sz="4" w:color="D0D7DE"/>
+              <w:bottom w:val="single" w:sz="4" w:color="D0D7DE"/>
+              <w:right w:val="single" w:sz="4" w:color="D0D7DE"/>
+            </w:tcBorders>
+            <w:tcMar>
+              <w:top w:w="40" w:type="dxa"/>
+              <w:left w:w="80" w:type="dxa"/>
+              <w:bottom w:w="40" w:type="dxa"/>
+              <w:right w:w="80" w:type="dxa"/>
+            </w:tcMar>
+          </w:tcPr>
+          <w:p>
+            <w:pPr>
+              <w:spacing w:after="0"/>
+            </w:pPr>
+            <w:r/>
+            <w:r>
+              <w:rPr>
+                <w:rFonts w:ascii="Consolas" w:hAnsi="Consolas" w:eastAsia="Consolas"/>
+                <w:b w:val="0"/>
+                <w:sz w:val="16"/>
+              </w:rPr>
+              <w:t>npm run bdd:tags "@AuditorAgreeAuditFieldsChange"</w:t>
+            </w:r>
+          </w:p>
+        </w:tc>
+      </w:tr>
+      <w:tr>
+        <w:trPr>
+          <w:cantSplit/>
+        </w:trPr>
+        <w:tc>
+          <w:tcPr>
+            <w:tcW w:type="dxa" w:w="4464"/>
+            <w:tcBorders>
+              <w:top w:val="single" w:sz="4" w:color="D0D7DE"/>
+              <w:left w:val="single" w:sz="4" w:color="D0D7DE"/>
+              <w:bottom w:val="single" w:sz="4" w:color="D0D7DE"/>
+              <w:right w:val="single" w:sz="4" w:color="D0D7DE"/>
+            </w:tcBorders>
+            <w:tcMar>
+              <w:top w:w="40" w:type="dxa"/>
+              <w:left w:w="80" w:type="dxa"/>
+              <w:bottom w:w="40" w:type="dxa"/>
+              <w:right w:w="80" w:type="dxa"/>
+            </w:tcMar>
+          </w:tcPr>
+          <w:p>
+            <w:pPr>
+              <w:spacing w:after="0"/>
+            </w:pPr>
+            <w:r/>
+            <w:r>
+              <w:rPr>
+                <w:rFonts w:ascii="Calibri" w:hAnsi="Calibri" w:eastAsia="Calibri"/>
+                <w:b w:val="0"/>
+                <w:sz w:val="20"/>
+              </w:rPr>
+              <w:t>Auditor Disagree Supervisor</w:t>
+            </w:r>
+          </w:p>
+        </w:tc>
+        <w:tc>
+          <w:tcPr>
+            <w:tcW w:type="dxa" w:w="5616"/>
+            <w:tcBorders>
+              <w:top w:val="single" w:sz="4" w:color="D0D7DE"/>
+              <w:left w:val="single" w:sz="4" w:color="D0D7DE"/>
+              <w:bottom w:val="single" w:sz="4" w:color="D0D7DE"/>
+              <w:right w:val="single" w:sz="4" w:color="D0D7DE"/>
+            </w:tcBorders>
+            <w:tcMar>
+              <w:top w:w="40" w:type="dxa"/>
+              <w:left w:w="80" w:type="dxa"/>
+              <w:bottom w:w="40" w:type="dxa"/>
+              <w:right w:w="80" w:type="dxa"/>
+            </w:tcMar>
+          </w:tcPr>
+          <w:p>
+            <w:pPr>
+              <w:spacing w:after="0"/>
+            </w:pPr>
+            <w:r/>
+            <w:r>
+              <w:rPr>
+                <w:rFonts w:ascii="Consolas" w:hAnsi="Consolas" w:eastAsia="Consolas"/>
+                <w:b w:val="0"/>
+                <w:sz w:val="16"/>
+              </w:rPr>
+              <w:t>npm run bdd:tags "@AuditorDisagreeSupervisor"</w:t>
+            </w:r>
+          </w:p>
+        </w:tc>
+      </w:tr>
+      <w:tr>
+        <w:trPr>
+          <w:cantSplit/>
+        </w:trPr>
+        <w:tc>
+          <w:tcPr>
+            <w:tcW w:type="dxa" w:w="4464"/>
+            <w:shd w:fill="F7F9FB" w:val="clear"/>
+            <w:tcBorders>
+              <w:top w:val="single" w:sz="4" w:color="D0D7DE"/>
+              <w:left w:val="single" w:sz="4" w:color="D0D7DE"/>
+              <w:bottom w:val="single" w:sz="4" w:color="D0D7DE"/>
+              <w:right w:val="single" w:sz="4" w:color="D0D7DE"/>
+            </w:tcBorders>
+            <w:tcMar>
+              <w:top w:w="40" w:type="dxa"/>
+              <w:left w:w="80" w:type="dxa"/>
+              <w:bottom w:w="40" w:type="dxa"/>
+              <w:right w:w="80" w:type="dxa"/>
+            </w:tcMar>
+          </w:tcPr>
+          <w:p>
+            <w:pPr>
+              <w:spacing w:after="0"/>
+            </w:pPr>
+            <w:r/>
+            <w:r>
+              <w:rPr>
+                <w:rFonts w:ascii="Calibri" w:hAnsi="Calibri" w:eastAsia="Calibri"/>
+                <w:b w:val="0"/>
+                <w:sz w:val="20"/>
+              </w:rPr>
+              <w:t>Auditor Final</w:t>
+            </w:r>
+          </w:p>
+        </w:tc>
+        <w:tc>
+          <w:tcPr>
+            <w:tcW w:type="dxa" w:w="5616"/>
+            <w:shd w:fill="F7F9FB" w:val="clear"/>
+            <w:tcBorders>
+              <w:top w:val="single" w:sz="4" w:color="D0D7DE"/>
+              <w:left w:val="single" w:sz="4" w:color="D0D7DE"/>
+              <w:bottom w:val="single" w:sz="4" w:color="D0D7DE"/>
+              <w:right w:val="single" w:sz="4" w:color="D0D7DE"/>
+            </w:tcBorders>
+            <w:tcMar>
+              <w:top w:w="40" w:type="dxa"/>
+              <w:left w:w="80" w:type="dxa"/>
+              <w:bottom w:w="40" w:type="dxa"/>
+              <w:right w:w="80" w:type="dxa"/>
+            </w:tcMar>
+          </w:tcPr>
+          <w:p>
+            <w:pPr>
+              <w:spacing w:after="0"/>
+            </w:pPr>
+            <w:r/>
+            <w:r>
+              <w:rPr>
+                <w:rFonts w:ascii="Consolas" w:hAnsi="Consolas" w:eastAsia="Consolas"/>
+                <w:b w:val="0"/>
+                <w:sz w:val="16"/>
+              </w:rPr>
+              <w:t>npm run bdd:tags "@AuditorFinal"</w:t>
+            </w:r>
+          </w:p>
+        </w:tc>
+      </w:tr>
+      <w:tr>
+        <w:trPr>
+          <w:cantSplit/>
+        </w:trPr>
+        <w:tc>
+          <w:tcPr>
+            <w:tcW w:type="dxa" w:w="4464"/>
+            <w:tcBorders>
+              <w:top w:val="single" w:sz="4" w:color="D0D7DE"/>
+              <w:left w:val="single" w:sz="4" w:color="D0D7DE"/>
+              <w:bottom w:val="single" w:sz="4" w:color="D0D7DE"/>
+              <w:right w:val="single" w:sz="4" w:color="D0D7DE"/>
+            </w:tcBorders>
+            <w:tcMar>
+              <w:top w:w="40" w:type="dxa"/>
+              <w:left w:w="80" w:type="dxa"/>
+              <w:bottom w:w="40" w:type="dxa"/>
+              <w:right w:w="80" w:type="dxa"/>
+            </w:tcMar>
+          </w:tcPr>
+          <w:p>
+            <w:pPr>
+              <w:spacing w:after="0"/>
+            </w:pPr>
+            <w:r/>
+            <w:r>
+              <w:rPr>
+                <w:rFonts w:ascii="Calibri" w:hAnsi="Calibri" w:eastAsia="Calibri"/>
+                <w:b w:val="0"/>
+                <w:sz w:val="20"/>
+              </w:rPr>
+              <w:t>Prepayment Matching Claims Negative</w:t>
+            </w:r>
+          </w:p>
+        </w:tc>
+        <w:tc>
+          <w:tcPr>
+            <w:tcW w:type="dxa" w:w="5616"/>
+            <w:tcBorders>
+              <w:top w:val="single" w:sz="4" w:color="D0D7DE"/>
+              <w:left w:val="single" w:sz="4" w:color="D0D7DE"/>
+              <w:bottom w:val="single" w:sz="4" w:color="D0D7DE"/>
+              <w:right w:val="single" w:sz="4" w:color="D0D7DE"/>
+            </w:tcBorders>
+            <w:tcMar>
+              <w:top w:w="40" w:type="dxa"/>
+              <w:left w:w="80" w:type="dxa"/>
+              <w:bottom w:w="40" w:type="dxa"/>
+              <w:right w:w="80" w:type="dxa"/>
+            </w:tcMar>
+          </w:tcPr>
+          <w:p>
+            <w:pPr>
+              <w:spacing w:after="0"/>
+            </w:pPr>
+            <w:r/>
+            <w:r>
+              <w:rPr>
+                <w:rFonts w:ascii="Consolas" w:hAnsi="Consolas" w:eastAsia="Consolas"/>
+                <w:b w:val="0"/>
+                <w:sz w:val="16"/>
+              </w:rPr>
+              <w:t>npm run bdd:tags "@AuditorPrepaymentMatchingClaimsNegative"</w:t>
+            </w:r>
+          </w:p>
+        </w:tc>
+      </w:tr>
+      <w:tr>
+        <w:trPr>
+          <w:cantSplit/>
+        </w:trPr>
+        <w:tc>
+          <w:tcPr>
+            <w:tcW w:type="dxa" w:w="4464"/>
+            <w:shd w:fill="F7F9FB" w:val="clear"/>
+            <w:tcBorders>
+              <w:top w:val="single" w:sz="4" w:color="D0D7DE"/>
+              <w:left w:val="single" w:sz="4" w:color="D0D7DE"/>
+              <w:bottom w:val="single" w:sz="4" w:color="D0D7DE"/>
+              <w:right w:val="single" w:sz="4" w:color="D0D7DE"/>
+            </w:tcBorders>
+            <w:tcMar>
+              <w:top w:w="40" w:type="dxa"/>
+              <w:left w:w="80" w:type="dxa"/>
+              <w:bottom w:w="40" w:type="dxa"/>
+              <w:right w:w="80" w:type="dxa"/>
+            </w:tcMar>
+          </w:tcPr>
+          <w:p>
+            <w:pPr>
+              <w:spacing w:after="0"/>
+            </w:pPr>
+            <w:r/>
+            <w:r>
+              <w:rPr>
+                <w:rFonts w:ascii="Calibri" w:hAnsi="Calibri" w:eastAsia="Calibri"/>
+                <w:b w:val="0"/>
+                <w:sz w:val="20"/>
+              </w:rPr>
+              <w:t>Prepayment Matching Claims Positive</w:t>
+            </w:r>
+          </w:p>
+        </w:tc>
+        <w:tc>
+          <w:tcPr>
+            <w:tcW w:type="dxa" w:w="5616"/>
+            <w:shd w:fill="F7F9FB" w:val="clear"/>
+            <w:tcBorders>
+              <w:top w:val="single" w:sz="4" w:color="D0D7DE"/>
+              <w:left w:val="single" w:sz="4" w:color="D0D7DE"/>
+              <w:bottom w:val="single" w:sz="4" w:color="D0D7DE"/>
+              <w:right w:val="single" w:sz="4" w:color="D0D7DE"/>
+            </w:tcBorders>
+            <w:tcMar>
+              <w:top w:w="40" w:type="dxa"/>
+              <w:left w:w="80" w:type="dxa"/>
+              <w:bottom w:w="40" w:type="dxa"/>
+              <w:right w:w="80" w:type="dxa"/>
+            </w:tcMar>
+          </w:tcPr>
+          <w:p>
+            <w:pPr>
+              <w:spacing w:after="0"/>
+            </w:pPr>
+            <w:r/>
+            <w:r>
+              <w:rPr>
+                <w:rFonts w:ascii="Consolas" w:hAnsi="Consolas" w:eastAsia="Consolas"/>
+                <w:b w:val="0"/>
+                <w:sz w:val="16"/>
+              </w:rPr>
+              <w:t>npm run bdd:tags "@AuditorPrepaymentMatchingClaimsPositive"</w:t>
+            </w:r>
+          </w:p>
+        </w:tc>
+      </w:tr>
+      <w:tr>
+        <w:trPr>
+          <w:cantSplit/>
+        </w:trPr>
+        <w:tc>
+          <w:tcPr>
+            <w:tcW w:type="dxa" w:w="4464"/>
+            <w:tcBorders>
+              <w:top w:val="single" w:sz="4" w:color="D0D7DE"/>
+              <w:left w:val="single" w:sz="4" w:color="D0D7DE"/>
+              <w:bottom w:val="single" w:sz="4" w:color="D0D7DE"/>
+              <w:right w:val="single" w:sz="4" w:color="D0D7DE"/>
+            </w:tcBorders>
+            <w:tcMar>
+              <w:top w:w="40" w:type="dxa"/>
+              <w:left w:w="80" w:type="dxa"/>
+              <w:bottom w:w="40" w:type="dxa"/>
+              <w:right w:w="80" w:type="dxa"/>
+            </w:tcMar>
+          </w:tcPr>
+          <w:p>
+            <w:pPr>
+              <w:spacing w:after="0"/>
+            </w:pPr>
+            <w:r/>
+            <w:r>
+              <w:rPr>
+                <w:rFonts w:ascii="Calibri" w:hAnsi="Calibri" w:eastAsia="Calibri"/>
+                <w:b w:val="0"/>
+                <w:sz w:val="20"/>
+              </w:rPr>
+              <w:t>Auditor Response Agree</w:t>
+            </w:r>
+          </w:p>
+        </w:tc>
+        <w:tc>
+          <w:tcPr>
+            <w:tcW w:type="dxa" w:w="5616"/>
+            <w:tcBorders>
+              <w:top w:val="single" w:sz="4" w:color="D0D7DE"/>
+              <w:left w:val="single" w:sz="4" w:color="D0D7DE"/>
+              <w:bottom w:val="single" w:sz="4" w:color="D0D7DE"/>
+              <w:right w:val="single" w:sz="4" w:color="D0D7DE"/>
+            </w:tcBorders>
+            <w:tcMar>
+              <w:top w:w="40" w:type="dxa"/>
+              <w:left w:w="80" w:type="dxa"/>
+              <w:bottom w:w="40" w:type="dxa"/>
+              <w:right w:w="80" w:type="dxa"/>
+            </w:tcMar>
+          </w:tcPr>
+          <w:p>
+            <w:pPr>
+              <w:spacing w:after="0"/>
+            </w:pPr>
+            <w:r/>
+            <w:r>
+              <w:rPr>
+                <w:rFonts w:ascii="Consolas" w:hAnsi="Consolas" w:eastAsia="Consolas"/>
+                <w:b w:val="0"/>
+                <w:sz w:val="16"/>
+              </w:rPr>
+              <w:t>npm run bdd:tags "@AuditorResponseAgree"</w:t>
+            </w:r>
+          </w:p>
+        </w:tc>
+      </w:tr>
+      <w:tr>
+        <w:trPr>
+          <w:cantSplit/>
+        </w:trPr>
+        <w:tc>
+          <w:tcPr>
+            <w:tcW w:type="dxa" w:w="4464"/>
+            <w:shd w:fill="F7F9FB" w:val="clear"/>
+            <w:tcBorders>
+              <w:top w:val="single" w:sz="4" w:color="D0D7DE"/>
+              <w:left w:val="single" w:sz="4" w:color="D0D7DE"/>
+              <w:bottom w:val="single" w:sz="4" w:color="D0D7DE"/>
+              <w:right w:val="single" w:sz="4" w:color="D0D7DE"/>
+            </w:tcBorders>
+            <w:tcMar>
+              <w:top w:w="40" w:type="dxa"/>
+              <w:left w:w="80" w:type="dxa"/>
+              <w:bottom w:w="40" w:type="dxa"/>
+              <w:right w:w="80" w:type="dxa"/>
+            </w:tcMar>
+          </w:tcPr>
+          <w:p>
+            <w:pPr>
+              <w:spacing w:after="0"/>
+            </w:pPr>
+            <w:r/>
+            <w:r>
+              <w:rPr>
+                <w:rFonts w:ascii="Calibri" w:hAnsi="Calibri" w:eastAsia="Calibri"/>
+                <w:b w:val="0"/>
+                <w:sz w:val="20"/>
+              </w:rPr>
+              <w:t>Clear Shared Contributor Code</w:t>
+            </w:r>
+          </w:p>
+        </w:tc>
+        <w:tc>
+          <w:tcPr>
+            <w:tcW w:type="dxa" w:w="5616"/>
+            <w:shd w:fill="F7F9FB" w:val="clear"/>
+            <w:tcBorders>
+              <w:top w:val="single" w:sz="4" w:color="D0D7DE"/>
+              <w:left w:val="single" w:sz="4" w:color="D0D7DE"/>
+              <w:bottom w:val="single" w:sz="4" w:color="D0D7DE"/>
+              <w:right w:val="single" w:sz="4" w:color="D0D7DE"/>
+            </w:tcBorders>
+            <w:tcMar>
+              <w:top w:w="40" w:type="dxa"/>
+              <w:left w:w="80" w:type="dxa"/>
+              <w:bottom w:w="40" w:type="dxa"/>
+              <w:right w:w="80" w:type="dxa"/>
+            </w:tcMar>
+          </w:tcPr>
+          <w:p>
+            <w:pPr>
+              <w:spacing w:after="0"/>
+            </w:pPr>
+            <w:r/>
+            <w:r>
+              <w:rPr>
+                <w:rFonts w:ascii="Consolas" w:hAnsi="Consolas" w:eastAsia="Consolas"/>
+                <w:b w:val="0"/>
+                <w:sz w:val="16"/>
+              </w:rPr>
+              <w:t>npm run bdd:tags "@ClearSharedContributorCode"</w:t>
+            </w:r>
+          </w:p>
+        </w:tc>
+      </w:tr>
+      <w:tr>
+        <w:trPr>
+          <w:cantSplit/>
+        </w:trPr>
+        <w:tc>
+          <w:tcPr>
+            <w:tcW w:type="dxa" w:w="4464"/>
+            <w:tcBorders>
+              <w:top w:val="single" w:sz="4" w:color="D0D7DE"/>
+              <w:left w:val="single" w:sz="4" w:color="D0D7DE"/>
+              <w:bottom w:val="single" w:sz="4" w:color="D0D7DE"/>
+              <w:right w:val="single" w:sz="4" w:color="D0D7DE"/>
+            </w:tcBorders>
+            <w:tcMar>
+              <w:top w:w="40" w:type="dxa"/>
+              <w:left w:w="80" w:type="dxa"/>
+              <w:bottom w:w="40" w:type="dxa"/>
+              <w:right w:w="80" w:type="dxa"/>
+            </w:tcMar>
+          </w:tcPr>
+          <w:p>
+            <w:pPr>
+              <w:spacing w:after="0"/>
+            </w:pPr>
+            <w:r/>
+            <w:r>
+              <w:rPr>
+                <w:rFonts w:ascii="Calibri" w:hAnsi="Calibri" w:eastAsia="Calibri"/>
+                <w:b w:val="0"/>
+                <w:sz w:val="20"/>
+              </w:rPr>
+              <w:t>Duplicate Transaction</w:t>
+            </w:r>
+          </w:p>
+        </w:tc>
+        <w:tc>
+          <w:tcPr>
+            <w:tcW w:type="dxa" w:w="5616"/>
+            <w:tcBorders>
+              <w:top w:val="single" w:sz="4" w:color="D0D7DE"/>
+              <w:left w:val="single" w:sz="4" w:color="D0D7DE"/>
+              <w:bottom w:val="single" w:sz="4" w:color="D0D7DE"/>
+              <w:right w:val="single" w:sz="4" w:color="D0D7DE"/>
+            </w:tcBorders>
+            <w:tcMar>
+              <w:top w:w="40" w:type="dxa"/>
+              <w:left w:w="80" w:type="dxa"/>
+              <w:bottom w:w="40" w:type="dxa"/>
+              <w:right w:w="80" w:type="dxa"/>
+            </w:tcMar>
+          </w:tcPr>
+          <w:p>
+            <w:pPr>
+              <w:spacing w:after="0"/>
+            </w:pPr>
+            <w:r/>
+            <w:r>
+              <w:rPr>
+                <w:rFonts w:ascii="Consolas" w:hAnsi="Consolas" w:eastAsia="Consolas"/>
+                <w:b w:val="0"/>
+                <w:sz w:val="16"/>
+              </w:rPr>
+              <w:t>npm run bdd:tags "@DuplicateTransaction"</w:t>
+            </w:r>
+          </w:p>
+        </w:tc>
+      </w:tr>
+      <w:tr>
+        <w:trPr>
+          <w:cantSplit/>
+        </w:trPr>
+        <w:tc>
+          <w:tcPr>
+            <w:tcW w:type="dxa" w:w="4464"/>
+            <w:shd w:fill="F7F9FB" w:val="clear"/>
+            <w:tcBorders>
+              <w:top w:val="single" w:sz="4" w:color="D0D7DE"/>
+              <w:left w:val="single" w:sz="4" w:color="D0D7DE"/>
+              <w:bottom w:val="single" w:sz="4" w:color="D0D7DE"/>
+              <w:right w:val="single" w:sz="4" w:color="D0D7DE"/>
+            </w:tcBorders>
+            <w:tcMar>
+              <w:top w:w="40" w:type="dxa"/>
+              <w:left w:w="80" w:type="dxa"/>
+              <w:bottom w:w="40" w:type="dxa"/>
+              <w:right w:w="80" w:type="dxa"/>
+            </w:tcMar>
+          </w:tcPr>
+          <w:p>
+            <w:pPr>
+              <w:spacing w:after="0"/>
+            </w:pPr>
+            <w:r/>
+            <w:r>
+              <w:rPr>
+                <w:rFonts w:ascii="Calibri" w:hAnsi="Calibri" w:eastAsia="Calibri"/>
+                <w:b w:val="0"/>
+                <w:sz w:val="20"/>
+              </w:rPr>
+              <w:t>Is District</w:t>
+            </w:r>
+          </w:p>
+        </w:tc>
+        <w:tc>
+          <w:tcPr>
+            <w:tcW w:type="dxa" w:w="5616"/>
+            <w:shd w:fill="F7F9FB" w:val="clear"/>
+            <w:tcBorders>
+              <w:top w:val="single" w:sz="4" w:color="D0D7DE"/>
+              <w:left w:val="single" w:sz="4" w:color="D0D7DE"/>
+              <w:bottom w:val="single" w:sz="4" w:color="D0D7DE"/>
+              <w:right w:val="single" w:sz="4" w:color="D0D7DE"/>
+            </w:tcBorders>
+            <w:tcMar>
+              <w:top w:w="40" w:type="dxa"/>
+              <w:left w:w="80" w:type="dxa"/>
+              <w:bottom w:w="40" w:type="dxa"/>
+              <w:right w:w="80" w:type="dxa"/>
+            </w:tcMar>
+          </w:tcPr>
+          <w:p>
+            <w:pPr>
+              <w:spacing w:after="0"/>
+            </w:pPr>
+            <w:r/>
+            <w:r>
+              <w:rPr>
+                <w:rFonts w:ascii="Consolas" w:hAnsi="Consolas" w:eastAsia="Consolas"/>
+                <w:b w:val="0"/>
+                <w:sz w:val="16"/>
+              </w:rPr>
+              <w:t>npm run bdd:tags "@IsDistrict"</w:t>
+            </w:r>
+          </w:p>
+        </w:tc>
+      </w:tr>
+      <w:tr>
+        <w:trPr>
+          <w:cantSplit/>
+        </w:trPr>
+        <w:tc>
+          <w:tcPr>
+            <w:tcW w:type="dxa" w:w="4464"/>
+            <w:tcBorders>
+              <w:top w:val="single" w:sz="4" w:color="D0D7DE"/>
+              <w:left w:val="single" w:sz="4" w:color="D0D7DE"/>
+              <w:bottom w:val="single" w:sz="4" w:color="D0D7DE"/>
+              <w:right w:val="single" w:sz="4" w:color="D0D7DE"/>
+            </w:tcBorders>
+            <w:tcMar>
+              <w:top w:w="40" w:type="dxa"/>
+              <w:left w:w="80" w:type="dxa"/>
+              <w:bottom w:w="40" w:type="dxa"/>
+              <w:right w:w="80" w:type="dxa"/>
+            </w:tcMar>
+          </w:tcPr>
+          <w:p>
+            <w:pPr>
+              <w:spacing w:after="0"/>
+            </w:pPr>
+            <w:r/>
+            <w:r>
+              <w:rPr>
+                <w:rFonts w:ascii="Calibri" w:hAnsi="Calibri" w:eastAsia="Calibri"/>
+                <w:b w:val="0"/>
+                <w:sz w:val="20"/>
+              </w:rPr>
+              <w:t>Is District Yes</w:t>
+            </w:r>
+          </w:p>
+        </w:tc>
+        <w:tc>
+          <w:tcPr>
+            <w:tcW w:type="dxa" w:w="5616"/>
+            <w:tcBorders>
+              <w:top w:val="single" w:sz="4" w:color="D0D7DE"/>
+              <w:left w:val="single" w:sz="4" w:color="D0D7DE"/>
+              <w:bottom w:val="single" w:sz="4" w:color="D0D7DE"/>
+              <w:right w:val="single" w:sz="4" w:color="D0D7DE"/>
+            </w:tcBorders>
+            <w:tcMar>
+              <w:top w:w="40" w:type="dxa"/>
+              <w:left w:w="80" w:type="dxa"/>
+              <w:bottom w:w="40" w:type="dxa"/>
+              <w:right w:w="80" w:type="dxa"/>
+            </w:tcMar>
+          </w:tcPr>
+          <w:p>
+            <w:pPr>
+              <w:spacing w:after="0"/>
+            </w:pPr>
+            <w:r/>
+            <w:r>
+              <w:rPr>
+                <w:rFonts w:ascii="Consolas" w:hAnsi="Consolas" w:eastAsia="Consolas"/>
+                <w:b w:val="0"/>
+                <w:sz w:val="16"/>
+              </w:rPr>
+              <w:t>npm run bdd:tags "@IsDistrictYes"</w:t>
+            </w:r>
+          </w:p>
+        </w:tc>
+      </w:tr>
+      <w:tr>
+        <w:trPr>
+          <w:cantSplit/>
+        </w:trPr>
+        <w:tc>
+          <w:tcPr>
+            <w:tcW w:type="dxa" w:w="4464"/>
+            <w:shd w:fill="F7F9FB" w:val="clear"/>
+            <w:tcBorders>
+              <w:top w:val="single" w:sz="4" w:color="D0D7DE"/>
+              <w:left w:val="single" w:sz="4" w:color="D0D7DE"/>
+              <w:bottom w:val="single" w:sz="4" w:color="D0D7DE"/>
+              <w:right w:val="single" w:sz="4" w:color="D0D7DE"/>
+            </w:tcBorders>
+            <w:tcMar>
+              <w:top w:w="40" w:type="dxa"/>
+              <w:left w:w="80" w:type="dxa"/>
+              <w:bottom w:w="40" w:type="dxa"/>
+              <w:right w:w="80" w:type="dxa"/>
+            </w:tcMar>
+          </w:tcPr>
+          <w:p>
+            <w:pPr>
+              <w:spacing w:after="0"/>
+            </w:pPr>
+            <w:r/>
+            <w:r>
+              <w:rPr>
+                <w:rFonts w:ascii="Calibri" w:hAnsi="Calibri" w:eastAsia="Calibri"/>
+                <w:b w:val="0"/>
+                <w:sz w:val="20"/>
+              </w:rPr>
+              <w:t>PostGrid Selecting All</w:t>
+            </w:r>
+          </w:p>
+        </w:tc>
+        <w:tc>
+          <w:tcPr>
+            <w:tcW w:type="dxa" w:w="5616"/>
+            <w:shd w:fill="F7F9FB" w:val="clear"/>
+            <w:tcBorders>
+              <w:top w:val="single" w:sz="4" w:color="D0D7DE"/>
+              <w:left w:val="single" w:sz="4" w:color="D0D7DE"/>
+              <w:bottom w:val="single" w:sz="4" w:color="D0D7DE"/>
+              <w:right w:val="single" w:sz="4" w:color="D0D7DE"/>
+            </w:tcBorders>
+            <w:tcMar>
+              <w:top w:w="40" w:type="dxa"/>
+              <w:left w:w="80" w:type="dxa"/>
+              <w:bottom w:w="40" w:type="dxa"/>
+              <w:right w:w="80" w:type="dxa"/>
+            </w:tcMar>
+          </w:tcPr>
+          <w:p>
+            <w:pPr>
+              <w:spacing w:after="0"/>
+            </w:pPr>
+            <w:r/>
+            <w:r>
+              <w:rPr>
+                <w:rFonts w:ascii="Consolas" w:hAnsi="Consolas" w:eastAsia="Consolas"/>
+                <w:b w:val="0"/>
+                <w:sz w:val="16"/>
+              </w:rPr>
+              <w:t>npm run bdd:tags "@PostGridSelectingAll"</w:t>
+            </w:r>
+          </w:p>
+        </w:tc>
+      </w:tr>
+      <w:tr>
+        <w:trPr>
+          <w:cantSplit/>
+        </w:trPr>
+        <w:tc>
+          <w:tcPr>
+            <w:tcW w:type="dxa" w:w="4464"/>
+            <w:tcBorders>
+              <w:top w:val="single" w:sz="4" w:color="D0D7DE"/>
+              <w:left w:val="single" w:sz="4" w:color="D0D7DE"/>
+              <w:bottom w:val="single" w:sz="4" w:color="D0D7DE"/>
+              <w:right w:val="single" w:sz="4" w:color="D0D7DE"/>
+            </w:tcBorders>
+            <w:tcMar>
+              <w:top w:w="40" w:type="dxa"/>
+              <w:left w:w="80" w:type="dxa"/>
+              <w:bottom w:w="40" w:type="dxa"/>
+              <w:right w:w="80" w:type="dxa"/>
+            </w:tcMar>
+          </w:tcPr>
+          <w:p>
+            <w:pPr>
+              <w:spacing w:after="0"/>
+            </w:pPr>
+            <w:r/>
+            <w:r>
+              <w:rPr>
+                <w:rFonts w:ascii="Calibri" w:hAnsi="Calibri" w:eastAsia="Calibri"/>
+                <w:b w:val="0"/>
+                <w:sz w:val="20"/>
+              </w:rPr>
+              <w:t>Repeat Contributor Code</w:t>
+            </w:r>
+          </w:p>
+        </w:tc>
+        <w:tc>
+          <w:tcPr>
+            <w:tcW w:type="dxa" w:w="5616"/>
+            <w:tcBorders>
+              <w:top w:val="single" w:sz="4" w:color="D0D7DE"/>
+              <w:left w:val="single" w:sz="4" w:color="D0D7DE"/>
+              <w:bottom w:val="single" w:sz="4" w:color="D0D7DE"/>
+              <w:right w:val="single" w:sz="4" w:color="D0D7DE"/>
+            </w:tcBorders>
+            <w:tcMar>
+              <w:top w:w="40" w:type="dxa"/>
+              <w:left w:w="80" w:type="dxa"/>
+              <w:bottom w:w="40" w:type="dxa"/>
+              <w:right w:w="80" w:type="dxa"/>
+            </w:tcMar>
+          </w:tcPr>
+          <w:p>
+            <w:pPr>
+              <w:spacing w:after="0"/>
+            </w:pPr>
+            <w:r/>
+            <w:r>
+              <w:rPr>
+                <w:rFonts w:ascii="Consolas" w:hAnsi="Consolas" w:eastAsia="Consolas"/>
+                <w:b w:val="0"/>
+                <w:sz w:val="16"/>
+              </w:rPr>
+              <w:t>npm run bdd:tags "@RepeatContributorCode"</w:t>
+            </w:r>
+          </w:p>
+        </w:tc>
+      </w:tr>
+      <w:tr>
+        <w:trPr>
+          <w:cantSplit/>
+        </w:trPr>
+        <w:tc>
+          <w:tcPr>
+            <w:tcW w:type="dxa" w:w="4464"/>
+            <w:shd w:fill="F7F9FB" w:val="clear"/>
+            <w:tcBorders>
+              <w:top w:val="single" w:sz="4" w:color="D0D7DE"/>
+              <w:left w:val="single" w:sz="4" w:color="D0D7DE"/>
+              <w:bottom w:val="single" w:sz="4" w:color="D0D7DE"/>
+              <w:right w:val="single" w:sz="4" w:color="D0D7DE"/>
+            </w:tcBorders>
+            <w:tcMar>
+              <w:top w:w="40" w:type="dxa"/>
+              <w:left w:w="80" w:type="dxa"/>
+              <w:bottom w:w="40" w:type="dxa"/>
+              <w:right w:w="80" w:type="dxa"/>
+            </w:tcMar>
+          </w:tcPr>
+          <w:p>
+            <w:pPr>
+              <w:spacing w:after="0"/>
+            </w:pPr>
+            <w:r/>
+            <w:r>
+              <w:rPr>
+                <w:rFonts w:ascii="Calibri" w:hAnsi="Calibri" w:eastAsia="Calibri"/>
+                <w:b w:val="0"/>
+                <w:sz w:val="20"/>
+              </w:rPr>
+              <w:t>Supporting Docs Yes</w:t>
+            </w:r>
+          </w:p>
+        </w:tc>
+        <w:tc>
+          <w:tcPr>
+            <w:tcW w:type="dxa" w:w="5616"/>
+            <w:shd w:fill="F7F9FB" w:val="clear"/>
+            <w:tcBorders>
+              <w:top w:val="single" w:sz="4" w:color="D0D7DE"/>
+              <w:left w:val="single" w:sz="4" w:color="D0D7DE"/>
+              <w:bottom w:val="single" w:sz="4" w:color="D0D7DE"/>
+              <w:right w:val="single" w:sz="4" w:color="D0D7DE"/>
+            </w:tcBorders>
+            <w:tcMar>
+              <w:top w:w="40" w:type="dxa"/>
+              <w:left w:w="80" w:type="dxa"/>
+              <w:bottom w:w="40" w:type="dxa"/>
+              <w:right w:w="80" w:type="dxa"/>
+            </w:tcMar>
+          </w:tcPr>
+          <w:p>
+            <w:pPr>
+              <w:spacing w:after="0"/>
+            </w:pPr>
+            <w:r/>
+            <w:r>
+              <w:rPr>
+                <w:rFonts w:ascii="Consolas" w:hAnsi="Consolas" w:eastAsia="Consolas"/>
+                <w:b w:val="0"/>
+                <w:sz w:val="16"/>
+              </w:rPr>
+              <w:t>npm run bdd:tags "@SupportingDocsYes"</w:t>
+            </w:r>
+          </w:p>
+        </w:tc>
+      </w:tr>
+    </w:tbl>
+    <w:p>
+      <w:pPr>
+        <w:spacing w:after="40" w:before="0"/>
+      </w:pPr>
+    </w:p>
+    <w:p>
+      <w:pPr>
+        <w:spacing w:before="160" w:after="40"/>
+      </w:pPr>
+      <w:r>
+        <w:rPr>
+          <w:rFonts w:ascii="Calibri" w:hAnsi="Calibri" w:eastAsia="Calibri"/>
+          <w:b/>
+          <w:color w:val="1F3A5F"/>
+          <w:sz w:val="24"/>
+        </w:rPr>
+        <w:t>Verifier</w:t>
+      </w:r>
+    </w:p>
+    <w:tbl>
+      <w:tblPr>
+        <w:tblW w:type="auto" w:w="0"/>
+        <w:jc w:val="center"/>
+        <w:tblLayout w:type="fixed"/>
+        <w:tblLook w:firstColumn="1" w:firstRow="1" w:lastColumn="0" w:lastRow="0" w:noHBand="0" w:noVBand="1" w:val="04A0"/>
+        <w:tblW w:w="10080" w:type="dxa"/>
+        <w:tblLayout w:type="fixed"/>
+      </w:tblPr>
+      <w:tblGrid>
+        <w:gridCol w:w="5040"/>
+        <w:gridCol w:w="5040"/>
+      </w:tblGrid>
+      <w:tr>
+        <w:trPr>
+          <w:cantSplit/>
+        </w:trPr>
+        <w:tc>
+          <w:tcPr>
+            <w:tcW w:type="dxa" w:w="4464"/>
+            <w:shd w:fill="1F3A5F" w:val="clear"/>
+            <w:tcBorders>
+              <w:top w:val="single" w:sz="4" w:color="D0D7DE"/>
+              <w:left w:val="single" w:sz="4" w:color="D0D7DE"/>
+              <w:bottom w:val="single" w:sz="4" w:color="D0D7DE"/>
+              <w:right w:val="single" w:sz="4" w:color="D0D7DE"/>
+            </w:tcBorders>
+            <w:tcMar>
+              <w:top w:w="40" w:type="dxa"/>
+              <w:left w:w="80" w:type="dxa"/>
+              <w:bottom w:w="40" w:type="dxa"/>
+              <w:right w:w="80" w:type="dxa"/>
+            </w:tcMar>
+          </w:tcPr>
+          <w:p>
+            <w:pPr>
+              <w:spacing w:after="0"/>
+            </w:pPr>
+            <w:r/>
+            <w:r>
+              <w:rPr>
+                <w:rFonts w:ascii="Calibri" w:hAnsi="Calibri" w:eastAsia="Calibri"/>
+                <w:b/>
+                <w:color w:val="FFFFFF"/>
+                <w:sz w:val="20"/>
+              </w:rPr>
+              <w:t>Feature</w:t>
+            </w:r>
+          </w:p>
+        </w:tc>
+        <w:tc>
+          <w:tcPr>
+            <w:tcW w:type="dxa" w:w="5616"/>
+            <w:shd w:fill="1F3A5F" w:val="clear"/>
+            <w:tcBorders>
+              <w:top w:val="single" w:sz="4" w:color="D0D7DE"/>
+              <w:left w:val="single" w:sz="4" w:color="D0D7DE"/>
+              <w:bottom w:val="single" w:sz="4" w:color="D0D7DE"/>
+              <w:right w:val="single" w:sz="4" w:color="D0D7DE"/>
+            </w:tcBorders>
+            <w:tcMar>
+              <w:top w:w="40" w:type="dxa"/>
+              <w:left w:w="80" w:type="dxa"/>
+              <w:bottom w:w="40" w:type="dxa"/>
+              <w:right w:w="80" w:type="dxa"/>
+            </w:tcMar>
+          </w:tcPr>
+          <w:p>
+            <w:pPr>
+              <w:spacing w:after="0"/>
+            </w:pPr>
+            <w:r/>
+            <w:r>
+              <w:rPr>
+                <w:rFonts w:ascii="Calibri" w:hAnsi="Calibri" w:eastAsia="Calibri"/>
+                <w:b/>
+                <w:color w:val="FFFFFF"/>
+                <w:sz w:val="20"/>
+              </w:rPr>
+              <w:t>Command</w:t>
+            </w:r>
+          </w:p>
+        </w:tc>
+      </w:tr>
+      <w:tr>
+        <w:trPr>
+          <w:cantSplit/>
+        </w:trPr>
+        <w:tc>
+          <w:tcPr>
+            <w:tcW w:type="dxa" w:w="4464"/>
+            <w:tcBorders>
+              <w:top w:val="single" w:sz="4" w:color="D0D7DE"/>
+              <w:left w:val="single" w:sz="4" w:color="D0D7DE"/>
+              <w:bottom w:val="single" w:sz="4" w:color="D0D7DE"/>
+              <w:right w:val="single" w:sz="4" w:color="D0D7DE"/>
+            </w:tcBorders>
+            <w:tcMar>
+              <w:top w:w="40" w:type="dxa"/>
+              <w:left w:w="80" w:type="dxa"/>
+              <w:bottom w:w="40" w:type="dxa"/>
+              <w:right w:w="80" w:type="dxa"/>
+            </w:tcMar>
+          </w:tcPr>
+          <w:p>
+            <w:pPr>
+              <w:spacing w:after="0"/>
+            </w:pPr>
+            <w:r/>
+            <w:r>
+              <w:rPr>
+                <w:rFonts w:ascii="Calibri" w:hAnsi="Calibri" w:eastAsia="Calibri"/>
+                <w:b w:val="0"/>
+                <w:sz w:val="20"/>
+              </w:rPr>
+              <w:t>Empty Error Message</w:t>
+            </w:r>
+          </w:p>
+        </w:tc>
+        <w:tc>
+          <w:tcPr>
+            <w:tcW w:type="dxa" w:w="5616"/>
+            <w:tcBorders>
+              <w:top w:val="single" w:sz="4" w:color="D0D7DE"/>
+              <w:left w:val="single" w:sz="4" w:color="D0D7DE"/>
+              <w:bottom w:val="single" w:sz="4" w:color="D0D7DE"/>
+              <w:right w:val="single" w:sz="4" w:color="D0D7DE"/>
+            </w:tcBorders>
+            <w:tcMar>
+              <w:top w:w="40" w:type="dxa"/>
+              <w:left w:w="80" w:type="dxa"/>
+              <w:bottom w:w="40" w:type="dxa"/>
+              <w:right w:w="80" w:type="dxa"/>
+            </w:tcMar>
+          </w:tcPr>
+          <w:p>
+            <w:pPr>
+              <w:spacing w:after="0"/>
+            </w:pPr>
+            <w:r/>
+            <w:r>
+              <w:rPr>
+                <w:rFonts w:ascii="Consolas" w:hAnsi="Consolas" w:eastAsia="Consolas"/>
+                <w:b w:val="0"/>
+                <w:sz w:val="16"/>
+              </w:rPr>
+              <w:t>npm run bdd:tags "@EmptyErrorMessage"</w:t>
+            </w:r>
+          </w:p>
+        </w:tc>
+      </w:tr>
+      <w:tr>
+        <w:trPr>
+          <w:cantSplit/>
+        </w:trPr>
+        <w:tc>
+          <w:tcPr>
+            <w:tcW w:type="dxa" w:w="4464"/>
+            <w:shd w:fill="F7F9FB" w:val="clear"/>
+            <w:tcBorders>
+              <w:top w:val="single" w:sz="4" w:color="D0D7DE"/>
+              <w:left w:val="single" w:sz="4" w:color="D0D7DE"/>
+              <w:bottom w:val="single" w:sz="4" w:color="D0D7DE"/>
+              <w:right w:val="single" w:sz="4" w:color="D0D7DE"/>
+            </w:tcBorders>
+            <w:tcMar>
+              <w:top w:w="40" w:type="dxa"/>
+              <w:left w:w="80" w:type="dxa"/>
+              <w:bottom w:w="40" w:type="dxa"/>
+              <w:right w:w="80" w:type="dxa"/>
+            </w:tcMar>
+          </w:tcPr>
+          <w:p>
+            <w:pPr>
+              <w:spacing w:after="0"/>
+            </w:pPr>
+            <w:r/>
+            <w:r>
+              <w:rPr>
+                <w:rFonts w:ascii="Calibri" w:hAnsi="Calibri" w:eastAsia="Calibri"/>
+                <w:b w:val="0"/>
+                <w:sz w:val="20"/>
+              </w:rPr>
+              <w:t>Verification Agree</w:t>
+            </w:r>
+          </w:p>
+        </w:tc>
+        <w:tc>
+          <w:tcPr>
+            <w:tcW w:type="dxa" w:w="5616"/>
+            <w:shd w:fill="F7F9FB" w:val="clear"/>
+            <w:tcBorders>
+              <w:top w:val="single" w:sz="4" w:color="D0D7DE"/>
+              <w:left w:val="single" w:sz="4" w:color="D0D7DE"/>
+              <w:bottom w:val="single" w:sz="4" w:color="D0D7DE"/>
+              <w:right w:val="single" w:sz="4" w:color="D0D7DE"/>
+            </w:tcBorders>
+            <w:tcMar>
+              <w:top w:w="40" w:type="dxa"/>
+              <w:left w:w="80" w:type="dxa"/>
+              <w:bottom w:w="40" w:type="dxa"/>
+              <w:right w:w="80" w:type="dxa"/>
+            </w:tcMar>
+          </w:tcPr>
+          <w:p>
+            <w:pPr>
+              <w:spacing w:after="0"/>
+            </w:pPr>
+            <w:r/>
+            <w:r>
+              <w:rPr>
+                <w:rFonts w:ascii="Consolas" w:hAnsi="Consolas" w:eastAsia="Consolas"/>
+                <w:b w:val="0"/>
+                <w:sz w:val="16"/>
+              </w:rPr>
+              <w:t>npm run bdd:tags "@VerificationAgree"</w:t>
+            </w:r>
+          </w:p>
+        </w:tc>
+      </w:tr>
+      <w:tr>
+        <w:trPr>
+          <w:cantSplit/>
+        </w:trPr>
+        <w:tc>
+          <w:tcPr>
+            <w:tcW w:type="dxa" w:w="4464"/>
+            <w:tcBorders>
+              <w:top w:val="single" w:sz="4" w:color="D0D7DE"/>
+              <w:left w:val="single" w:sz="4" w:color="D0D7DE"/>
+              <w:bottom w:val="single" w:sz="4" w:color="D0D7DE"/>
+              <w:right w:val="single" w:sz="4" w:color="D0D7DE"/>
+            </w:tcBorders>
+            <w:tcMar>
+              <w:top w:w="40" w:type="dxa"/>
+              <w:left w:w="80" w:type="dxa"/>
+              <w:bottom w:w="40" w:type="dxa"/>
+              <w:right w:w="80" w:type="dxa"/>
+            </w:tcMar>
+          </w:tcPr>
+          <w:p>
+            <w:pPr>
+              <w:spacing w:after="0"/>
+            </w:pPr>
+            <w:r/>
+            <w:r>
+              <w:rPr>
+                <w:rFonts w:ascii="Calibri" w:hAnsi="Calibri" w:eastAsia="Calibri"/>
+                <w:b w:val="0"/>
+                <w:sz w:val="20"/>
+              </w:rPr>
+              <w:t>Verification Disagree</w:t>
+            </w:r>
+          </w:p>
+        </w:tc>
+        <w:tc>
+          <w:tcPr>
+            <w:tcW w:type="dxa" w:w="5616"/>
+            <w:tcBorders>
+              <w:top w:val="single" w:sz="4" w:color="D0D7DE"/>
+              <w:left w:val="single" w:sz="4" w:color="D0D7DE"/>
+              <w:bottom w:val="single" w:sz="4" w:color="D0D7DE"/>
+              <w:right w:val="single" w:sz="4" w:color="D0D7DE"/>
+            </w:tcBorders>
+            <w:tcMar>
+              <w:top w:w="40" w:type="dxa"/>
+              <w:left w:w="80" w:type="dxa"/>
+              <w:bottom w:w="40" w:type="dxa"/>
+              <w:right w:w="80" w:type="dxa"/>
+            </w:tcMar>
+          </w:tcPr>
+          <w:p>
+            <w:pPr>
+              <w:spacing w:after="0"/>
+            </w:pPr>
+            <w:r/>
+            <w:r>
+              <w:rPr>
+                <w:rFonts w:ascii="Consolas" w:hAnsi="Consolas" w:eastAsia="Consolas"/>
+                <w:b w:val="0"/>
+                <w:sz w:val="16"/>
+              </w:rPr>
+              <w:t>npm run bdd:tags "@VerificationDisagree"</w:t>
+            </w:r>
+          </w:p>
+        </w:tc>
+      </w:tr>
+    </w:tbl>
+    <w:p>
+      <w:pPr>
+        <w:spacing w:after="40" w:before="0"/>
+      </w:pPr>
+    </w:p>
+    <w:p>
+      <w:pPr>
+        <w:spacing w:before="160" w:after="40"/>
+      </w:pPr>
+      <w:r>
+        <w:rPr>
+          <w:rFonts w:ascii="Calibri" w:hAnsi="Calibri" w:eastAsia="Calibri"/>
+          <w:b/>
+          <w:color w:val="1F3A5F"/>
+          <w:sz w:val="24"/>
+        </w:rPr>
+        <w:t>Supervisor</w:t>
+      </w:r>
+    </w:p>
+    <w:tbl>
+      <w:tblPr>
+        <w:tblW w:type="auto" w:w="0"/>
+        <w:jc w:val="center"/>
+        <w:tblLayout w:type="fixed"/>
+        <w:tblLook w:firstColumn="1" w:firstRow="1" w:lastColumn="0" w:lastRow="0" w:noHBand="0" w:noVBand="1" w:val="04A0"/>
+        <w:tblW w:w="10080" w:type="dxa"/>
+        <w:tblLayout w:type="fixed"/>
+      </w:tblPr>
+      <w:tblGrid>
+        <w:gridCol w:w="5040"/>
+        <w:gridCol w:w="5040"/>
+      </w:tblGrid>
+      <w:tr>
+        <w:trPr>
+          <w:cantSplit/>
+        </w:trPr>
+        <w:tc>
+          <w:tcPr>
+            <w:tcW w:type="dxa" w:w="4464"/>
+            <w:shd w:fill="1F3A5F" w:val="clear"/>
+            <w:tcBorders>
+              <w:top w:val="single" w:sz="4" w:color="D0D7DE"/>
+              <w:left w:val="single" w:sz="4" w:color="D0D7DE"/>
+              <w:bottom w:val="single" w:sz="4" w:color="D0D7DE"/>
+              <w:right w:val="single" w:sz="4" w:color="D0D7DE"/>
+            </w:tcBorders>
+            <w:tcMar>
+              <w:top w:w="40" w:type="dxa"/>
+              <w:left w:w="80" w:type="dxa"/>
+              <w:bottom w:w="40" w:type="dxa"/>
+              <w:right w:w="80" w:type="dxa"/>
+            </w:tcMar>
+          </w:tcPr>
+          <w:p>
+            <w:pPr>
+              <w:spacing w:after="0"/>
+            </w:pPr>
+            <w:r/>
+            <w:r>
+              <w:rPr>
+                <w:rFonts w:ascii="Calibri" w:hAnsi="Calibri" w:eastAsia="Calibri"/>
+                <w:b/>
+                <w:color w:val="FFFFFF"/>
+                <w:sz w:val="20"/>
+              </w:rPr>
+              <w:t>Feature</w:t>
+            </w:r>
+          </w:p>
+        </w:tc>
+        <w:tc>
+          <w:tcPr>
+            <w:tcW w:type="dxa" w:w="5616"/>
+            <w:shd w:fill="1F3A5F" w:val="clear"/>
+            <w:tcBorders>
+              <w:top w:val="single" w:sz="4" w:color="D0D7DE"/>
+              <w:left w:val="single" w:sz="4" w:color="D0D7DE"/>
+              <w:bottom w:val="single" w:sz="4" w:color="D0D7DE"/>
+              <w:right w:val="single" w:sz="4" w:color="D0D7DE"/>
+            </w:tcBorders>
+            <w:tcMar>
+              <w:top w:w="40" w:type="dxa"/>
+              <w:left w:w="80" w:type="dxa"/>
+              <w:bottom w:w="40" w:type="dxa"/>
+              <w:right w:w="80" w:type="dxa"/>
+            </w:tcMar>
+          </w:tcPr>
+          <w:p>
+            <w:pPr>
+              <w:spacing w:after="0"/>
+            </w:pPr>
+            <w:r/>
+            <w:r>
+              <w:rPr>
+                <w:rFonts w:ascii="Calibri" w:hAnsi="Calibri" w:eastAsia="Calibri"/>
+                <w:b/>
+                <w:color w:val="FFFFFF"/>
+                <w:sz w:val="20"/>
+              </w:rPr>
+              <w:t>Command</w:t>
+            </w:r>
+          </w:p>
+        </w:tc>
+      </w:tr>
+      <w:tr>
+        <w:trPr>
+          <w:cantSplit/>
+        </w:trPr>
+        <w:tc>
+          <w:tcPr>
+            <w:tcW w:type="dxa" w:w="4464"/>
+            <w:tcBorders>
+              <w:top w:val="single" w:sz="4" w:color="D0D7DE"/>
+              <w:left w:val="single" w:sz="4" w:color="D0D7DE"/>
+              <w:bottom w:val="single" w:sz="4" w:color="D0D7DE"/>
+              <w:right w:val="single" w:sz="4" w:color="D0D7DE"/>
+            </w:tcBorders>
+            <w:tcMar>
+              <w:top w:w="40" w:type="dxa"/>
+              <w:left w:w="80" w:type="dxa"/>
+              <w:bottom w:w="40" w:type="dxa"/>
+              <w:right w:w="80" w:type="dxa"/>
+            </w:tcMar>
+          </w:tcPr>
+          <w:p>
+            <w:pPr>
+              <w:spacing w:after="0"/>
+            </w:pPr>
+            <w:r/>
+            <w:r>
+              <w:rPr>
+                <w:rFonts w:ascii="Calibri" w:hAnsi="Calibri" w:eastAsia="Calibri"/>
+                <w:b w:val="0"/>
+                <w:sz w:val="20"/>
+              </w:rPr>
+              <w:t>Payment Supervisor</w:t>
+            </w:r>
+          </w:p>
+        </w:tc>
+        <w:tc>
+          <w:tcPr>
+            <w:tcW w:type="dxa" w:w="5616"/>
+            <w:tcBorders>
+              <w:top w:val="single" w:sz="4" w:color="D0D7DE"/>
+              <w:left w:val="single" w:sz="4" w:color="D0D7DE"/>
+              <w:bottom w:val="single" w:sz="4" w:color="D0D7DE"/>
+              <w:right w:val="single" w:sz="4" w:color="D0D7DE"/>
+            </w:tcBorders>
+            <w:tcMar>
+              <w:top w:w="40" w:type="dxa"/>
+              <w:left w:w="80" w:type="dxa"/>
+              <w:bottom w:w="40" w:type="dxa"/>
+              <w:right w:w="80" w:type="dxa"/>
+            </w:tcMar>
+          </w:tcPr>
+          <w:p>
+            <w:pPr>
+              <w:spacing w:after="0"/>
+            </w:pPr>
+            <w:r/>
+            <w:r>
+              <w:rPr>
+                <w:rFonts w:ascii="Consolas" w:hAnsi="Consolas" w:eastAsia="Consolas"/>
+                <w:b w:val="0"/>
+                <w:sz w:val="16"/>
+              </w:rPr>
+              <w:t>npm run bdd:tags "@PaymentSupervisor"</w:t>
+            </w:r>
+          </w:p>
+        </w:tc>
+      </w:tr>
+      <w:tr>
+        <w:trPr>
+          <w:cantSplit/>
+        </w:trPr>
+        <w:tc>
+          <w:tcPr>
+            <w:tcW w:type="dxa" w:w="4464"/>
+            <w:shd w:fill="F7F9FB" w:val="clear"/>
+            <w:tcBorders>
+              <w:top w:val="single" w:sz="4" w:color="D0D7DE"/>
+              <w:left w:val="single" w:sz="4" w:color="D0D7DE"/>
+              <w:bottom w:val="single" w:sz="4" w:color="D0D7DE"/>
+              <w:right w:val="single" w:sz="4" w:color="D0D7DE"/>
+            </w:tcBorders>
+            <w:tcMar>
+              <w:top w:w="40" w:type="dxa"/>
+              <w:left w:w="80" w:type="dxa"/>
+              <w:bottom w:w="40" w:type="dxa"/>
+              <w:right w:w="80" w:type="dxa"/>
+            </w:tcMar>
+          </w:tcPr>
+          <w:p>
+            <w:pPr>
+              <w:spacing w:after="0"/>
+            </w:pPr>
+            <w:r/>
+            <w:r>
+              <w:rPr>
+                <w:rFonts w:ascii="Calibri" w:hAnsi="Calibri" w:eastAsia="Calibri"/>
+                <w:b w:val="0"/>
+                <w:sz w:val="20"/>
+              </w:rPr>
+              <w:t>Payment Supervisor Vendor Id</w:t>
+            </w:r>
+          </w:p>
+        </w:tc>
+        <w:tc>
+          <w:tcPr>
+            <w:tcW w:type="dxa" w:w="5616"/>
+            <w:shd w:fill="F7F9FB" w:val="clear"/>
+            <w:tcBorders>
+              <w:top w:val="single" w:sz="4" w:color="D0D7DE"/>
+              <w:left w:val="single" w:sz="4" w:color="D0D7DE"/>
+              <w:bottom w:val="single" w:sz="4" w:color="D0D7DE"/>
+              <w:right w:val="single" w:sz="4" w:color="D0D7DE"/>
+            </w:tcBorders>
+            <w:tcMar>
+              <w:top w:w="40" w:type="dxa"/>
+              <w:left w:w="80" w:type="dxa"/>
+              <w:bottom w:w="40" w:type="dxa"/>
+              <w:right w:w="80" w:type="dxa"/>
+            </w:tcMar>
+          </w:tcPr>
+          <w:p>
+            <w:pPr>
+              <w:spacing w:after="0"/>
+            </w:pPr>
+            <w:r/>
+            <w:r>
+              <w:rPr>
+                <w:rFonts w:ascii="Consolas" w:hAnsi="Consolas" w:eastAsia="Consolas"/>
+                <w:b w:val="0"/>
+                <w:sz w:val="16"/>
+              </w:rPr>
+              <w:t>npm run bdd:tags "@PaymentSupervisorVendorId"</w:t>
+            </w:r>
+          </w:p>
+        </w:tc>
+      </w:tr>
+      <w:tr>
+        <w:trPr>
+          <w:cantSplit/>
+        </w:trPr>
+        <w:tc>
+          <w:tcPr>
+            <w:tcW w:type="dxa" w:w="4464"/>
+            <w:tcBorders>
+              <w:top w:val="single" w:sz="4" w:color="D0D7DE"/>
+              <w:left w:val="single" w:sz="4" w:color="D0D7DE"/>
+              <w:bottom w:val="single" w:sz="4" w:color="D0D7DE"/>
+              <w:right w:val="single" w:sz="4" w:color="D0D7DE"/>
+            </w:tcBorders>
+            <w:tcMar>
+              <w:top w:w="40" w:type="dxa"/>
+              <w:left w:w="80" w:type="dxa"/>
+              <w:bottom w:w="40" w:type="dxa"/>
+              <w:right w:w="80" w:type="dxa"/>
+            </w:tcMar>
+          </w:tcPr>
+          <w:p>
+            <w:pPr>
+              <w:spacing w:after="0"/>
+            </w:pPr>
+            <w:r/>
+            <w:r>
+              <w:rPr>
+                <w:rFonts w:ascii="Calibri" w:hAnsi="Calibri" w:eastAsia="Calibri"/>
+                <w:b w:val="0"/>
+                <w:sz w:val="20"/>
+              </w:rPr>
+              <w:t>Supervisor Agree With Auditor</w:t>
+            </w:r>
+          </w:p>
+        </w:tc>
+        <w:tc>
+          <w:tcPr>
+            <w:tcW w:type="dxa" w:w="5616"/>
+            <w:tcBorders>
+              <w:top w:val="single" w:sz="4" w:color="D0D7DE"/>
+              <w:left w:val="single" w:sz="4" w:color="D0D7DE"/>
+              <w:bottom w:val="single" w:sz="4" w:color="D0D7DE"/>
+              <w:right w:val="single" w:sz="4" w:color="D0D7DE"/>
+            </w:tcBorders>
+            <w:tcMar>
+              <w:top w:w="40" w:type="dxa"/>
+              <w:left w:w="80" w:type="dxa"/>
+              <w:bottom w:w="40" w:type="dxa"/>
+              <w:right w:w="80" w:type="dxa"/>
+            </w:tcMar>
+          </w:tcPr>
+          <w:p>
+            <w:pPr>
+              <w:spacing w:after="0"/>
+            </w:pPr>
+            <w:r/>
+            <w:r>
+              <w:rPr>
+                <w:rFonts w:ascii="Consolas" w:hAnsi="Consolas" w:eastAsia="Consolas"/>
+                <w:b w:val="0"/>
+                <w:sz w:val="16"/>
+              </w:rPr>
+              <w:t>npm run bdd:tags "@SupervisorAgreeWithAuditor"</w:t>
+            </w:r>
+          </w:p>
+        </w:tc>
+      </w:tr>
+      <w:tr>
+        <w:trPr>
+          <w:cantSplit/>
+        </w:trPr>
+        <w:tc>
+          <w:tcPr>
+            <w:tcW w:type="dxa" w:w="4464"/>
+            <w:shd w:fill="F7F9FB" w:val="clear"/>
+            <w:tcBorders>
+              <w:top w:val="single" w:sz="4" w:color="D0D7DE"/>
+              <w:left w:val="single" w:sz="4" w:color="D0D7DE"/>
+              <w:bottom w:val="single" w:sz="4" w:color="D0D7DE"/>
+              <w:right w:val="single" w:sz="4" w:color="D0D7DE"/>
+            </w:tcBorders>
+            <w:tcMar>
+              <w:top w:w="40" w:type="dxa"/>
+              <w:left w:w="80" w:type="dxa"/>
+              <w:bottom w:w="40" w:type="dxa"/>
+              <w:right w:w="80" w:type="dxa"/>
+            </w:tcMar>
+          </w:tcPr>
+          <w:p>
+            <w:pPr>
+              <w:spacing w:after="0"/>
+            </w:pPr>
+            <w:r/>
+            <w:r>
+              <w:rPr>
+                <w:rFonts w:ascii="Calibri" w:hAnsi="Calibri" w:eastAsia="Calibri"/>
+                <w:b w:val="0"/>
+                <w:sz w:val="20"/>
+              </w:rPr>
+              <w:t>Supervisor Disagree With Auditor</w:t>
+            </w:r>
+          </w:p>
+        </w:tc>
+        <w:tc>
+          <w:tcPr>
+            <w:tcW w:type="dxa" w:w="5616"/>
+            <w:shd w:fill="F7F9FB" w:val="clear"/>
+            <w:tcBorders>
+              <w:top w:val="single" w:sz="4" w:color="D0D7DE"/>
+              <w:left w:val="single" w:sz="4" w:color="D0D7DE"/>
+              <w:bottom w:val="single" w:sz="4" w:color="D0D7DE"/>
+              <w:right w:val="single" w:sz="4" w:color="D0D7DE"/>
+            </w:tcBorders>
+            <w:tcMar>
+              <w:top w:w="40" w:type="dxa"/>
+              <w:left w:w="80" w:type="dxa"/>
+              <w:bottom w:w="40" w:type="dxa"/>
+              <w:right w:w="80" w:type="dxa"/>
+            </w:tcMar>
+          </w:tcPr>
+          <w:p>
+            <w:pPr>
+              <w:spacing w:after="0"/>
+            </w:pPr>
+            <w:r/>
+            <w:r>
+              <w:rPr>
+                <w:rFonts w:ascii="Consolas" w:hAnsi="Consolas" w:eastAsia="Consolas"/>
+                <w:b w:val="0"/>
+                <w:sz w:val="16"/>
+              </w:rPr>
+              <w:t>npm run bdd:tags "@SupervisorDisagreeWithAuditor"</w:t>
+            </w:r>
+          </w:p>
+        </w:tc>
+      </w:tr>
+      <w:tr>
+        <w:trPr>
+          <w:cantSplit/>
+        </w:trPr>
+        <w:tc>
+          <w:tcPr>
+            <w:tcW w:type="dxa" w:w="4464"/>
+            <w:tcBorders>
+              <w:top w:val="single" w:sz="4" w:color="D0D7DE"/>
+              <w:left w:val="single" w:sz="4" w:color="D0D7DE"/>
+              <w:bottom w:val="single" w:sz="4" w:color="D0D7DE"/>
+              <w:right w:val="single" w:sz="4" w:color="D0D7DE"/>
+            </w:tcBorders>
+            <w:tcMar>
+              <w:top w:w="40" w:type="dxa"/>
+              <w:left w:w="80" w:type="dxa"/>
+              <w:bottom w:w="40" w:type="dxa"/>
+              <w:right w:w="80" w:type="dxa"/>
+            </w:tcMar>
+          </w:tcPr>
+          <w:p>
+            <w:pPr>
+              <w:spacing w:after="0"/>
+            </w:pPr>
+            <w:r/>
+            <w:r>
+              <w:rPr>
+                <w:rFonts w:ascii="Calibri" w:hAnsi="Calibri" w:eastAsia="Calibri"/>
+                <w:b w:val="0"/>
+                <w:sz w:val="20"/>
+              </w:rPr>
+              <w:t>Supervisor Payment Reject</w:t>
+            </w:r>
+          </w:p>
+        </w:tc>
+        <w:tc>
+          <w:tcPr>
+            <w:tcW w:type="dxa" w:w="5616"/>
+            <w:tcBorders>
+              <w:top w:val="single" w:sz="4" w:color="D0D7DE"/>
+              <w:left w:val="single" w:sz="4" w:color="D0D7DE"/>
+              <w:bottom w:val="single" w:sz="4" w:color="D0D7DE"/>
+              <w:right w:val="single" w:sz="4" w:color="D0D7DE"/>
+            </w:tcBorders>
+            <w:tcMar>
+              <w:top w:w="40" w:type="dxa"/>
+              <w:left w:w="80" w:type="dxa"/>
+              <w:bottom w:w="40" w:type="dxa"/>
+              <w:right w:w="80" w:type="dxa"/>
+            </w:tcMar>
+          </w:tcPr>
+          <w:p>
+            <w:pPr>
+              <w:spacing w:after="0"/>
+            </w:pPr>
+            <w:r/>
+            <w:r>
+              <w:rPr>
+                <w:rFonts w:ascii="Consolas" w:hAnsi="Consolas" w:eastAsia="Consolas"/>
+                <w:b w:val="0"/>
+                <w:sz w:val="16"/>
+              </w:rPr>
+              <w:t>npm run bdd:tags "@SupervisorPaymentReject"</w:t>
+            </w:r>
+          </w:p>
+        </w:tc>
+      </w:tr>
+      <w:tr>
+        <w:trPr>
+          <w:cantSplit/>
+        </w:trPr>
+        <w:tc>
+          <w:tcPr>
+            <w:tcW w:type="dxa" w:w="4464"/>
+            <w:shd w:fill="F7F9FB" w:val="clear"/>
+            <w:tcBorders>
+              <w:top w:val="single" w:sz="4" w:color="D0D7DE"/>
+              <w:left w:val="single" w:sz="4" w:color="D0D7DE"/>
+              <w:bottom w:val="single" w:sz="4" w:color="D0D7DE"/>
+              <w:right w:val="single" w:sz="4" w:color="D0D7DE"/>
+            </w:tcBorders>
+            <w:tcMar>
+              <w:top w:w="40" w:type="dxa"/>
+              <w:left w:w="80" w:type="dxa"/>
+              <w:bottom w:w="40" w:type="dxa"/>
+              <w:right w:w="80" w:type="dxa"/>
+            </w:tcMar>
+          </w:tcPr>
+          <w:p>
+            <w:pPr>
+              <w:spacing w:after="0"/>
+            </w:pPr>
+            <w:r/>
+            <w:r>
+              <w:rPr>
+                <w:rFonts w:ascii="Calibri" w:hAnsi="Calibri" w:eastAsia="Calibri"/>
+                <w:b w:val="0"/>
+                <w:sz w:val="20"/>
+              </w:rPr>
+              <w:t>Supervisor Step 1</w:t>
+            </w:r>
+          </w:p>
+        </w:tc>
+        <w:tc>
+          <w:tcPr>
+            <w:tcW w:type="dxa" w:w="5616"/>
+            <w:shd w:fill="F7F9FB" w:val="clear"/>
+            <w:tcBorders>
+              <w:top w:val="single" w:sz="4" w:color="D0D7DE"/>
+              <w:left w:val="single" w:sz="4" w:color="D0D7DE"/>
+              <w:bottom w:val="single" w:sz="4" w:color="D0D7DE"/>
+              <w:right w:val="single" w:sz="4" w:color="D0D7DE"/>
+            </w:tcBorders>
+            <w:tcMar>
+              <w:top w:w="40" w:type="dxa"/>
+              <w:left w:w="80" w:type="dxa"/>
+              <w:bottom w:w="40" w:type="dxa"/>
+              <w:right w:w="80" w:type="dxa"/>
+            </w:tcMar>
+          </w:tcPr>
+          <w:p>
+            <w:pPr>
+              <w:spacing w:after="0"/>
+            </w:pPr>
+            <w:r/>
+            <w:r>
+              <w:rPr>
+                <w:rFonts w:ascii="Consolas" w:hAnsi="Consolas" w:eastAsia="Consolas"/>
+                <w:b w:val="0"/>
+                <w:sz w:val="16"/>
+              </w:rPr>
+              <w:t>npm run bdd:tags "@SupervisorStep1"</w:t>
+            </w:r>
+          </w:p>
+        </w:tc>
+      </w:tr>
+    </w:tbl>
+    <w:p>
+      <w:pPr>
+        <w:spacing w:after="40" w:before="0"/>
+      </w:pPr>
+    </w:p>
+    <w:p>
+      <w:pPr>
+        <w:spacing w:before="160" w:after="40"/>
+      </w:pPr>
+      <w:r>
+        <w:rPr>
+          <w:rFonts w:ascii="Calibri" w:hAnsi="Calibri" w:eastAsia="Calibri"/>
+          <w:b/>
+          <w:color w:val="1F3A5F"/>
+          <w:sz w:val="24"/>
+        </w:rPr>
+        <w:t>Payment Analyst</w:t>
+      </w:r>
+    </w:p>
+    <w:tbl>
+      <w:tblPr>
+        <w:tblW w:type="auto" w:w="0"/>
+        <w:jc w:val="center"/>
+        <w:tblLayout w:type="fixed"/>
+        <w:tblLook w:firstColumn="1" w:firstRow="1" w:lastColumn="0" w:lastRow="0" w:noHBand="0" w:noVBand="1" w:val="04A0"/>
+        <w:tblW w:w="10080" w:type="dxa"/>
+        <w:tblLayout w:type="fixed"/>
+      </w:tblPr>
+      <w:tblGrid>
+        <w:gridCol w:w="5040"/>
+        <w:gridCol w:w="5040"/>
+      </w:tblGrid>
+      <w:tr>
+        <w:trPr>
+          <w:cantSplit/>
+        </w:trPr>
+        <w:tc>
+          <w:tcPr>
+            <w:tcW w:type="dxa" w:w="4464"/>
+            <w:shd w:fill="1F3A5F" w:val="clear"/>
+            <w:tcBorders>
+              <w:top w:val="single" w:sz="4" w:color="D0D7DE"/>
+              <w:left w:val="single" w:sz="4" w:color="D0D7DE"/>
+              <w:bottom w:val="single" w:sz="4" w:color="D0D7DE"/>
+              <w:right w:val="single" w:sz="4" w:color="D0D7DE"/>
+            </w:tcBorders>
+            <w:tcMar>
+              <w:top w:w="40" w:type="dxa"/>
+              <w:left w:w="80" w:type="dxa"/>
+              <w:bottom w:w="40" w:type="dxa"/>
+              <w:right w:w="80" w:type="dxa"/>
+            </w:tcMar>
+          </w:tcPr>
+          <w:p>
+            <w:pPr>
+              <w:spacing w:after="0"/>
+            </w:pPr>
+            <w:r/>
+            <w:r>
+              <w:rPr>
+                <w:rFonts w:ascii="Calibri" w:hAnsi="Calibri" w:eastAsia="Calibri"/>
+                <w:b/>
+                <w:color w:val="FFFFFF"/>
+                <w:sz w:val="20"/>
+              </w:rPr>
+              <w:t>Feature</w:t>
+            </w:r>
+          </w:p>
+        </w:tc>
+        <w:tc>
+          <w:tcPr>
+            <w:tcW w:type="dxa" w:w="5616"/>
+            <w:shd w:fill="1F3A5F" w:val="clear"/>
+            <w:tcBorders>
+              <w:top w:val="single" w:sz="4" w:color="D0D7DE"/>
+              <w:left w:val="single" w:sz="4" w:color="D0D7DE"/>
+              <w:bottom w:val="single" w:sz="4" w:color="D0D7DE"/>
+              <w:right w:val="single" w:sz="4" w:color="D0D7DE"/>
+            </w:tcBorders>
+            <w:tcMar>
+              <w:top w:w="40" w:type="dxa"/>
+              <w:left w:w="80" w:type="dxa"/>
+              <w:bottom w:w="40" w:type="dxa"/>
+              <w:right w:w="80" w:type="dxa"/>
+            </w:tcMar>
+          </w:tcPr>
+          <w:p>
+            <w:pPr>
+              <w:spacing w:after="0"/>
+            </w:pPr>
+            <w:r/>
+            <w:r>
+              <w:rPr>
+                <w:rFonts w:ascii="Calibri" w:hAnsi="Calibri" w:eastAsia="Calibri"/>
+                <w:b/>
+                <w:color w:val="FFFFFF"/>
+                <w:sz w:val="20"/>
+              </w:rPr>
+              <w:t>Command</w:t>
+            </w:r>
+          </w:p>
+        </w:tc>
+      </w:tr>
+      <w:tr>
+        <w:trPr>
+          <w:cantSplit/>
+        </w:trPr>
+        <w:tc>
+          <w:tcPr>
+            <w:tcW w:type="dxa" w:w="4464"/>
+            <w:tcBorders>
+              <w:top w:val="single" w:sz="4" w:color="D0D7DE"/>
+              <w:left w:val="single" w:sz="4" w:color="D0D7DE"/>
+              <w:bottom w:val="single" w:sz="4" w:color="D0D7DE"/>
+              <w:right w:val="single" w:sz="4" w:color="D0D7DE"/>
+            </w:tcBorders>
+            <w:tcMar>
+              <w:top w:w="40" w:type="dxa"/>
+              <w:left w:w="80" w:type="dxa"/>
+              <w:bottom w:w="40" w:type="dxa"/>
+              <w:right w:w="80" w:type="dxa"/>
+            </w:tcMar>
+          </w:tcPr>
+          <w:p>
+            <w:pPr>
+              <w:spacing w:after="0"/>
+            </w:pPr>
+            <w:r/>
+            <w:r>
+              <w:rPr>
+                <w:rFonts w:ascii="Calibri" w:hAnsi="Calibri" w:eastAsia="Calibri"/>
+                <w:b w:val="0"/>
+                <w:sz w:val="20"/>
+              </w:rPr>
+              <w:t>Payment Analyst 1</w:t>
+            </w:r>
+          </w:p>
+        </w:tc>
+        <w:tc>
+          <w:tcPr>
+            <w:tcW w:type="dxa" w:w="5616"/>
+            <w:tcBorders>
+              <w:top w:val="single" w:sz="4" w:color="D0D7DE"/>
+              <w:left w:val="single" w:sz="4" w:color="D0D7DE"/>
+              <w:bottom w:val="single" w:sz="4" w:color="D0D7DE"/>
+              <w:right w:val="single" w:sz="4" w:color="D0D7DE"/>
+            </w:tcBorders>
+            <w:tcMar>
+              <w:top w:w="40" w:type="dxa"/>
+              <w:left w:w="80" w:type="dxa"/>
+              <w:bottom w:w="40" w:type="dxa"/>
+              <w:right w:w="80" w:type="dxa"/>
+            </w:tcMar>
+          </w:tcPr>
+          <w:p>
+            <w:pPr>
+              <w:spacing w:after="0"/>
+            </w:pPr>
+            <w:r/>
+            <w:r>
+              <w:rPr>
+                <w:rFonts w:ascii="Consolas" w:hAnsi="Consolas" w:eastAsia="Consolas"/>
+                <w:b w:val="0"/>
+                <w:sz w:val="16"/>
+              </w:rPr>
+              <w:t>npm run bdd:tags "@PaymentAnalyst1"</w:t>
+            </w:r>
+          </w:p>
+        </w:tc>
+      </w:tr>
+      <w:tr>
+        <w:trPr>
+          <w:cantSplit/>
+        </w:trPr>
+        <w:tc>
+          <w:tcPr>
+            <w:tcW w:type="dxa" w:w="4464"/>
+            <w:shd w:fill="F7F9FB" w:val="clear"/>
+            <w:tcBorders>
+              <w:top w:val="single" w:sz="4" w:color="D0D7DE"/>
+              <w:left w:val="single" w:sz="4" w:color="D0D7DE"/>
+              <w:bottom w:val="single" w:sz="4" w:color="D0D7DE"/>
+              <w:right w:val="single" w:sz="4" w:color="D0D7DE"/>
+            </w:tcBorders>
+            <w:tcMar>
+              <w:top w:w="40" w:type="dxa"/>
+              <w:left w:w="80" w:type="dxa"/>
+              <w:bottom w:w="40" w:type="dxa"/>
+              <w:right w:w="80" w:type="dxa"/>
+            </w:tcMar>
+          </w:tcPr>
+          <w:p>
+            <w:pPr>
+              <w:spacing w:after="0"/>
+            </w:pPr>
+            <w:r/>
+            <w:r>
+              <w:rPr>
+                <w:rFonts w:ascii="Calibri" w:hAnsi="Calibri" w:eastAsia="Calibri"/>
+                <w:b w:val="0"/>
+                <w:sz w:val="20"/>
+              </w:rPr>
+              <w:t>Payment Analyst 1 Reject</w:t>
+            </w:r>
+          </w:p>
+        </w:tc>
+        <w:tc>
+          <w:tcPr>
+            <w:tcW w:type="dxa" w:w="5616"/>
+            <w:shd w:fill="F7F9FB" w:val="clear"/>
+            <w:tcBorders>
+              <w:top w:val="single" w:sz="4" w:color="D0D7DE"/>
+              <w:left w:val="single" w:sz="4" w:color="D0D7DE"/>
+              <w:bottom w:val="single" w:sz="4" w:color="D0D7DE"/>
+              <w:right w:val="single" w:sz="4" w:color="D0D7DE"/>
+            </w:tcBorders>
+            <w:tcMar>
+              <w:top w:w="40" w:type="dxa"/>
+              <w:left w:w="80" w:type="dxa"/>
+              <w:bottom w:w="40" w:type="dxa"/>
+              <w:right w:w="80" w:type="dxa"/>
+            </w:tcMar>
+          </w:tcPr>
+          <w:p>
+            <w:pPr>
+              <w:spacing w:after="0"/>
+            </w:pPr>
+            <w:r/>
+            <w:r>
+              <w:rPr>
+                <w:rFonts w:ascii="Consolas" w:hAnsi="Consolas" w:eastAsia="Consolas"/>
+                <w:b w:val="0"/>
+                <w:sz w:val="16"/>
+              </w:rPr>
+              <w:t>npm run bdd:tags "@PaymentAnalyst1Reject"</w:t>
+            </w:r>
+          </w:p>
+        </w:tc>
+      </w:tr>
+      <w:tr>
+        <w:trPr>
+          <w:cantSplit/>
+        </w:trPr>
+        <w:tc>
+          <w:tcPr>
+            <w:tcW w:type="dxa" w:w="4464"/>
+            <w:tcBorders>
+              <w:top w:val="single" w:sz="4" w:color="D0D7DE"/>
+              <w:left w:val="single" w:sz="4" w:color="D0D7DE"/>
+              <w:bottom w:val="single" w:sz="4" w:color="D0D7DE"/>
+              <w:right w:val="single" w:sz="4" w:color="D0D7DE"/>
+            </w:tcBorders>
+            <w:tcMar>
+              <w:top w:w="40" w:type="dxa"/>
+              <w:left w:w="80" w:type="dxa"/>
+              <w:bottom w:w="40" w:type="dxa"/>
+              <w:right w:w="80" w:type="dxa"/>
+            </w:tcMar>
+          </w:tcPr>
+          <w:p>
+            <w:pPr>
+              <w:spacing w:after="0"/>
+            </w:pPr>
+            <w:r/>
+            <w:r>
+              <w:rPr>
+                <w:rFonts w:ascii="Calibri" w:hAnsi="Calibri" w:eastAsia="Calibri"/>
+                <w:b w:val="0"/>
+                <w:sz w:val="20"/>
+              </w:rPr>
+              <w:t>Payment Analyst 1 Variance Reject</w:t>
+            </w:r>
+          </w:p>
+        </w:tc>
+        <w:tc>
+          <w:tcPr>
+            <w:tcW w:type="dxa" w:w="5616"/>
+            <w:tcBorders>
+              <w:top w:val="single" w:sz="4" w:color="D0D7DE"/>
+              <w:left w:val="single" w:sz="4" w:color="D0D7DE"/>
+              <w:bottom w:val="single" w:sz="4" w:color="D0D7DE"/>
+              <w:right w:val="single" w:sz="4" w:color="D0D7DE"/>
+            </w:tcBorders>
+            <w:tcMar>
+              <w:top w:w="40" w:type="dxa"/>
+              <w:left w:w="80" w:type="dxa"/>
+              <w:bottom w:w="40" w:type="dxa"/>
+              <w:right w:w="80" w:type="dxa"/>
+            </w:tcMar>
+          </w:tcPr>
+          <w:p>
+            <w:pPr>
+              <w:spacing w:after="0"/>
+            </w:pPr>
+            <w:r/>
+            <w:r>
+              <w:rPr>
+                <w:rFonts w:ascii="Consolas" w:hAnsi="Consolas" w:eastAsia="Consolas"/>
+                <w:b w:val="0"/>
+                <w:sz w:val="16"/>
+              </w:rPr>
+              <w:t>npm run bdd:tags "@PaymentAnalyst1VarianceReject"</w:t>
+            </w:r>
+          </w:p>
+        </w:tc>
+      </w:tr>
+    </w:tbl>
+    <w:p>
+      <w:pPr>
+        <w:spacing w:after="40" w:before="0"/>
+      </w:pPr>
+    </w:p>
+    <w:p>
+      <w:pPr>
+        <w:spacing w:before="160" w:after="40"/>
+      </w:pPr>
+      <w:r>
+        <w:rPr>
+          <w:rFonts w:ascii="Calibri" w:hAnsi="Calibri" w:eastAsia="Calibri"/>
+          <w:b/>
+          <w:color w:val="1F3A5F"/>
+          <w:sz w:val="24"/>
+        </w:rPr>
+        <w:t>PCFB Admin</w:t>
+      </w:r>
+    </w:p>
+    <w:tbl>
+      <w:tblPr>
+        <w:tblW w:type="auto" w:w="0"/>
+        <w:jc w:val="center"/>
+        <w:tblLayout w:type="fixed"/>
+        <w:tblLook w:firstColumn="1" w:firstRow="1" w:lastColumn="0" w:lastRow="0" w:noHBand="0" w:noVBand="1" w:val="04A0"/>
+        <w:tblW w:w="10080" w:type="dxa"/>
+        <w:tblLayout w:type="fixed"/>
+      </w:tblPr>
+      <w:tblGrid>
+        <w:gridCol w:w="5040"/>
+        <w:gridCol w:w="5040"/>
+      </w:tblGrid>
+      <w:tr>
+        <w:trPr>
+          <w:cantSplit/>
+        </w:trPr>
+        <w:tc>
+          <w:tcPr>
+            <w:tcW w:type="dxa" w:w="4464"/>
+            <w:shd w:fill="1F3A5F" w:val="clear"/>
+            <w:tcBorders>
+              <w:top w:val="single" w:sz="4" w:color="D0D7DE"/>
+              <w:left w:val="single" w:sz="4" w:color="D0D7DE"/>
+              <w:bottom w:val="single" w:sz="4" w:color="D0D7DE"/>
+              <w:right w:val="single" w:sz="4" w:color="D0D7DE"/>
+            </w:tcBorders>
+            <w:tcMar>
+              <w:top w:w="40" w:type="dxa"/>
+              <w:left w:w="80" w:type="dxa"/>
+              <w:bottom w:w="40" w:type="dxa"/>
+              <w:right w:w="80" w:type="dxa"/>
+            </w:tcMar>
+          </w:tcPr>
+          <w:p>
+            <w:pPr>
+              <w:spacing w:after="0"/>
+            </w:pPr>
+            <w:r/>
+            <w:r>
+              <w:rPr>
+                <w:rFonts w:ascii="Calibri" w:hAnsi="Calibri" w:eastAsia="Calibri"/>
+                <w:b/>
+                <w:color w:val="FFFFFF"/>
+                <w:sz w:val="20"/>
+              </w:rPr>
+              <w:t>Feature</w:t>
+            </w:r>
+          </w:p>
+        </w:tc>
+        <w:tc>
+          <w:tcPr>
+            <w:tcW w:type="dxa" w:w="5616"/>
+            <w:shd w:fill="1F3A5F" w:val="clear"/>
+            <w:tcBorders>
+              <w:top w:val="single" w:sz="4" w:color="D0D7DE"/>
+              <w:left w:val="single" w:sz="4" w:color="D0D7DE"/>
+              <w:bottom w:val="single" w:sz="4" w:color="D0D7DE"/>
+              <w:right w:val="single" w:sz="4" w:color="D0D7DE"/>
+            </w:tcBorders>
+            <w:tcMar>
+              <w:top w:w="40" w:type="dxa"/>
+              <w:left w:w="80" w:type="dxa"/>
+              <w:bottom w:w="40" w:type="dxa"/>
+              <w:right w:w="80" w:type="dxa"/>
+            </w:tcMar>
+          </w:tcPr>
+          <w:p>
+            <w:pPr>
+              <w:spacing w:after="0"/>
+            </w:pPr>
+            <w:r/>
+            <w:r>
+              <w:rPr>
+                <w:rFonts w:ascii="Calibri" w:hAnsi="Calibri" w:eastAsia="Calibri"/>
+                <w:b/>
+                <w:color w:val="FFFFFF"/>
+                <w:sz w:val="20"/>
+              </w:rPr>
+              <w:t>Command</w:t>
+            </w:r>
+          </w:p>
+        </w:tc>
+      </w:tr>
+      <w:tr>
+        <w:trPr>
+          <w:cantSplit/>
+        </w:trPr>
+        <w:tc>
+          <w:tcPr>
+            <w:tcW w:type="dxa" w:w="4464"/>
+            <w:tcBorders>
+              <w:top w:val="single" w:sz="4" w:color="D0D7DE"/>
+              <w:left w:val="single" w:sz="4" w:color="D0D7DE"/>
+              <w:bottom w:val="single" w:sz="4" w:color="D0D7DE"/>
+              <w:right w:val="single" w:sz="4" w:color="D0D7DE"/>
+            </w:tcBorders>
+            <w:tcMar>
+              <w:top w:w="40" w:type="dxa"/>
+              <w:left w:w="80" w:type="dxa"/>
+              <w:bottom w:w="40" w:type="dxa"/>
+              <w:right w:w="80" w:type="dxa"/>
+            </w:tcMar>
+          </w:tcPr>
+          <w:p>
+            <w:pPr>
+              <w:spacing w:after="0"/>
+            </w:pPr>
+            <w:r/>
+            <w:r>
+              <w:rPr>
+                <w:rFonts w:ascii="Calibri" w:hAnsi="Calibri" w:eastAsia="Calibri"/>
+                <w:b w:val="0"/>
+                <w:sz w:val="20"/>
+              </w:rPr>
+              <w:t>PCFB Admin Generate Voucher</w:t>
+            </w:r>
+          </w:p>
+        </w:tc>
+        <w:tc>
+          <w:tcPr>
+            <w:tcW w:type="dxa" w:w="5616"/>
+            <w:tcBorders>
+              <w:top w:val="single" w:sz="4" w:color="D0D7DE"/>
+              <w:left w:val="single" w:sz="4" w:color="D0D7DE"/>
+              <w:bottom w:val="single" w:sz="4" w:color="D0D7DE"/>
+              <w:right w:val="single" w:sz="4" w:color="D0D7DE"/>
+            </w:tcBorders>
+            <w:tcMar>
+              <w:top w:w="40" w:type="dxa"/>
+              <w:left w:w="80" w:type="dxa"/>
+              <w:bottom w:w="40" w:type="dxa"/>
+              <w:right w:w="80" w:type="dxa"/>
+            </w:tcMar>
+          </w:tcPr>
+          <w:p>
+            <w:pPr>
+              <w:spacing w:after="0"/>
+            </w:pPr>
+            <w:r/>
+            <w:r>
+              <w:rPr>
+                <w:rFonts w:ascii="Consolas" w:hAnsi="Consolas" w:eastAsia="Consolas"/>
+                <w:b w:val="0"/>
+                <w:sz w:val="16"/>
+              </w:rPr>
+              <w:t>npm run bdd:tags "@PcfbAdminGenerateVoucher"</w:t>
+            </w:r>
+          </w:p>
+        </w:tc>
+      </w:tr>
+      <w:tr>
+        <w:trPr>
+          <w:cantSplit/>
+        </w:trPr>
+        <w:tc>
+          <w:tcPr>
+            <w:tcW w:type="dxa" w:w="4464"/>
+            <w:shd w:fill="F7F9FB" w:val="clear"/>
+            <w:tcBorders>
+              <w:top w:val="single" w:sz="4" w:color="D0D7DE"/>
+              <w:left w:val="single" w:sz="4" w:color="D0D7DE"/>
+              <w:bottom w:val="single" w:sz="4" w:color="D0D7DE"/>
+              <w:right w:val="single" w:sz="4" w:color="D0D7DE"/>
+            </w:tcBorders>
+            <w:tcMar>
+              <w:top w:w="40" w:type="dxa"/>
+              <w:left w:w="80" w:type="dxa"/>
+              <w:bottom w:w="40" w:type="dxa"/>
+              <w:right w:w="80" w:type="dxa"/>
+            </w:tcMar>
+          </w:tcPr>
+          <w:p>
+            <w:pPr>
+              <w:spacing w:after="0"/>
+            </w:pPr>
+            <w:r/>
+            <w:r>
+              <w:rPr>
+                <w:rFonts w:ascii="Calibri" w:hAnsi="Calibri" w:eastAsia="Calibri"/>
+                <w:b w:val="0"/>
+                <w:sz w:val="20"/>
+              </w:rPr>
+              <w:t>PCFB Admin Resend To Payment Analyst</w:t>
+            </w:r>
+          </w:p>
+        </w:tc>
+        <w:tc>
+          <w:tcPr>
+            <w:tcW w:type="dxa" w:w="5616"/>
+            <w:shd w:fill="F7F9FB" w:val="clear"/>
+            <w:tcBorders>
+              <w:top w:val="single" w:sz="4" w:color="D0D7DE"/>
+              <w:left w:val="single" w:sz="4" w:color="D0D7DE"/>
+              <w:bottom w:val="single" w:sz="4" w:color="D0D7DE"/>
+              <w:right w:val="single" w:sz="4" w:color="D0D7DE"/>
+            </w:tcBorders>
+            <w:tcMar>
+              <w:top w:w="40" w:type="dxa"/>
+              <w:left w:w="80" w:type="dxa"/>
+              <w:bottom w:w="40" w:type="dxa"/>
+              <w:right w:w="80" w:type="dxa"/>
+            </w:tcMar>
+          </w:tcPr>
+          <w:p>
+            <w:pPr>
+              <w:spacing w:after="0"/>
+            </w:pPr>
+            <w:r/>
+            <w:r>
+              <w:rPr>
+                <w:rFonts w:ascii="Consolas" w:hAnsi="Consolas" w:eastAsia="Consolas"/>
+                <w:b w:val="0"/>
+                <w:sz w:val="16"/>
+              </w:rPr>
+              <w:t>npm run bdd:tags "@PcfbAdminResendPaymentAnalyst"</w:t>
+            </w:r>
+          </w:p>
+        </w:tc>
+      </w:tr>
+      <w:tr>
+        <w:trPr>
+          <w:cantSplit/>
+        </w:trPr>
+        <w:tc>
+          <w:tcPr>
+            <w:tcW w:type="dxa" w:w="4464"/>
+            <w:tcBorders>
+              <w:top w:val="single" w:sz="4" w:color="D0D7DE"/>
+              <w:left w:val="single" w:sz="4" w:color="D0D7DE"/>
+              <w:bottom w:val="single" w:sz="4" w:color="D0D7DE"/>
+              <w:right w:val="single" w:sz="4" w:color="D0D7DE"/>
+            </w:tcBorders>
+            <w:tcMar>
+              <w:top w:w="40" w:type="dxa"/>
+              <w:left w:w="80" w:type="dxa"/>
+              <w:bottom w:w="40" w:type="dxa"/>
+              <w:right w:w="80" w:type="dxa"/>
+            </w:tcMar>
+          </w:tcPr>
+          <w:p>
+            <w:pPr>
+              <w:spacing w:after="0"/>
+            </w:pPr>
+            <w:r/>
+            <w:r>
+              <w:rPr>
+                <w:rFonts w:ascii="Calibri" w:hAnsi="Calibri" w:eastAsia="Calibri"/>
+                <w:b w:val="0"/>
+                <w:sz w:val="20"/>
+              </w:rPr>
+              <w:t>PCFB Admin Resend To Supervisor</w:t>
+            </w:r>
+          </w:p>
+        </w:tc>
+        <w:tc>
+          <w:tcPr>
+            <w:tcW w:type="dxa" w:w="5616"/>
+            <w:tcBorders>
+              <w:top w:val="single" w:sz="4" w:color="D0D7DE"/>
+              <w:left w:val="single" w:sz="4" w:color="D0D7DE"/>
+              <w:bottom w:val="single" w:sz="4" w:color="D0D7DE"/>
+              <w:right w:val="single" w:sz="4" w:color="D0D7DE"/>
+            </w:tcBorders>
+            <w:tcMar>
+              <w:top w:w="40" w:type="dxa"/>
+              <w:left w:w="80" w:type="dxa"/>
+              <w:bottom w:w="40" w:type="dxa"/>
+              <w:right w:w="80" w:type="dxa"/>
+            </w:tcMar>
+          </w:tcPr>
+          <w:p>
+            <w:pPr>
+              <w:spacing w:after="0"/>
+            </w:pPr>
+            <w:r/>
+            <w:r>
+              <w:rPr>
+                <w:rFonts w:ascii="Consolas" w:hAnsi="Consolas" w:eastAsia="Consolas"/>
+                <w:b w:val="0"/>
+                <w:sz w:val="16"/>
+              </w:rPr>
+              <w:t>npm run bdd:tags "@PcfbAdminResendSupervisor"</w:t>
+            </w:r>
+          </w:p>
+        </w:tc>
+      </w:tr>
+    </w:tbl>
+    <w:p>
+      <w:pPr>
+        <w:spacing w:after="40" w:before="0"/>
+      </w:pPr>
+    </w:p>
+    <w:p>
+      <w:pPr>
+        <w:spacing w:before="160" w:after="40"/>
+      </w:pPr>
+      <w:r>
+        <w:rPr>
+          <w:rFonts w:ascii="Calibri" w:hAnsi="Calibri" w:eastAsia="Calibri"/>
+          <w:b/>
+          <w:color w:val="1F3A5F"/>
+          <w:sz w:val="24"/>
+        </w:rPr>
+        <w:t>Co Director</w:t>
+      </w:r>
+    </w:p>
+    <w:tbl>
+      <w:tblPr>
+        <w:tblW w:type="auto" w:w="0"/>
+        <w:jc w:val="center"/>
+        <w:tblLayout w:type="fixed"/>
+        <w:tblLook w:firstColumn="1" w:firstRow="1" w:lastColumn="0" w:lastRow="0" w:noHBand="0" w:noVBand="1" w:val="04A0"/>
+        <w:tblW w:w="10080" w:type="dxa"/>
+        <w:tblLayout w:type="fixed"/>
+      </w:tblPr>
+      <w:tblGrid>
+        <w:gridCol w:w="5040"/>
+        <w:gridCol w:w="5040"/>
+      </w:tblGrid>
+      <w:tr>
+        <w:trPr>
+          <w:cantSplit/>
+        </w:trPr>
+        <w:tc>
+          <w:tcPr>
+            <w:tcW w:type="dxa" w:w="4464"/>
+            <w:shd w:fill="1F3A5F" w:val="clear"/>
+            <w:tcBorders>
+              <w:top w:val="single" w:sz="4" w:color="D0D7DE"/>
+              <w:left w:val="single" w:sz="4" w:color="D0D7DE"/>
+              <w:bottom w:val="single" w:sz="4" w:color="D0D7DE"/>
+              <w:right w:val="single" w:sz="4" w:color="D0D7DE"/>
+            </w:tcBorders>
+            <w:tcMar>
+              <w:top w:w="40" w:type="dxa"/>
+              <w:left w:w="80" w:type="dxa"/>
+              <w:bottom w:w="40" w:type="dxa"/>
+              <w:right w:w="80" w:type="dxa"/>
+            </w:tcMar>
+          </w:tcPr>
+          <w:p>
+            <w:pPr>
+              <w:spacing w:after="0"/>
+            </w:pPr>
+            <w:r/>
+            <w:r>
+              <w:rPr>
+                <w:rFonts w:ascii="Calibri" w:hAnsi="Calibri" w:eastAsia="Calibri"/>
+                <w:b/>
+                <w:color w:val="FFFFFF"/>
+                <w:sz w:val="20"/>
+              </w:rPr>
+              <w:t>Feature</w:t>
+            </w:r>
+          </w:p>
+        </w:tc>
+        <w:tc>
+          <w:tcPr>
+            <w:tcW w:type="dxa" w:w="5616"/>
+            <w:shd w:fill="1F3A5F" w:val="clear"/>
+            <w:tcBorders>
+              <w:top w:val="single" w:sz="4" w:color="D0D7DE"/>
+              <w:left w:val="single" w:sz="4" w:color="D0D7DE"/>
+              <w:bottom w:val="single" w:sz="4" w:color="D0D7DE"/>
+              <w:right w:val="single" w:sz="4" w:color="D0D7DE"/>
+            </w:tcBorders>
+            <w:tcMar>
+              <w:top w:w="40" w:type="dxa"/>
+              <w:left w:w="80" w:type="dxa"/>
+              <w:bottom w:w="40" w:type="dxa"/>
+              <w:right w:w="80" w:type="dxa"/>
+            </w:tcMar>
+          </w:tcPr>
+          <w:p>
+            <w:pPr>
+              <w:spacing w:after="0"/>
+            </w:pPr>
+            <w:r/>
+            <w:r>
+              <w:rPr>
+                <w:rFonts w:ascii="Calibri" w:hAnsi="Calibri" w:eastAsia="Calibri"/>
+                <w:b/>
+                <w:color w:val="FFFFFF"/>
+                <w:sz w:val="20"/>
+              </w:rPr>
+              <w:t>Command</w:t>
+            </w:r>
+          </w:p>
+        </w:tc>
+      </w:tr>
+      <w:tr>
+        <w:trPr>
+          <w:cantSplit/>
+        </w:trPr>
+        <w:tc>
+          <w:tcPr>
+            <w:tcW w:type="dxa" w:w="4464"/>
+            <w:tcBorders>
+              <w:top w:val="single" w:sz="4" w:color="D0D7DE"/>
+              <w:left w:val="single" w:sz="4" w:color="D0D7DE"/>
+              <w:bottom w:val="single" w:sz="4" w:color="D0D7DE"/>
+              <w:right w:val="single" w:sz="4" w:color="D0D7DE"/>
+            </w:tcBorders>
+            <w:tcMar>
+              <w:top w:w="40" w:type="dxa"/>
+              <w:left w:w="80" w:type="dxa"/>
+              <w:bottom w:w="40" w:type="dxa"/>
+              <w:right w:w="80" w:type="dxa"/>
+            </w:tcMar>
+          </w:tcPr>
+          <w:p>
+            <w:pPr>
+              <w:spacing w:after="0"/>
+            </w:pPr>
+            <w:r/>
+            <w:r>
+              <w:rPr>
+                <w:rFonts w:ascii="Calibri" w:hAnsi="Calibri" w:eastAsia="Calibri"/>
+                <w:b w:val="0"/>
+                <w:sz w:val="20"/>
+              </w:rPr>
+              <w:t>Co Director 1</w:t>
+            </w:r>
+          </w:p>
+        </w:tc>
+        <w:tc>
+          <w:tcPr>
+            <w:tcW w:type="dxa" w:w="5616"/>
+            <w:tcBorders>
+              <w:top w:val="single" w:sz="4" w:color="D0D7DE"/>
+              <w:left w:val="single" w:sz="4" w:color="D0D7DE"/>
+              <w:bottom w:val="single" w:sz="4" w:color="D0D7DE"/>
+              <w:right w:val="single" w:sz="4" w:color="D0D7DE"/>
+            </w:tcBorders>
+            <w:tcMar>
+              <w:top w:w="40" w:type="dxa"/>
+              <w:left w:w="80" w:type="dxa"/>
+              <w:bottom w:w="40" w:type="dxa"/>
+              <w:right w:w="80" w:type="dxa"/>
+            </w:tcMar>
+          </w:tcPr>
+          <w:p>
+            <w:pPr>
+              <w:spacing w:after="0"/>
+            </w:pPr>
+            <w:r/>
+            <w:r>
+              <w:rPr>
+                <w:rFonts w:ascii="Consolas" w:hAnsi="Consolas" w:eastAsia="Consolas"/>
+                <w:b w:val="0"/>
+                <w:sz w:val="16"/>
+              </w:rPr>
+              <w:t>npm run bdd:tags "@CoDirector1"</w:t>
+            </w:r>
+          </w:p>
+        </w:tc>
+      </w:tr>
+      <w:tr>
+        <w:trPr>
+          <w:cantSplit/>
+        </w:trPr>
+        <w:tc>
+          <w:tcPr>
+            <w:tcW w:type="dxa" w:w="4464"/>
+            <w:shd w:fill="F7F9FB" w:val="clear"/>
+            <w:tcBorders>
+              <w:top w:val="single" w:sz="4" w:color="D0D7DE"/>
+              <w:left w:val="single" w:sz="4" w:color="D0D7DE"/>
+              <w:bottom w:val="single" w:sz="4" w:color="D0D7DE"/>
+              <w:right w:val="single" w:sz="4" w:color="D0D7DE"/>
+            </w:tcBorders>
+            <w:tcMar>
+              <w:top w:w="40" w:type="dxa"/>
+              <w:left w:w="80" w:type="dxa"/>
+              <w:bottom w:w="40" w:type="dxa"/>
+              <w:right w:w="80" w:type="dxa"/>
+            </w:tcMar>
+          </w:tcPr>
+          <w:p>
+            <w:pPr>
+              <w:spacing w:after="0"/>
+            </w:pPr>
+            <w:r/>
+            <w:r>
+              <w:rPr>
+                <w:rFonts w:ascii="Calibri" w:hAnsi="Calibri" w:eastAsia="Calibri"/>
+                <w:b w:val="0"/>
+                <w:sz w:val="20"/>
+              </w:rPr>
+              <w:t>Co Director 1 Reject</w:t>
+            </w:r>
+          </w:p>
+        </w:tc>
+        <w:tc>
+          <w:tcPr>
+            <w:tcW w:type="dxa" w:w="5616"/>
+            <w:shd w:fill="F7F9FB" w:val="clear"/>
+            <w:tcBorders>
+              <w:top w:val="single" w:sz="4" w:color="D0D7DE"/>
+              <w:left w:val="single" w:sz="4" w:color="D0D7DE"/>
+              <w:bottom w:val="single" w:sz="4" w:color="D0D7DE"/>
+              <w:right w:val="single" w:sz="4" w:color="D0D7DE"/>
+            </w:tcBorders>
+            <w:tcMar>
+              <w:top w:w="40" w:type="dxa"/>
+              <w:left w:w="80" w:type="dxa"/>
+              <w:bottom w:w="40" w:type="dxa"/>
+              <w:right w:w="80" w:type="dxa"/>
+            </w:tcMar>
+          </w:tcPr>
+          <w:p>
+            <w:pPr>
+              <w:spacing w:after="0"/>
+            </w:pPr>
+            <w:r/>
+            <w:r>
+              <w:rPr>
+                <w:rFonts w:ascii="Consolas" w:hAnsi="Consolas" w:eastAsia="Consolas"/>
+                <w:b w:val="0"/>
+                <w:sz w:val="16"/>
+              </w:rPr>
+              <w:t>npm run bdd:tags "@CoDirector1Reject"</w:t>
+            </w:r>
+          </w:p>
+        </w:tc>
+      </w:tr>
+      <w:tr>
+        <w:trPr>
+          <w:cantSplit/>
+        </w:trPr>
+        <w:tc>
+          <w:tcPr>
+            <w:tcW w:type="dxa" w:w="4464"/>
+            <w:tcBorders>
+              <w:top w:val="single" w:sz="4" w:color="D0D7DE"/>
+              <w:left w:val="single" w:sz="4" w:color="D0D7DE"/>
+              <w:bottom w:val="single" w:sz="4" w:color="D0D7DE"/>
+              <w:right w:val="single" w:sz="4" w:color="D0D7DE"/>
+            </w:tcBorders>
+            <w:tcMar>
+              <w:top w:w="40" w:type="dxa"/>
+              <w:left w:w="80" w:type="dxa"/>
+              <w:bottom w:w="40" w:type="dxa"/>
+              <w:right w:w="80" w:type="dxa"/>
+            </w:tcMar>
+          </w:tcPr>
+          <w:p>
+            <w:pPr>
+              <w:spacing w:after="0"/>
+            </w:pPr>
+            <w:r/>
+            <w:r>
+              <w:rPr>
+                <w:rFonts w:ascii="Calibri" w:hAnsi="Calibri" w:eastAsia="Calibri"/>
+                <w:b w:val="0"/>
+                <w:sz w:val="20"/>
+              </w:rPr>
+              <w:t>Co Director 2</w:t>
+            </w:r>
+          </w:p>
+        </w:tc>
+        <w:tc>
+          <w:tcPr>
+            <w:tcW w:type="dxa" w:w="5616"/>
+            <w:tcBorders>
+              <w:top w:val="single" w:sz="4" w:color="D0D7DE"/>
+              <w:left w:val="single" w:sz="4" w:color="D0D7DE"/>
+              <w:bottom w:val="single" w:sz="4" w:color="D0D7DE"/>
+              <w:right w:val="single" w:sz="4" w:color="D0D7DE"/>
+            </w:tcBorders>
+            <w:tcMar>
+              <w:top w:w="40" w:type="dxa"/>
+              <w:left w:w="80" w:type="dxa"/>
+              <w:bottom w:w="40" w:type="dxa"/>
+              <w:right w:w="80" w:type="dxa"/>
+            </w:tcMar>
+          </w:tcPr>
+          <w:p>
+            <w:pPr>
+              <w:spacing w:after="0"/>
+            </w:pPr>
+            <w:r/>
+            <w:r>
+              <w:rPr>
+                <w:rFonts w:ascii="Consolas" w:hAnsi="Consolas" w:eastAsia="Consolas"/>
+                <w:b w:val="0"/>
+                <w:sz w:val="16"/>
+              </w:rPr>
+              <w:t>npm run bdd:tags "@CoDirector2"</w:t>
+            </w:r>
+          </w:p>
+        </w:tc>
+      </w:tr>
+      <w:tr>
+        <w:trPr>
+          <w:cantSplit/>
+        </w:trPr>
+        <w:tc>
+          <w:tcPr>
+            <w:tcW w:type="dxa" w:w="4464"/>
+            <w:shd w:fill="F7F9FB" w:val="clear"/>
+            <w:tcBorders>
+              <w:top w:val="single" w:sz="4" w:color="D0D7DE"/>
+              <w:left w:val="single" w:sz="4" w:color="D0D7DE"/>
+              <w:bottom w:val="single" w:sz="4" w:color="D0D7DE"/>
+              <w:right w:val="single" w:sz="4" w:color="D0D7DE"/>
+            </w:tcBorders>
+            <w:tcMar>
+              <w:top w:w="40" w:type="dxa"/>
+              <w:left w:w="80" w:type="dxa"/>
+              <w:bottom w:w="40" w:type="dxa"/>
+              <w:right w:w="80" w:type="dxa"/>
+            </w:tcMar>
+          </w:tcPr>
+          <w:p>
+            <w:pPr>
+              <w:spacing w:after="0"/>
+            </w:pPr>
+            <w:r/>
+            <w:r>
+              <w:rPr>
+                <w:rFonts w:ascii="Calibri" w:hAnsi="Calibri" w:eastAsia="Calibri"/>
+                <w:b w:val="0"/>
+                <w:sz w:val="20"/>
+              </w:rPr>
+              <w:t>Co Director 2 Reject</w:t>
+            </w:r>
+          </w:p>
+        </w:tc>
+        <w:tc>
+          <w:tcPr>
+            <w:tcW w:type="dxa" w:w="5616"/>
+            <w:shd w:fill="F7F9FB" w:val="clear"/>
+            <w:tcBorders>
+              <w:top w:val="single" w:sz="4" w:color="D0D7DE"/>
+              <w:left w:val="single" w:sz="4" w:color="D0D7DE"/>
+              <w:bottom w:val="single" w:sz="4" w:color="D0D7DE"/>
+              <w:right w:val="single" w:sz="4" w:color="D0D7DE"/>
+            </w:tcBorders>
+            <w:tcMar>
+              <w:top w:w="40" w:type="dxa"/>
+              <w:left w:w="80" w:type="dxa"/>
+              <w:bottom w:w="40" w:type="dxa"/>
+              <w:right w:w="80" w:type="dxa"/>
+            </w:tcMar>
+          </w:tcPr>
+          <w:p>
+            <w:pPr>
+              <w:spacing w:after="0"/>
+            </w:pPr>
+            <w:r/>
+            <w:r>
+              <w:rPr>
+                <w:rFonts w:ascii="Consolas" w:hAnsi="Consolas" w:eastAsia="Consolas"/>
+                <w:b w:val="0"/>
+                <w:sz w:val="16"/>
+              </w:rPr>
+              <w:t>npm run bdd:tags "@CoDirector2Reject"</w:t>
+            </w:r>
+          </w:p>
+        </w:tc>
+      </w:tr>
+    </w:tbl>
+    <w:p>
+      <w:pPr>
+        <w:spacing w:after="40" w:before="0"/>
+      </w:pPr>
+    </w:p>
+    <w:p>
+      <w:pPr>
+        <w:spacing w:before="160" w:after="40"/>
+      </w:pPr>
+      <w:r>
+        <w:rPr>
+          <w:rFonts w:ascii="Calibri" w:hAnsi="Calibri" w:eastAsia="Calibri"/>
+          <w:b/>
+          <w:color w:val="1F3A5F"/>
+          <w:sz w:val="24"/>
+        </w:rPr>
+        <w:t>Other</w:t>
+      </w:r>
+    </w:p>
+    <w:tbl>
+      <w:tblPr>
+        <w:tblW w:type="auto" w:w="0"/>
+        <w:jc w:val="center"/>
+        <w:tblLayout w:type="fixed"/>
+        <w:tblLook w:firstColumn="1" w:firstRow="1" w:lastColumn="0" w:lastRow="0" w:noHBand="0" w:noVBand="1" w:val="04A0"/>
+        <w:tblW w:w="10080" w:type="dxa"/>
+        <w:tblLayout w:type="fixed"/>
+      </w:tblPr>
+      <w:tblGrid>
+        <w:gridCol w:w="5040"/>
+        <w:gridCol w:w="5040"/>
+      </w:tblGrid>
+      <w:tr>
+        <w:trPr>
+          <w:cantSplit/>
+        </w:trPr>
+        <w:tc>
+          <w:tcPr>
+            <w:tcW w:type="dxa" w:w="4464"/>
+            <w:shd w:fill="1F3A5F" w:val="clear"/>
+            <w:tcBorders>
+              <w:top w:val="single" w:sz="4" w:color="D0D7DE"/>
+              <w:left w:val="single" w:sz="4" w:color="D0D7DE"/>
+              <w:bottom w:val="single" w:sz="4" w:color="D0D7DE"/>
+              <w:right w:val="single" w:sz="4" w:color="D0D7DE"/>
+            </w:tcBorders>
+            <w:tcMar>
+              <w:top w:w="40" w:type="dxa"/>
+              <w:left w:w="80" w:type="dxa"/>
+              <w:bottom w:w="40" w:type="dxa"/>
+              <w:right w:w="80" w:type="dxa"/>
+            </w:tcMar>
+          </w:tcPr>
+          <w:p>
+            <w:pPr>
+              <w:spacing w:after="0"/>
+            </w:pPr>
+            <w:r/>
+            <w:r>
+              <w:rPr>
+                <w:rFonts w:ascii="Calibri" w:hAnsi="Calibri" w:eastAsia="Calibri"/>
+                <w:b/>
+                <w:color w:val="FFFFFF"/>
+                <w:sz w:val="20"/>
+              </w:rPr>
+              <w:t>Feature</w:t>
+            </w:r>
+          </w:p>
+        </w:tc>
+        <w:tc>
+          <w:tcPr>
+            <w:tcW w:type="dxa" w:w="5616"/>
+            <w:shd w:fill="1F3A5F" w:val="clear"/>
+            <w:tcBorders>
+              <w:top w:val="single" w:sz="4" w:color="D0D7DE"/>
+              <w:left w:val="single" w:sz="4" w:color="D0D7DE"/>
+              <w:bottom w:val="single" w:sz="4" w:color="D0D7DE"/>
+              <w:right w:val="single" w:sz="4" w:color="D0D7DE"/>
+            </w:tcBorders>
+            <w:tcMar>
+              <w:top w:w="40" w:type="dxa"/>
+              <w:left w:w="80" w:type="dxa"/>
+              <w:bottom w:w="40" w:type="dxa"/>
+              <w:right w:w="80" w:type="dxa"/>
+            </w:tcMar>
+          </w:tcPr>
+          <w:p>
+            <w:pPr>
+              <w:spacing w:after="0"/>
+            </w:pPr>
+            <w:r/>
+            <w:r>
+              <w:rPr>
+                <w:rFonts w:ascii="Calibri" w:hAnsi="Calibri" w:eastAsia="Calibri"/>
+                <w:b/>
+                <w:color w:val="FFFFFF"/>
+                <w:sz w:val="20"/>
+              </w:rPr>
+              <w:t>Command</w:t>
+            </w:r>
+          </w:p>
+        </w:tc>
+      </w:tr>
+      <w:tr>
+        <w:trPr>
+          <w:cantSplit/>
+        </w:trPr>
+        <w:tc>
+          <w:tcPr>
+            <w:tcW w:type="dxa" w:w="4464"/>
+            <w:tcBorders>
+              <w:top w:val="single" w:sz="4" w:color="D0D7DE"/>
+              <w:left w:val="single" w:sz="4" w:color="D0D7DE"/>
+              <w:bottom w:val="single" w:sz="4" w:color="D0D7DE"/>
+              <w:right w:val="single" w:sz="4" w:color="D0D7DE"/>
+            </w:tcBorders>
+            <w:tcMar>
+              <w:top w:w="40" w:type="dxa"/>
+              <w:left w:w="80" w:type="dxa"/>
+              <w:bottom w:w="40" w:type="dxa"/>
+              <w:right w:w="80" w:type="dxa"/>
+            </w:tcMar>
+          </w:tcPr>
+          <w:p>
+            <w:pPr>
+              <w:spacing w:after="0"/>
+            </w:pPr>
+            <w:r/>
+            <w:r>
+              <w:rPr>
+                <w:rFonts w:ascii="Calibri" w:hAnsi="Calibri" w:eastAsia="Calibri"/>
+                <w:b w:val="0"/>
+                <w:sz w:val="20"/>
+              </w:rPr>
+              <w:t>Smoke check</w:t>
+            </w:r>
+          </w:p>
+        </w:tc>
+        <w:tc>
+          <w:tcPr>
+            <w:tcW w:type="dxa" w:w="5616"/>
+            <w:tcBorders>
+              <w:top w:val="single" w:sz="4" w:color="D0D7DE"/>
+              <w:left w:val="single" w:sz="4" w:color="D0D7DE"/>
+              <w:bottom w:val="single" w:sz="4" w:color="D0D7DE"/>
+              <w:right w:val="single" w:sz="4" w:color="D0D7DE"/>
+            </w:tcBorders>
+            <w:tcMar>
+              <w:top w:w="40" w:type="dxa"/>
+              <w:left w:w="80" w:type="dxa"/>
+              <w:bottom w:w="40" w:type="dxa"/>
+              <w:right w:w="80" w:type="dxa"/>
+            </w:tcMar>
+          </w:tcPr>
+          <w:p>
+            <w:pPr>
+              <w:spacing w:after="0"/>
+            </w:pPr>
+            <w:r/>
+            <w:r>
+              <w:rPr>
+                <w:rFonts w:ascii="Consolas" w:hAnsi="Consolas" w:eastAsia="Consolas"/>
+                <w:b w:val="0"/>
+                <w:sz w:val="16"/>
+              </w:rPr>
+              <w:t>npm run bdd:tags "@Smoke"</w:t>
+            </w:r>
+          </w:p>
+        </w:tc>
+      </w:tr>
+      <w:tr>
+        <w:trPr>
+          <w:cantSplit/>
+        </w:trPr>
+        <w:tc>
+          <w:tcPr>
+            <w:tcW w:type="dxa" w:w="4464"/>
+            <w:shd w:fill="F7F9FB" w:val="clear"/>
+            <w:tcBorders>
+              <w:top w:val="single" w:sz="4" w:color="D0D7DE"/>
+              <w:left w:val="single" w:sz="4" w:color="D0D7DE"/>
+              <w:bottom w:val="single" w:sz="4" w:color="D0D7DE"/>
+              <w:right w:val="single" w:sz="4" w:color="D0D7DE"/>
+            </w:tcBorders>
+            <w:tcMar>
+              <w:top w:w="40" w:type="dxa"/>
+              <w:left w:w="80" w:type="dxa"/>
+              <w:bottom w:w="40" w:type="dxa"/>
+              <w:right w:w="80" w:type="dxa"/>
+            </w:tcMar>
+          </w:tcPr>
+          <w:p>
+            <w:pPr>
+              <w:spacing w:after="0"/>
+            </w:pPr>
+            <w:r/>
+            <w:r>
+              <w:rPr>
+                <w:rFonts w:ascii="Calibri" w:hAnsi="Calibri" w:eastAsia="Calibri"/>
+                <w:b w:val="0"/>
+                <w:sz w:val="20"/>
+              </w:rPr>
+              <w:t>All regression scenarios</w:t>
+            </w:r>
+          </w:p>
+        </w:tc>
+        <w:tc>
+          <w:tcPr>
+            <w:tcW w:type="dxa" w:w="5616"/>
+            <w:shd w:fill="F7F9FB" w:val="clear"/>
+            <w:tcBorders>
+              <w:top w:val="single" w:sz="4" w:color="D0D7DE"/>
+              <w:left w:val="single" w:sz="4" w:color="D0D7DE"/>
+              <w:bottom w:val="single" w:sz="4" w:color="D0D7DE"/>
+              <w:right w:val="single" w:sz="4" w:color="D0D7DE"/>
+            </w:tcBorders>
+            <w:tcMar>
+              <w:top w:w="40" w:type="dxa"/>
+              <w:left w:w="80" w:type="dxa"/>
+              <w:bottom w:w="40" w:type="dxa"/>
+              <w:right w:w="80" w:type="dxa"/>
+            </w:tcMar>
+          </w:tcPr>
+          <w:p>
+            <w:pPr>
+              <w:spacing w:after="0"/>
+            </w:pPr>
+            <w:r/>
+            <w:r>
+              <w:rPr>
+                <w:rFonts w:ascii="Consolas" w:hAnsi="Consolas" w:eastAsia="Consolas"/>
+                <w:b w:val="0"/>
+                <w:sz w:val="16"/>
+              </w:rPr>
+              <w:t>npm run bdd:tags "@Regression"</w:t>
+            </w:r>
+          </w:p>
+        </w:tc>
+      </w:tr>
+    </w:tbl>
+    <w:p>
+      <w:pPr>
+        <w:spacing w:after="40" w:before="0"/>
+      </w:pPr>
+    </w:p>
+    <w:p>
+      <w:pPr>
+        <w:spacing w:before="200" w:after="80"/>
+      </w:pPr>
+      <w:r>
+        <w:rPr>
+          <w:rFonts w:ascii="Calibri" w:hAnsi="Calibri" w:eastAsia="Calibri"/>
+          <w:b/>
           <w:color w:val="0F6E6E"/>
           <w:sz w:val="26"/>
         </w:rPr>
@@ -1485,13 +5491,50 @@
         <w:jc w:val="center"/>
         <w:tblLayout w:type="fixed"/>
         <w:tblLook w:firstColumn="1" w:firstRow="1" w:lastColumn="0" w:lastRow="0" w:noHBand="0" w:noVBand="1" w:val="04A0"/>
-        <w:tblW w:w="9504" w:type="dxa"/>
+        <w:tblW w:w="10080" w:type="dxa"/>
+        <w:tblLayout w:type="fixed"/>
       </w:tblPr>
       <w:tblGrid>
-        <w:gridCol w:w="4824"/>
-        <w:gridCol w:w="4824"/>
+        <w:gridCol w:w="5040"/>
+        <w:gridCol w:w="5040"/>
       </w:tblGrid>
       <w:tr>
+        <w:trPr>
+          <w:cantSplit/>
+        </w:trPr>
+        <w:tc>
+          <w:tcPr>
+            <w:tcW w:type="dxa" w:w="5184"/>
+            <w:shd w:fill="1F3A5F" w:val="clear"/>
+            <w:tcBorders>
+              <w:top w:val="single" w:sz="4" w:color="D0D7DE"/>
+              <w:left w:val="single" w:sz="4" w:color="D0D7DE"/>
+              <w:bottom w:val="single" w:sz="4" w:color="D0D7DE"/>
+              <w:right w:val="single" w:sz="4" w:color="D0D7DE"/>
+            </w:tcBorders>
+            <w:tcMar>
+              <w:top w:w="40" w:type="dxa"/>
+              <w:left w:w="80" w:type="dxa"/>
+              <w:bottom w:w="40" w:type="dxa"/>
+              <w:right w:w="80" w:type="dxa"/>
+            </w:tcMar>
+          </w:tcPr>
+          <w:p>
+            <w:pPr>
+              <w:spacing w:after="0"/>
+            </w:pPr>
+            <w:r/>
+            <w:r>
+              <w:rPr>
+                <w:rFonts w:ascii="Calibri" w:hAnsi="Calibri" w:eastAsia="Calibri"/>
+                <w:b/>
+                <w:color w:val="FFFFFF"/>
+                <w:sz w:val="20"/>
+              </w:rPr>
+              <w:t>How you run</w:t>
+            </w:r>
+          </w:p>
+        </w:tc>
         <w:tc>
           <w:tcPr>
             <w:tcW w:type="dxa" w:w="4896"/>
@@ -1502,39 +5545,22 @@
               <w:bottom w:val="single" w:sz="4" w:color="D0D7DE"/>
               <w:right w:val="single" w:sz="4" w:color="D0D7DE"/>
             </w:tcBorders>
+            <w:tcMar>
+              <w:top w:w="40" w:type="dxa"/>
+              <w:left w:w="80" w:type="dxa"/>
+              <w:bottom w:w="40" w:type="dxa"/>
+              <w:right w:w="80" w:type="dxa"/>
+            </w:tcMar>
           </w:tcPr>
           <w:p>
+            <w:pPr>
+              <w:spacing w:after="0"/>
+            </w:pPr>
             <w:r/>
             <w:r>
               <w:rPr>
                 <w:rFonts w:ascii="Calibri" w:hAnsi="Calibri" w:eastAsia="Calibri"/>
                 <w:b/>
-                <w:i w:val="0"/>
-                <w:color w:val="FFFFFF"/>
-                <w:sz w:val="20"/>
-              </w:rPr>
-              <w:t>How you run</w:t>
-            </w:r>
-          </w:p>
-        </w:tc>
-        <w:tc>
-          <w:tcPr>
-            <w:tcW w:type="dxa" w:w="4608"/>
-            <w:shd w:fill="1F3A5F" w:val="clear"/>
-            <w:tcBorders>
-              <w:top w:val="single" w:sz="4" w:color="D0D7DE"/>
-              <w:left w:val="single" w:sz="4" w:color="D0D7DE"/>
-              <w:bottom w:val="single" w:sz="4" w:color="D0D7DE"/>
-              <w:right w:val="single" w:sz="4" w:color="D0D7DE"/>
-            </w:tcBorders>
-          </w:tcPr>
-          <w:p>
-            <w:r/>
-            <w:r>
-              <w:rPr>
-                <w:rFonts w:ascii="Calibri" w:hAnsi="Calibri" w:eastAsia="Calibri"/>
-                <w:b/>
-                <w:i w:val="0"/>
                 <w:color w:val="FFFFFF"/>
                 <w:sz w:val="20"/>
               </w:rPr>
@@ -1544,6 +5570,40 @@
         </w:tc>
       </w:tr>
       <w:tr>
+        <w:trPr>
+          <w:cantSplit/>
+        </w:trPr>
+        <w:tc>
+          <w:tcPr>
+            <w:tcW w:type="dxa" w:w="5184"/>
+            <w:tcBorders>
+              <w:top w:val="single" w:sz="4" w:color="D0D7DE"/>
+              <w:left w:val="single" w:sz="4" w:color="D0D7DE"/>
+              <w:bottom w:val="single" w:sz="4" w:color="D0D7DE"/>
+              <w:right w:val="single" w:sz="4" w:color="D0D7DE"/>
+            </w:tcBorders>
+            <w:tcMar>
+              <w:top w:w="40" w:type="dxa"/>
+              <w:left w:w="80" w:type="dxa"/>
+              <w:bottom w:w="40" w:type="dxa"/>
+              <w:right w:w="80" w:type="dxa"/>
+            </w:tcMar>
+          </w:tcPr>
+          <w:p>
+            <w:pPr>
+              <w:spacing w:after="0"/>
+            </w:pPr>
+            <w:r/>
+            <w:r>
+              <w:rPr>
+                <w:rFonts w:ascii="Calibri" w:hAnsi="Calibri" w:eastAsia="Calibri"/>
+                <w:b w:val="0"/>
+                <w:sz w:val="20"/>
+              </w:rPr>
+              <w:t>HEADLESS=true + npm run bdd</w:t>
+            </w:r>
+          </w:p>
+        </w:tc>
         <w:tc>
           <w:tcPr>
             <w:tcW w:type="dxa" w:w="4896"/>
@@ -1553,37 +5613,22 @@
               <w:bottom w:val="single" w:sz="4" w:color="D0D7DE"/>
               <w:right w:val="single" w:sz="4" w:color="D0D7DE"/>
             </w:tcBorders>
+            <w:tcMar>
+              <w:top w:w="40" w:type="dxa"/>
+              <w:left w:w="80" w:type="dxa"/>
+              <w:bottom w:w="40" w:type="dxa"/>
+              <w:right w:w="80" w:type="dxa"/>
+            </w:tcMar>
           </w:tcPr>
           <w:p>
+            <w:pPr>
+              <w:spacing w:after="0"/>
+            </w:pPr>
             <w:r/>
             <w:r>
               <w:rPr>
                 <w:rFonts w:ascii="Calibri" w:hAnsi="Calibri" w:eastAsia="Calibri"/>
                 <w:b w:val="0"/>
-                <w:i w:val="0"/>
-                <w:sz w:val="20"/>
-              </w:rPr>
-              <w:t>HEADLESS=true + npm run bdd</w:t>
-            </w:r>
-          </w:p>
-        </w:tc>
-        <w:tc>
-          <w:tcPr>
-            <w:tcW w:type="dxa" w:w="4608"/>
-            <w:tcBorders>
-              <w:top w:val="single" w:sz="4" w:color="D0D7DE"/>
-              <w:left w:val="single" w:sz="4" w:color="D0D7DE"/>
-              <w:bottom w:val="single" w:sz="4" w:color="D0D7DE"/>
-              <w:right w:val="single" w:sz="4" w:color="D0D7DE"/>
-            </w:tcBorders>
-          </w:tcPr>
-          <w:p>
-            <w:r/>
-            <w:r>
-              <w:rPr>
-                <w:rFonts w:ascii="Calibri" w:hAnsi="Calibri" w:eastAsia="Calibri"/>
-                <w:b w:val="0"/>
-                <w:i w:val="0"/>
                 <w:sz w:val="20"/>
               </w:rPr>
               <w:t>Background (recommended for normal runs)</w:t>
@@ -1592,6 +5637,41 @@
         </w:tc>
       </w:tr>
       <w:tr>
+        <w:trPr>
+          <w:cantSplit/>
+        </w:trPr>
+        <w:tc>
+          <w:tcPr>
+            <w:tcW w:type="dxa" w:w="5184"/>
+            <w:shd w:fill="F7F9FB" w:val="clear"/>
+            <w:tcBorders>
+              <w:top w:val="single" w:sz="4" w:color="D0D7DE"/>
+              <w:left w:val="single" w:sz="4" w:color="D0D7DE"/>
+              <w:bottom w:val="single" w:sz="4" w:color="D0D7DE"/>
+              <w:right w:val="single" w:sz="4" w:color="D0D7DE"/>
+            </w:tcBorders>
+            <w:tcMar>
+              <w:top w:w="40" w:type="dxa"/>
+              <w:left w:w="80" w:type="dxa"/>
+              <w:bottom w:w="40" w:type="dxa"/>
+              <w:right w:w="80" w:type="dxa"/>
+            </w:tcMar>
+          </w:tcPr>
+          <w:p>
+            <w:pPr>
+              <w:spacing w:after="0"/>
+            </w:pPr>
+            <w:r/>
+            <w:r>
+              <w:rPr>
+                <w:rFonts w:ascii="Calibri" w:hAnsi="Calibri" w:eastAsia="Calibri"/>
+                <w:b w:val="0"/>
+                <w:sz w:val="20"/>
+              </w:rPr>
+              <w:t>HEADLESS=false or npm run bdd:headed</w:t>
+            </w:r>
+          </w:p>
+        </w:tc>
         <w:tc>
           <w:tcPr>
             <w:tcW w:type="dxa" w:w="4896"/>
@@ -1602,38 +5682,22 @@
               <w:bottom w:val="single" w:sz="4" w:color="D0D7DE"/>
               <w:right w:val="single" w:sz="4" w:color="D0D7DE"/>
             </w:tcBorders>
+            <w:tcMar>
+              <w:top w:w="40" w:type="dxa"/>
+              <w:left w:w="80" w:type="dxa"/>
+              <w:bottom w:w="40" w:type="dxa"/>
+              <w:right w:w="80" w:type="dxa"/>
+            </w:tcMar>
           </w:tcPr>
           <w:p>
+            <w:pPr>
+              <w:spacing w:after="0"/>
+            </w:pPr>
             <w:r/>
             <w:r>
               <w:rPr>
                 <w:rFonts w:ascii="Calibri" w:hAnsi="Calibri" w:eastAsia="Calibri"/>
                 <w:b w:val="0"/>
-                <w:i w:val="0"/>
-                <w:sz w:val="20"/>
-              </w:rPr>
-              <w:t>HEADLESS=false or npm run bdd:headed</w:t>
-            </w:r>
-          </w:p>
-        </w:tc>
-        <w:tc>
-          <w:tcPr>
-            <w:tcW w:type="dxa" w:w="4608"/>
-            <w:shd w:fill="F7F9FB" w:val="clear"/>
-            <w:tcBorders>
-              <w:top w:val="single" w:sz="4" w:color="D0D7DE"/>
-              <w:left w:val="single" w:sz="4" w:color="D0D7DE"/>
-              <w:bottom w:val="single" w:sz="4" w:color="D0D7DE"/>
-              <w:right w:val="single" w:sz="4" w:color="D0D7DE"/>
-            </w:tcBorders>
-          </w:tcPr>
-          <w:p>
-            <w:r/>
-            <w:r>
-              <w:rPr>
-                <w:rFonts w:ascii="Calibri" w:hAnsi="Calibri" w:eastAsia="Calibri"/>
-                <w:b w:val="0"/>
-                <w:i w:val="0"/>
                 <w:sz w:val="20"/>
               </w:rPr>
               <w:t>Visible Chrome window (for debugging)</w:t>
@@ -1641,10 +5705,77 @@
           </w:p>
         </w:tc>
       </w:tr>
+      <w:tr>
+        <w:trPr>
+          <w:cantSplit/>
+        </w:trPr>
+        <w:tc>
+          <w:tcPr>
+            <w:tcW w:type="dxa" w:w="5184"/>
+            <w:tcBorders>
+              <w:top w:val="single" w:sz="4" w:color="D0D7DE"/>
+              <w:left w:val="single" w:sz="4" w:color="D0D7DE"/>
+              <w:bottom w:val="single" w:sz="4" w:color="D0D7DE"/>
+              <w:right w:val="single" w:sz="4" w:color="D0D7DE"/>
+            </w:tcBorders>
+            <w:tcMar>
+              <w:top w:w="40" w:type="dxa"/>
+              <w:left w:w="80" w:type="dxa"/>
+              <w:bottom w:w="40" w:type="dxa"/>
+              <w:right w:w="80" w:type="dxa"/>
+            </w:tcMar>
+          </w:tcPr>
+          <w:p>
+            <w:pPr>
+              <w:spacing w:after="0"/>
+            </w:pPr>
+            <w:r/>
+            <w:r>
+              <w:rPr>
+                <w:rFonts w:ascii="Calibri" w:hAnsi="Calibri" w:eastAsia="Calibri"/>
+                <w:b w:val="0"/>
+                <w:sz w:val="20"/>
+              </w:rPr>
+              <w:t>HEADLESS=false npm run bdd:tags "@Tag"</w:t>
+            </w:r>
+          </w:p>
+        </w:tc>
+        <w:tc>
+          <w:tcPr>
+            <w:tcW w:type="dxa" w:w="4896"/>
+            <w:tcBorders>
+              <w:top w:val="single" w:sz="4" w:color="D0D7DE"/>
+              <w:left w:val="single" w:sz="4" w:color="D0D7DE"/>
+              <w:bottom w:val="single" w:sz="4" w:color="D0D7DE"/>
+              <w:right w:val="single" w:sz="4" w:color="D0D7DE"/>
+            </w:tcBorders>
+            <w:tcMar>
+              <w:top w:w="40" w:type="dxa"/>
+              <w:left w:w="80" w:type="dxa"/>
+              <w:bottom w:w="40" w:type="dxa"/>
+              <w:right w:w="80" w:type="dxa"/>
+            </w:tcMar>
+          </w:tcPr>
+          <w:p>
+            <w:pPr>
+              <w:spacing w:after="0"/>
+            </w:pPr>
+            <w:r/>
+            <w:r>
+              <w:rPr>
+                <w:rFonts w:ascii="Calibri" w:hAnsi="Calibri" w:eastAsia="Calibri"/>
+                <w:b w:val="0"/>
+                <w:sz w:val="20"/>
+              </w:rPr>
+              <w:t>Visible Chrome for one tag</w:t>
+            </w:r>
+          </w:p>
+        </w:tc>
+      </w:tr>
     </w:tbl>
     <w:p>
       <w:pPr>
-        <w:spacing w:after="80"/>
+        <w:spacing w:after="40" w:before="0"/>
       </w:pPr>
     </w:p>
     <w:p>
@@ -1655,21 +5786,19 @@
         <w:rPr>
           <w:rFonts w:ascii="Calibri" w:hAnsi="Calibri" w:eastAsia="Calibri"/>
           <w:b w:val="0"/>
-          <w:i w:val="0"/>
           <w:sz w:val="22"/>
         </w:rPr>
-        <w:t>To match the usual local setup, keep HEADLESS=true and run npm run bdd.</w:t>
+        <w:t>To match the usual local setup, keep HEADLESS=true and run npm run bdd, or npm run bdd:tags with the feature tag.</w:t>
       </w:r>
     </w:p>
     <w:p>
       <w:pPr>
-        <w:spacing w:before="320" w:after="120"/>
+        <w:spacing w:before="280" w:after="80"/>
       </w:pPr>
       <w:r>
         <w:rPr>
           <w:rFonts w:ascii="Calibri" w:hAnsi="Calibri" w:eastAsia="Calibri"/>
           <w:b/>
-          <w:i w:val="0"/>
           <w:color w:val="1F3A5F"/>
           <w:sz w:val="32"/>
         </w:rPr>
@@ -1685,7 +5814,6 @@
         <w:rPr>
           <w:rFonts w:ascii="Calibri" w:hAnsi="Calibri" w:eastAsia="Calibri"/>
           <w:b w:val="0"/>
-          <w:i w:val="0"/>
           <w:sz w:val="22"/>
         </w:rPr>
         <w:t>Cucumber HTML: open reports/cucumber-report.html in a browser.</w:t>
@@ -1700,38 +5828,19 @@
         <w:rPr>
           <w:rFonts w:ascii="Calibri" w:hAnsi="Calibri" w:eastAsia="Calibri"/>
           <w:b w:val="0"/>
-          <w:i w:val="0"/>
           <w:sz w:val="22"/>
         </w:rPr>
-        <w:t>Allure:</w:t>
+        <w:t>Allure: npm run report</w:t>
       </w:r>
     </w:p>
     <w:p>
       <w:pPr>
-        <w:spacing w:before="80" w:after="160"/>
-        <w:ind w:left="216"/>
-        <w:shd w:fill="F4F6F8" w:val="clear"/>
-      </w:pPr>
-      <w:r>
-        <w:rPr>
-          <w:rFonts w:ascii="Consolas" w:hAnsi="Consolas" w:eastAsia="Consolas"/>
-          <w:b w:val="0"/>
-          <w:i w:val="0"/>
-          <w:color w:val="1A1A1A"/>
-          <w:sz w:val="20"/>
-        </w:rPr>
-        <w:t>npm run report</w:t>
-      </w:r>
-    </w:p>
-    <w:p>
-      <w:pPr>
-        <w:spacing w:before="320" w:after="120"/>
+        <w:spacing w:before="280" w:after="80"/>
       </w:pPr>
       <w:r>
         <w:rPr>
           <w:rFonts w:ascii="Calibri" w:hAnsi="Calibri" w:eastAsia="Calibri"/>
           <w:b/>
-          <w:i w:val="0"/>
           <w:color w:val="1F3A5F"/>
           <w:sz w:val="32"/>
         </w:rPr>
@@ -1747,7 +5856,6 @@
         <w:rPr>
           <w:rFonts w:ascii="Calibri" w:hAnsi="Calibri" w:eastAsia="Calibri"/>
           <w:b w:val="0"/>
-          <w:i w:val="0"/>
           <w:sz w:val="22"/>
         </w:rPr>
         <w:t>VS Code and Node.js are installed.</w:t>
@@ -1762,7 +5870,6 @@
         <w:rPr>
           <w:rFonts w:ascii="Calibri" w:hAnsi="Calibri" w:eastAsia="Calibri"/>
           <w:b w:val="0"/>
-          <w:i w:val="0"/>
           <w:sz w:val="22"/>
         </w:rPr>
         <w:t>Project is opened in VS Code.</w:t>
@@ -1777,7 +5884,6 @@
         <w:rPr>
           <w:rFonts w:ascii="Calibri" w:hAnsi="Calibri" w:eastAsia="Calibri"/>
           <w:b w:val="0"/>
-          <w:i w:val="0"/>
           <w:sz w:val="22"/>
         </w:rPr>
         <w:t>Playwright and Cucumber extensions are installed.</w:t>
@@ -1792,7 +5898,6 @@
         <w:rPr>
           <w:rFonts w:ascii="Calibri" w:hAnsi="Calibri" w:eastAsia="Calibri"/>
           <w:b w:val="0"/>
-          <w:i w:val="0"/>
           <w:sz w:val="22"/>
         </w:rPr>
         <w:t>npm install and npx playwright install are done.</w:t>
@@ -1807,7 +5912,6 @@
         <w:rPr>
           <w:rFonts w:ascii="Calibri" w:hAnsi="Calibri" w:eastAsia="Calibri"/>
           <w:b w:val="0"/>
-          <w:i w:val="0"/>
           <w:sz w:val="22"/>
         </w:rPr>
         <w:t>.env is created from .env.example and filled in.</w:t>
@@ -1822,21 +5926,19 @@
         <w:rPr>
           <w:rFonts w:ascii="Calibri" w:hAnsi="Calibri" w:eastAsia="Calibri"/>
           <w:b w:val="0"/>
-          <w:i w:val="0"/>
           <w:sz w:val="22"/>
         </w:rPr>
-        <w:t>npm run bdd (or npm run bdd:tags "@Tag") runs successfully.</w:t>
+        <w:t>Run all scenarios with npm run bdd, or one feature with npm run bdd:tags "@Tag".</w:t>
       </w:r>
     </w:p>
     <w:p>
       <w:pPr>
-        <w:spacing w:before="320" w:after="120"/>
+        <w:spacing w:before="280" w:after="80"/>
       </w:pPr>
       <w:r>
         <w:rPr>
           <w:rFonts w:ascii="Calibri" w:hAnsi="Calibri" w:eastAsia="Calibri"/>
           <w:b/>
-          <w:i w:val="0"/>
           <w:color w:val="1F3A5F"/>
           <w:sz w:val="32"/>
         </w:rPr>
@@ -1852,7 +5954,6 @@
         <w:rPr>
           <w:rFonts w:ascii="Calibri" w:hAnsi="Calibri" w:eastAsia="Calibri"/>
           <w:b w:val="0"/>
-          <w:i w:val="0"/>
           <w:sz w:val="22"/>
         </w:rPr>
         <w:t>Cursor.</w:t>
@@ -1867,7 +5968,6 @@
         <w:rPr>
           <w:rFonts w:ascii="Calibri" w:hAnsi="Calibri" w:eastAsia="Calibri"/>
           <w:b w:val="0"/>
-          <w:i w:val="0"/>
           <w:sz w:val="22"/>
         </w:rPr>
         <w:t>Anything under .cursor/ (that folder is for agent skills and rules only).</w:t>
@@ -1875,13 +5975,12 @@
     </w:p>
     <w:p>
       <w:pPr>
-        <w:spacing w:before="320" w:after="120"/>
+        <w:spacing w:before="280" w:after="80"/>
       </w:pPr>
       <w:r>
         <w:rPr>
           <w:rFonts w:ascii="Calibri" w:hAnsi="Calibri" w:eastAsia="Calibri"/>
           <w:b/>
-          <w:i w:val="0"/>
           <w:color w:val="1F3A5F"/>
           <w:sz w:val="32"/>
         </w:rPr>
@@ -1894,16 +5993,20 @@
         <w:jc w:val="center"/>
         <w:tblLayout w:type="fixed"/>
         <w:tblLook w:firstColumn="1" w:firstRow="1" w:lastColumn="0" w:lastRow="0" w:noHBand="0" w:noVBand="1" w:val="04A0"/>
-        <w:tblW w:w="9504" w:type="dxa"/>
+        <w:tblW w:w="10080" w:type="dxa"/>
+        <w:tblLayout w:type="fixed"/>
       </w:tblPr>
       <w:tblGrid>
-        <w:gridCol w:w="4824"/>
-        <w:gridCol w:w="4824"/>
+        <w:gridCol w:w="5040"/>
+        <w:gridCol w:w="5040"/>
       </w:tblGrid>
       <w:tr>
+        <w:trPr>
+          <w:cantSplit/>
+        </w:trPr>
         <w:tc>
           <w:tcPr>
-            <w:tcW w:type="dxa" w:w="3600"/>
+            <w:tcW w:type="dxa" w:w="3312"/>
             <w:shd w:fill="1F3A5F" w:val="clear"/>
             <w:tcBorders>
               <w:top w:val="single" w:sz="4" w:color="D0D7DE"/>
@@ -1911,14 +6014,22 @@
               <w:bottom w:val="single" w:sz="4" w:color="D0D7DE"/>
               <w:right w:val="single" w:sz="4" w:color="D0D7DE"/>
             </w:tcBorders>
+            <w:tcMar>
+              <w:top w:w="40" w:type="dxa"/>
+              <w:left w:w="80" w:type="dxa"/>
+              <w:bottom w:w="40" w:type="dxa"/>
+              <w:right w:w="80" w:type="dxa"/>
+            </w:tcMar>
           </w:tcPr>
           <w:p>
+            <w:pPr>
+              <w:spacing w:after="0"/>
+            </w:pPr>
             <w:r/>
             <w:r>
               <w:rPr>
                 <w:rFonts w:ascii="Calibri" w:hAnsi="Calibri" w:eastAsia="Calibri"/>
                 <w:b/>
-                <w:i w:val="0"/>
                 <w:color w:val="FFFFFF"/>
                 <w:sz w:val="20"/>
               </w:rPr>
@@ -1928,7 +6039,7 @@
         </w:tc>
         <w:tc>
           <w:tcPr>
-            <w:tcW w:type="dxa" w:w="5904"/>
+            <w:tcW w:type="dxa" w:w="6768"/>
             <w:shd w:fill="1F3A5F" w:val="clear"/>
             <w:tcBorders>
               <w:top w:val="single" w:sz="4" w:color="D0D7DE"/>
@@ -1936,14 +6047,22 @@
               <w:bottom w:val="single" w:sz="4" w:color="D0D7DE"/>
               <w:right w:val="single" w:sz="4" w:color="D0D7DE"/>
             </w:tcBorders>
+            <w:tcMar>
+              <w:top w:w="40" w:type="dxa"/>
+              <w:left w:w="80" w:type="dxa"/>
+              <w:bottom w:w="40" w:type="dxa"/>
+              <w:right w:w="80" w:type="dxa"/>
+            </w:tcMar>
           </w:tcPr>
           <w:p>
+            <w:pPr>
+              <w:spacing w:after="0"/>
+            </w:pPr>
             <w:r/>
             <w:r>
               <w:rPr>
                 <w:rFonts w:ascii="Calibri" w:hAnsi="Calibri" w:eastAsia="Calibri"/>
                 <w:b/>
-                <w:i w:val="0"/>
                 <w:color w:val="FFFFFF"/>
                 <w:sz w:val="20"/>
               </w:rPr>
@@ -1953,23 +6072,34 @@
         </w:tc>
       </w:tr>
       <w:tr>
+        <w:trPr>
+          <w:cantSplit/>
+        </w:trPr>
         <w:tc>
           <w:tcPr>
-            <w:tcW w:type="dxa" w:w="3600"/>
+            <w:tcW w:type="dxa" w:w="3312"/>
             <w:tcBorders>
               <w:top w:val="single" w:sz="4" w:color="D0D7DE"/>
               <w:left w:val="single" w:sz="4" w:color="D0D7DE"/>
               <w:bottom w:val="single" w:sz="4" w:color="D0D7DE"/>
               <w:right w:val="single" w:sz="4" w:color="D0D7DE"/>
             </w:tcBorders>
+            <w:tcMar>
+              <w:top w:w="40" w:type="dxa"/>
+              <w:left w:w="80" w:type="dxa"/>
+              <w:bottom w:w="40" w:type="dxa"/>
+              <w:right w:w="80" w:type="dxa"/>
+            </w:tcMar>
           </w:tcPr>
           <w:p>
+            <w:pPr>
+              <w:spacing w:after="0"/>
+            </w:pPr>
             <w:r/>
             <w:r>
               <w:rPr>
                 <w:rFonts w:ascii="Calibri" w:hAnsi="Calibri" w:eastAsia="Calibri"/>
                 <w:b w:val="0"/>
-                <w:i w:val="0"/>
                 <w:sz w:val="20"/>
               </w:rPr>
               <w:t>Login fails</w:t>
@@ -1978,21 +6108,29 @@
         </w:tc>
         <w:tc>
           <w:tcPr>
-            <w:tcW w:type="dxa" w:w="5904"/>
+            <w:tcW w:type="dxa" w:w="6768"/>
             <w:tcBorders>
               <w:top w:val="single" w:sz="4" w:color="D0D7DE"/>
               <w:left w:val="single" w:sz="4" w:color="D0D7DE"/>
               <w:bottom w:val="single" w:sz="4" w:color="D0D7DE"/>
               <w:right w:val="single" w:sz="4" w:color="D0D7DE"/>
             </w:tcBorders>
+            <w:tcMar>
+              <w:top w:w="40" w:type="dxa"/>
+              <w:left w:w="80" w:type="dxa"/>
+              <w:bottom w:w="40" w:type="dxa"/>
+              <w:right w:w="80" w:type="dxa"/>
+            </w:tcMar>
           </w:tcPr>
           <w:p>
+            <w:pPr>
+              <w:spacing w:after="0"/>
+            </w:pPr>
             <w:r/>
             <w:r>
               <w:rPr>
                 <w:rFonts w:ascii="Calibri" w:hAnsi="Calibri" w:eastAsia="Calibri"/>
                 <w:b w:val="0"/>
-                <w:i w:val="0"/>
                 <w:sz w:val="20"/>
               </w:rPr>
               <w:t>BASE_URL, SF_USERNAME, and SF_PASSWORD in .env; MFA if required</w:t>
@@ -2001,9 +6139,12 @@
         </w:tc>
       </w:tr>
       <w:tr>
+        <w:trPr>
+          <w:cantSplit/>
+        </w:trPr>
         <w:tc>
           <w:tcPr>
-            <w:tcW w:type="dxa" w:w="3600"/>
+            <w:tcW w:type="dxa" w:w="3312"/>
             <w:shd w:fill="F7F9FB" w:val="clear"/>
             <w:tcBorders>
               <w:top w:val="single" w:sz="4" w:color="D0D7DE"/>
@@ -2011,14 +6152,22 @@
               <w:bottom w:val="single" w:sz="4" w:color="D0D7DE"/>
               <w:right w:val="single" w:sz="4" w:color="D0D7DE"/>
             </w:tcBorders>
+            <w:tcMar>
+              <w:top w:w="40" w:type="dxa"/>
+              <w:left w:w="80" w:type="dxa"/>
+              <w:bottom w:w="40" w:type="dxa"/>
+              <w:right w:w="80" w:type="dxa"/>
+            </w:tcMar>
           </w:tcPr>
           <w:p>
+            <w:pPr>
+              <w:spacing w:after="0"/>
+            </w:pPr>
             <w:r/>
             <w:r>
               <w:rPr>
                 <w:rFonts w:ascii="Calibri" w:hAnsi="Calibri" w:eastAsia="Calibri"/>
                 <w:b w:val="0"/>
-                <w:i w:val="0"/>
                 <w:sz w:val="20"/>
               </w:rPr>
               <w:t>Browser opens unexpectedly</w:t>
@@ -2027,7 +6176,7 @@
         </w:tc>
         <w:tc>
           <w:tcPr>
-            <w:tcW w:type="dxa" w:w="5904"/>
+            <w:tcW w:type="dxa" w:w="6768"/>
             <w:shd w:fill="F7F9FB" w:val="clear"/>
             <w:tcBorders>
               <w:top w:val="single" w:sz="4" w:color="D0D7DE"/>
@@ -2035,14 +6184,22 @@
               <w:bottom w:val="single" w:sz="4" w:color="D0D7DE"/>
               <w:right w:val="single" w:sz="4" w:color="D0D7DE"/>
             </w:tcBorders>
+            <w:tcMar>
+              <w:top w:w="40" w:type="dxa"/>
+              <w:left w:w="80" w:type="dxa"/>
+              <w:bottom w:w="40" w:type="dxa"/>
+              <w:right w:w="80" w:type="dxa"/>
+            </w:tcMar>
           </w:tcPr>
           <w:p>
+            <w:pPr>
+              <w:spacing w:after="0"/>
+            </w:pPr>
             <w:r/>
             <w:r>
               <w:rPr>
                 <w:rFonts w:ascii="Calibri" w:hAnsi="Calibri" w:eastAsia="Calibri"/>
                 <w:b w:val="0"/>
-                <w:i w:val="0"/>
                 <w:sz w:val="20"/>
               </w:rPr>
               <w:t>Set HEADLESS=true and use npm run bdd (not bdd:headed)</w:t>
@@ -2051,23 +6208,34 @@
         </w:tc>
       </w:tr>
       <w:tr>
+        <w:trPr>
+          <w:cantSplit/>
+        </w:trPr>
         <w:tc>
           <w:tcPr>
-            <w:tcW w:type="dxa" w:w="3600"/>
+            <w:tcW w:type="dxa" w:w="3312"/>
             <w:tcBorders>
               <w:top w:val="single" w:sz="4" w:color="D0D7DE"/>
               <w:left w:val="single" w:sz="4" w:color="D0D7DE"/>
               <w:bottom w:val="single" w:sz="4" w:color="D0D7DE"/>
               <w:right w:val="single" w:sz="4" w:color="D0D7DE"/>
             </w:tcBorders>
+            <w:tcMar>
+              <w:top w:w="40" w:type="dxa"/>
+              <w:left w:w="80" w:type="dxa"/>
+              <w:bottom w:w="40" w:type="dxa"/>
+              <w:right w:w="80" w:type="dxa"/>
+            </w:tcMar>
           </w:tcPr>
           <w:p>
+            <w:pPr>
+              <w:spacing w:after="0"/>
+            </w:pPr>
             <w:r/>
             <w:r>
               <w:rPr>
                 <w:rFonts w:ascii="Calibri" w:hAnsi="Calibri" w:eastAsia="Calibri"/>
                 <w:b w:val="0"/>
-                <w:i w:val="0"/>
                 <w:sz w:val="20"/>
               </w:rPr>
               <w:t>Command not found / scripts fail</w:t>
@@ -2076,21 +6244,29 @@
         </w:tc>
         <w:tc>
           <w:tcPr>
-            <w:tcW w:type="dxa" w:w="5904"/>
+            <w:tcW w:type="dxa" w:w="6768"/>
             <w:tcBorders>
               <w:top w:val="single" w:sz="4" w:color="D0D7DE"/>
               <w:left w:val="single" w:sz="4" w:color="D0D7DE"/>
               <w:bottom w:val="single" w:sz="4" w:color="D0D7DE"/>
               <w:right w:val="single" w:sz="4" w:color="D0D7DE"/>
             </w:tcBorders>
+            <w:tcMar>
+              <w:top w:w="40" w:type="dxa"/>
+              <w:left w:w="80" w:type="dxa"/>
+              <w:bottom w:w="40" w:type="dxa"/>
+              <w:right w:w="80" w:type="dxa"/>
+            </w:tcMar>
           </w:tcPr>
           <w:p>
+            <w:pPr>
+              <w:spacing w:after="0"/>
+            </w:pPr>
             <w:r/>
             <w:r>
               <w:rPr>
                 <w:rFonts w:ascii="Calibri" w:hAnsi="Calibri" w:eastAsia="Calibri"/>
                 <w:b w:val="0"/>
-                <w:i w:val="0"/>
                 <w:sz w:val="20"/>
               </w:rPr>
               <w:t>Confirm you are in the project root (package.json visible) and ran npm install</w:t>
@@ -2099,9 +6275,12 @@
         </w:tc>
       </w:tr>
       <w:tr>
+        <w:trPr>
+          <w:cantSplit/>
+        </w:trPr>
         <w:tc>
           <w:tcPr>
-            <w:tcW w:type="dxa" w:w="3600"/>
+            <w:tcW w:type="dxa" w:w="3312"/>
             <w:shd w:fill="F7F9FB" w:val="clear"/>
             <w:tcBorders>
               <w:top w:val="single" w:sz="4" w:color="D0D7DE"/>
@@ -2109,14 +6288,90 @@
               <w:bottom w:val="single" w:sz="4" w:color="D0D7DE"/>
               <w:right w:val="single" w:sz="4" w:color="D0D7DE"/>
             </w:tcBorders>
+            <w:tcMar>
+              <w:top w:w="40" w:type="dxa"/>
+              <w:left w:w="80" w:type="dxa"/>
+              <w:bottom w:w="40" w:type="dxa"/>
+              <w:right w:w="80" w:type="dxa"/>
+            </w:tcMar>
           </w:tcPr>
           <w:p>
+            <w:pPr>
+              <w:spacing w:after="0"/>
+            </w:pPr>
             <w:r/>
             <w:r>
               <w:rPr>
                 <w:rFonts w:ascii="Calibri" w:hAnsi="Calibri" w:eastAsia="Calibri"/>
                 <w:b w:val="0"/>
-                <w:i w:val="0"/>
+                <w:sz w:val="20"/>
+              </w:rPr>
+              <w:t>Wrong scenarios run</w:t>
+            </w:r>
+          </w:p>
+        </w:tc>
+        <w:tc>
+          <w:tcPr>
+            <w:tcW w:type="dxa" w:w="6768"/>
+            <w:shd w:fill="F7F9FB" w:val="clear"/>
+            <w:tcBorders>
+              <w:top w:val="single" w:sz="4" w:color="D0D7DE"/>
+              <w:left w:val="single" w:sz="4" w:color="D0D7DE"/>
+              <w:bottom w:val="single" w:sz="4" w:color="D0D7DE"/>
+              <w:right w:val="single" w:sz="4" w:color="D0D7DE"/>
+            </w:tcBorders>
+            <w:tcMar>
+              <w:top w:w="40" w:type="dxa"/>
+              <w:left w:w="80" w:type="dxa"/>
+              <w:bottom w:w="40" w:type="dxa"/>
+              <w:right w:w="80" w:type="dxa"/>
+            </w:tcMar>
+          </w:tcPr>
+          <w:p>
+            <w:pPr>
+              <w:spacing w:after="0"/>
+            </w:pPr>
+            <w:r/>
+            <w:r>
+              <w:rPr>
+                <w:rFonts w:ascii="Calibri" w:hAnsi="Calibri" w:eastAsia="Calibri"/>
+                <w:b w:val="0"/>
+                <w:sz w:val="20"/>
+              </w:rPr>
+              <w:t>Use the unique tag from line 1 of the .feature file, with quotes: npm run bdd:tags "@AgreeAllError"</w:t>
+            </w:r>
+          </w:p>
+        </w:tc>
+      </w:tr>
+      <w:tr>
+        <w:trPr>
+          <w:cantSplit/>
+        </w:trPr>
+        <w:tc>
+          <w:tcPr>
+            <w:tcW w:type="dxa" w:w="3312"/>
+            <w:tcBorders>
+              <w:top w:val="single" w:sz="4" w:color="D0D7DE"/>
+              <w:left w:val="single" w:sz="4" w:color="D0D7DE"/>
+              <w:bottom w:val="single" w:sz="4" w:color="D0D7DE"/>
+              <w:right w:val="single" w:sz="4" w:color="D0D7DE"/>
+            </w:tcBorders>
+            <w:tcMar>
+              <w:top w:w="40" w:type="dxa"/>
+              <w:left w:w="80" w:type="dxa"/>
+              <w:bottom w:w="40" w:type="dxa"/>
+              <w:right w:w="80" w:type="dxa"/>
+            </w:tcMar>
+          </w:tcPr>
+          <w:p>
+            <w:pPr>
+              <w:spacing w:after="0"/>
+            </w:pPr>
+            <w:r/>
+            <w:r>
+              <w:rPr>
+                <w:rFonts w:ascii="Calibri" w:hAnsi="Calibri" w:eastAsia="Calibri"/>
+                <w:b w:val="0"/>
                 <w:sz w:val="20"/>
               </w:rPr>
               <w:t>Playwright browser missing</w:t>
@@ -2125,22 +6380,29 @@
         </w:tc>
         <w:tc>
           <w:tcPr>
-            <w:tcW w:type="dxa" w:w="5904"/>
-            <w:shd w:fill="F7F9FB" w:val="clear"/>
+            <w:tcW w:type="dxa" w:w="6768"/>
             <w:tcBorders>
               <w:top w:val="single" w:sz="4" w:color="D0D7DE"/>
               <w:left w:val="single" w:sz="4" w:color="D0D7DE"/>
               <w:bottom w:val="single" w:sz="4" w:color="D0D7DE"/>
               <w:right w:val="single" w:sz="4" w:color="D0D7DE"/>
             </w:tcBorders>
+            <w:tcMar>
+              <w:top w:w="40" w:type="dxa"/>
+              <w:left w:w="80" w:type="dxa"/>
+              <w:bottom w:w="40" w:type="dxa"/>
+              <w:right w:w="80" w:type="dxa"/>
+            </w:tcMar>
           </w:tcPr>
           <w:p>
+            <w:pPr>
+              <w:spacing w:after="0"/>
+            </w:pPr>
             <w:r/>
             <w:r>
               <w:rPr>
                 <w:rFonts w:ascii="Calibri" w:hAnsi="Calibri" w:eastAsia="Calibri"/>
                 <w:b w:val="0"/>
-                <w:i w:val="0"/>
                 <w:sz w:val="20"/>
               </w:rPr>
               <w:t>Run npx playwright install again</w:t>
@@ -2149,23 +6411,35 @@
         </w:tc>
       </w:tr>
       <w:tr>
+        <w:trPr>
+          <w:cantSplit/>
+        </w:trPr>
         <w:tc>
           <w:tcPr>
-            <w:tcW w:type="dxa" w:w="3600"/>
+            <w:tcW w:type="dxa" w:w="3312"/>
+            <w:shd w:fill="F7F9FB" w:val="clear"/>
             <w:tcBorders>
               <w:top w:val="single" w:sz="4" w:color="D0D7DE"/>
               <w:left w:val="single" w:sz="4" w:color="D0D7DE"/>
               <w:bottom w:val="single" w:sz="4" w:color="D0D7DE"/>
               <w:right w:val="single" w:sz="4" w:color="D0D7DE"/>
             </w:tcBorders>
+            <w:tcMar>
+              <w:top w:w="40" w:type="dxa"/>
+              <w:left w:w="80" w:type="dxa"/>
+              <w:bottom w:w="40" w:type="dxa"/>
+              <w:right w:w="80" w:type="dxa"/>
+            </w:tcMar>
           </w:tcPr>
           <w:p>
+            <w:pPr>
+              <w:spacing w:after="0"/>
+            </w:pPr>
             <w:r/>
             <w:r>
               <w:rPr>
                 <w:rFonts w:ascii="Calibri" w:hAnsi="Calibri" w:eastAsia="Calibri"/>
                 <w:b w:val="0"/>
-                <w:i w:val="0"/>
                 <w:sz w:val="20"/>
               </w:rPr>
               <w:t>Steps not recognized in a .feature file</w:t>
@@ -2174,21 +6448,30 @@
         </w:tc>
         <w:tc>
           <w:tcPr>
-            <w:tcW w:type="dxa" w:w="5904"/>
+            <w:tcW w:type="dxa" w:w="6768"/>
+            <w:shd w:fill="F7F9FB" w:val="clear"/>
             <w:tcBorders>
               <w:top w:val="single" w:sz="4" w:color="D0D7DE"/>
               <w:left w:val="single" w:sz="4" w:color="D0D7DE"/>
               <w:bottom w:val="single" w:sz="4" w:color="D0D7DE"/>
               <w:right w:val="single" w:sz="4" w:color="D0D7DE"/>
             </w:tcBorders>
+            <w:tcMar>
+              <w:top w:w="40" w:type="dxa"/>
+              <w:left w:w="80" w:type="dxa"/>
+              <w:bottom w:w="40" w:type="dxa"/>
+              <w:right w:w="80" w:type="dxa"/>
+            </w:tcMar>
           </w:tcPr>
           <w:p>
+            <w:pPr>
+              <w:spacing w:after="0"/>
+            </w:pPr>
             <w:r/>
             <w:r>
               <w:rPr>
                 <w:rFonts w:ascii="Calibri" w:hAnsi="Calibri" w:eastAsia="Calibri"/>
                 <w:b w:val="0"/>
-                <w:i w:val="0"/>
                 <w:sz w:val="20"/>
               </w:rPr>
               <w:t>Install the Cucumber extension and reload the VS Code window</w:t>
@@ -2199,18 +6482,17 @@
     </w:tbl>
     <w:p>
       <w:pPr>
-        <w:spacing w:after="80"/>
+        <w:spacing w:after="40" w:before="0"/>
       </w:pPr>
     </w:p>
     <w:p>
       <w:pPr>
-        <w:spacing w:before="320" w:after="120"/>
+        <w:spacing w:before="280" w:after="80"/>
       </w:pPr>
       <w:r>
         <w:rPr>
           <w:rFonts w:ascii="Calibri" w:hAnsi="Calibri" w:eastAsia="Calibri"/>
           <w:b/>
-          <w:i w:val="0"/>
           <w:color w:val="1F3A5F"/>
           <w:sz w:val="32"/>
         </w:rPr>
@@ -2219,17 +6501,16 @@
     </w:p>
     <w:p>
       <w:pPr>
-        <w:spacing w:before="80" w:after="160"/>
-        <w:ind w:left="216"/>
+        <w:spacing w:before="40" w:after="160"/>
+        <w:ind w:left="173"/>
         <w:shd w:fill="F4F6F8" w:val="clear"/>
       </w:pPr>
       <w:r>
         <w:rPr>
           <w:rFonts w:ascii="Consolas" w:hAnsi="Consolas" w:eastAsia="Consolas"/>
           <w:b w:val="0"/>
-          <w:i w:val="0"/>
           <w:color w:val="1A1A1A"/>
-          <w:sz w:val="20"/>
+          <w:sz w:val="18"/>
         </w:rPr>
         <w:t># Install</w:t>
         <w:br/>
@@ -2245,15 +6526,30 @@
         <w:t># Copy-Item .env.example .env # Windows PowerShell</w:t>
         <w:br/>
         <w:br/>
-        <w:t># Run</w:t>
+        <w:t># Run everything</w:t>
         <w:br/>
         <w:t>npm run bdd</w:t>
         <w:br/>
-        <w:t>npm run bdd:tags "@Auditor1"</w:t>
+        <w:br/>
+        <w:t># Run one feature by tag (quotes required)</w:t>
+        <w:br/>
+        <w:t>npm run bdd:tags "@AgreeAllError"</w:t>
         <w:br/>
         <w:t>npm run bdd:tags "@AuditorPrepaymentMatchingClaimsPositive"</w:t>
         <w:br/>
+        <w:br/>
+        <w:t># Run several tags</w:t>
+        <w:br/>
+        <w:t>npm run bdd:tags "@Regression and @AgreeAllError"</w:t>
+        <w:br/>
+        <w:t>npm run bdd:tags "@Auditor1 or @AgreeAllError"</w:t>
+        <w:br/>
+        <w:br/>
+        <w:t># Visible browser</w:t>
+        <w:br/>
         <w:t>npm run bdd:headed</w:t>
+        <w:br/>
+        <w:t>HEADLESS=false npm run bdd:tags "@AgreeAllError"</w:t>
         <w:br/>
         <w:br/>
         <w:t># Reports</w:t>
@@ -2263,7 +6559,7 @@
     </w:p>
     <w:sectPr>
       <w:pgSz w:w="12240" w:h="15840"/>
-      <w:pgMar w:top="1224" w:right="1296" w:bottom="1224" w:left="1296" w:header="720" w:footer="720" w:gutter="0"/>
+      <w:pgMar w:top="1080" w:right="1080" w:bottom="1080" w:left="1080" w:header="720" w:footer="720" w:gutter="0"/>
       <w:cols w:space="720"/>
       <w:docGrid w:linePitch="360"/>
     </w:sectPr>
